--- a/CSC1001_Midterm_2025.docx
+++ b/CSC1001_Midterm_2025.docx
@@ -1,283 +1,57 @@
 
 <file path=word/document.xml><?xml version="1.0" encoding="utf-8"?>
-<w:document xmlns:wpc="http://schemas.microsoft.com/office/word/2010/wordprocessingCanvas" xmlns:cx="http://schemas.microsoft.com/office/drawing/2014/chartex" xmlns:cx1="http://schemas.microsoft.com/office/drawing/2015/9/8/chartex" xmlns:cx2="http://schemas.microsoft.com/office/drawing/2015/10/21/chartex" xmlns:cx3="http://schemas.microsoft.com/office/drawing/2016/5/9/chartex" xmlns:cx4="http://schemas.microsoft.com/office/drawing/2016/5/10/chartex" xmlns:cx5="http://schemas.microsoft.com/office/drawing/2016/5/11/chartex" xmlns:cx6="http://schemas.microsoft.com/office/drawing/2016/5/12/chartex" xmlns:cx7="http://schemas.microsoft.com/office/drawing/2016/5/13/chartex" xmlns:cx8="http://schemas.microsoft.com/office/drawing/2016/5/14/chartex" xmlns:mc="http://schemas.openxmlformats.org/markup-compatibility/2006" xmlns:aink="http://schemas.microsoft.com/office/drawing/2016/ink" xmlns:am3d="http://schemas.microsoft.com/office/drawing/2017/model3d" xmlns:o="urn:schemas-microsoft-com:office:office" xmlns:oel="http://schemas.microsoft.com/office/2019/extlst" xmlns:r="http://schemas.openxmlformats.org/officeDocument/2006/relationships" xmlns:m="http://schemas.openxmlformats.org/officeDocument/2006/math" xmlns:v="urn:schemas-microsoft-com:vml" xmlns:wp14="http://schemas.microsoft.com/office/word/2010/wordprocessingDrawing" xmlns:wp="http://schemas.openxmlformats.org/drawingml/2006/wordprocessingDrawing" xmlns:w10="urn:schemas-microsoft-com:office:word" xmlns:w="http://schemas.openxmlformats.org/wordprocessingml/2006/main" xmlns:w14="http://schemas.microsoft.com/office/word/2010/wordml" xmlns:w15="http://schemas.microsoft.com/office/word/2012/wordml" xmlns:w16cex="http://schemas.microsoft.com/office/word/2018/wordml/cex" xmlns:w16cid="http://schemas.microsoft.com/office/word/2016/wordml/cid" xmlns:w16="http://schemas.microsoft.com/office/word/2018/wordml" xmlns:w16du="http://schemas.microsoft.com/office/word/2023/wordml/word16du" xmlns:w16sdtdh="http://schemas.microsoft.com/office/word/2020/wordml/sdtdatahash" xmlns:w16sdtfl="http://schemas.microsoft.com/office/word/2024/wordml/sdtformatlock" xmlns:w16se="http://schemas.microsoft.com/office/word/2015/wordml/symex" xmlns:wpg="http://schemas.microsoft.com/office/word/2010/wordprocessingGroup" xmlns:wpi="http://schemas.microsoft.com/office/word/2010/wordprocessingInk" xmlns:wne="http://schemas.microsoft.com/office/word/2006/wordml" xmlns:wps="http://schemas.microsoft.com/office/word/2010/wordprocessingShape" mc:Ignorable="w14 w15 w16se w16cid w16 w16cex w16sdtdh w16sdtfl w16du wp14">
+<w:document xmlns:wpc="http://schemas.microsoft.com/office/word/2010/wordprocessingCanvas" xmlns:mc="http://schemas.openxmlformats.org/markup-compatibility/2006" xmlns:o="urn:schemas-microsoft-com:office:office" xmlns:r="http://schemas.openxmlformats.org/officeDocument/2006/relationships" xmlns:m="http://schemas.openxmlformats.org/officeDocument/2006/math" xmlns:v="urn:schemas-microsoft-com:vml" xmlns:wp14="http://schemas.microsoft.com/office/word/2010/wordprocessingDrawing" xmlns:wp="http://schemas.openxmlformats.org/drawingml/2006/wordprocessingDrawing" xmlns:w10="urn:schemas-microsoft-com:office:word" xmlns:w="http://schemas.openxmlformats.org/wordprocessingml/2006/main" xmlns:w14="http://schemas.microsoft.com/office/word/2010/wordml" xmlns:w15="http://schemas.microsoft.com/office/word/2012/wordml" xmlns:w16se="http://schemas.microsoft.com/office/word/2015/wordml/symex" xmlns:w16cid="http://schemas.microsoft.com/office/word/2016/wordml/cid" xmlns:w16="http://schemas.microsoft.com/office/word/2018/wordml" xmlns:w16cex="http://schemas.microsoft.com/office/word/2018/wordml/cex" xmlns:w16sdtdh="http://schemas.microsoft.com/office/word/2020/wordml/sdtdatahash" xmlns:wne="http://schemas.microsoft.com/office/word/2006/wordml" xmlns:wpg="http://schemas.microsoft.com/office/word/2010/wordprocessingGroup" xmlns:wps="http://schemas.microsoft.com/office/word/2010/wordprocessingShape" mc:Ignorable="w14 w15 w16se w16cid w16 w16cex w16sdtdh wp14">
   <w:body>
     <w:p>
       <w:pPr>
         <w:jc w:val="center"/>
         <w:rPr>
           <w:rFonts w:ascii="Times New Roman" w:hAnsi="Times New Roman"/>
-          <w:lang w:val="en-US"/>
-        </w:rPr>
-      </w:pPr>
-      <w:r>
-        <w:rPr>
-          <w:rFonts w:ascii="Times New Roman" w:hAnsi="Times New Roman"/>
-          <w:noProof/>
-          <w:lang w:val="en-US" w:eastAsia="zh-CN"/>
-        </w:rPr>
-        <mc:AlternateContent>
-          <mc:Choice Requires="wps">
-            <w:drawing>
-              <wp:anchor distT="0" distB="0" distL="114300" distR="114300" simplePos="0" relativeHeight="251659264" behindDoc="0" locked="0" layoutInCell="1" allowOverlap="1" wp14:anchorId="7A44247D" wp14:editId="2338CABF">
-                <wp:simplePos x="0" y="0"/>
-                <wp:positionH relativeFrom="column">
-                  <wp:posOffset>-457200</wp:posOffset>
-                </wp:positionH>
-                <wp:positionV relativeFrom="paragraph">
-                  <wp:posOffset>-121285</wp:posOffset>
-                </wp:positionV>
-                <wp:extent cx="3429000" cy="1143000"/>
-                <wp:effectExtent l="0" t="0" r="0" b="0"/>
-                <wp:wrapTight wrapText="bothSides">
-                  <wp:wrapPolygon edited="0">
-                    <wp:start x="240" y="1080"/>
-                    <wp:lineTo x="240" y="20520"/>
-                    <wp:lineTo x="21240" y="20520"/>
-                    <wp:lineTo x="21240" y="1080"/>
-                    <wp:lineTo x="240" y="1080"/>
-                  </wp:wrapPolygon>
-                </wp:wrapTight>
-                <wp:docPr id="1" name="Text Box 2"/>
-                <wp:cNvGraphicFramePr>
-                  <a:graphicFrameLocks xmlns:a="http://schemas.openxmlformats.org/drawingml/2006/main"/>
-                </wp:cNvGraphicFramePr>
-                <a:graphic xmlns:a="http://schemas.openxmlformats.org/drawingml/2006/main">
-                  <a:graphicData uri="http://schemas.microsoft.com/office/word/2010/wordprocessingShape">
-                    <wps:wsp>
-                      <wps:cNvSpPr txBox="1">
-                        <a:spLocks noChangeArrowheads="1"/>
-                      </wps:cNvSpPr>
-                      <wps:spPr bwMode="auto">
-                        <a:xfrm>
-                          <a:off x="0" y="0"/>
-                          <a:ext cx="3429000" cy="1143000"/>
-                        </a:xfrm>
-                        <a:prstGeom prst="rect">
-                          <a:avLst/>
-                        </a:prstGeom>
-                        <a:noFill/>
-                        <a:ln>
-                          <a:noFill/>
-                        </a:ln>
-                      </wps:spPr>
-                      <wps:txbx>
-                        <w:txbxContent>
-                          <w:p>
-                            <w:pPr>
-                              <w:rPr>
-                                <w:rFonts w:ascii="Arial" w:hAnsi="Arial"/>
-                                <w:sz w:val="20"/>
-                                <w:lang w:val="en-US"/>
-                              </w:rPr>
-                            </w:pPr>
-                            <w:r>
-                              <w:rPr>
-                                <w:rFonts w:ascii="Arial" w:hAnsi="Arial"/>
-                                <w:sz w:val="20"/>
-                                <w:lang w:val="en-US"/>
-                              </w:rPr>
-                              <w:t>Desk Number</w:t>
-                            </w:r>
-                            <w:r>
-                              <w:rPr>
-                                <w:rFonts w:ascii="Arial" w:hAnsi="Arial"/>
-                                <w:sz w:val="20"/>
-                                <w:lang w:val="en-US"/>
-                              </w:rPr>
-                              <w:tab/>
-                            </w:r>
-                            <w:r>
-                              <w:rPr>
-                                <w:rFonts w:ascii="Arial" w:hAnsi="Arial"/>
-                                <w:sz w:val="20"/>
-                                <w:lang w:val="en-US"/>
-                              </w:rPr>
-                              <w:tab/>
-                              <w:t>________</w:t>
-                            </w:r>
-                          </w:p>
-                          <w:p>
-                            <w:pPr>
-                              <w:rPr>
-                                <w:rFonts w:ascii="Arial" w:hAnsi="Arial"/>
-                                <w:sz w:val="20"/>
-                                <w:lang w:val="en-US"/>
-                              </w:rPr>
-                            </w:pPr>
-                            <w:r>
-                              <w:rPr>
-                                <w:rFonts w:ascii="Arial" w:hAnsi="Arial"/>
-                                <w:sz w:val="20"/>
-                                <w:lang w:val="en-US"/>
-                              </w:rPr>
-                              <w:t>Student Number</w:t>
-                            </w:r>
-                            <w:r>
-                              <w:rPr>
-                                <w:rFonts w:ascii="Arial" w:hAnsi="Arial"/>
-                                <w:sz w:val="20"/>
-                                <w:lang w:val="en-US"/>
-                              </w:rPr>
-                              <w:tab/>
-                              <w:t>_______________________</w:t>
-                            </w:r>
-                          </w:p>
-                          <w:p>
-                            <w:pPr>
-                              <w:rPr>
-                                <w:rFonts w:ascii="Arial" w:hAnsi="Arial"/>
-                                <w:sz w:val="20"/>
-                                <w:lang w:val="en-US"/>
-                              </w:rPr>
-                            </w:pPr>
-                            <w:r>
-                              <w:rPr>
-                                <w:rFonts w:ascii="Arial" w:hAnsi="Arial"/>
-                                <w:sz w:val="20"/>
-                                <w:lang w:val="en-US"/>
-                              </w:rPr>
-                              <w:t>Student Name</w:t>
-                            </w:r>
-                            <w:r>
-                              <w:rPr>
-                                <w:rFonts w:ascii="Arial" w:hAnsi="Arial"/>
-                                <w:sz w:val="20"/>
-                                <w:lang w:val="en-US"/>
-                              </w:rPr>
-                              <w:tab/>
-                            </w:r>
-                            <w:r>
-                              <w:rPr>
-                                <w:rFonts w:ascii="Arial" w:hAnsi="Arial"/>
-                                <w:sz w:val="20"/>
-                                <w:lang w:val="en-US"/>
-                              </w:rPr>
-                              <w:tab/>
-                              <w:t>_______________________</w:t>
-                            </w:r>
-                          </w:p>
-                        </w:txbxContent>
-                      </wps:txbx>
-                      <wps:bodyPr rot="0" vert="horz" wrap="square" lIns="91440" tIns="91440" rIns="91440" bIns="91440" anchor="t" anchorCtr="0" upright="1">
-                        <a:noAutofit/>
-                      </wps:bodyPr>
-                    </wps:wsp>
-                  </a:graphicData>
-                </a:graphic>
-              </wp:anchor>
-            </w:drawing>
-          </mc:Choice>
-          <mc:Fallback>
-            <w:pict>
-              <v:shapetype w14:anchorId="7A44247D" id="_x0000_t202" coordsize="21600,21600" o:spt="202" path="m,l,21600r21600,l21600,xe">
-                <v:stroke joinstyle="miter"/>
-                <v:path gradientshapeok="t" o:connecttype="rect"/>
-              </v:shapetype>
-              <v:shape id="Text Box 2" o:spid="_x0000_s1026" type="#_x0000_t202" style="position:absolute;left:0;text-align:left;margin-left:-36pt;margin-top:-9.55pt;width:270pt;height:90pt;z-index:251659264;visibility:visible;mso-wrap-style:square;mso-wrap-distance-left:9pt;mso-wrap-distance-top:0;mso-wrap-distance-right:9pt;mso-wrap-distance-bottom:0;mso-position-horizontal:absolute;mso-position-horizontal-relative:text;mso-position-vertical:absolute;mso-position-vertical-relative:text;v-text-anchor:top" o:gfxdata="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" filled="f" stroked="f">
-                <v:textbox inset=",7.2pt,,7.2pt">
-                  <w:txbxContent>
-                    <w:p>
-                      <w:pPr>
-                        <w:rPr>
-                          <w:rFonts w:ascii="Arial" w:hAnsi="Arial"/>
-                          <w:sz w:val="20"/>
-                          <w:lang w:val="en-US"/>
-                        </w:rPr>
-                      </w:pPr>
-                      <w:r>
-                        <w:rPr>
-                          <w:rFonts w:ascii="Arial" w:hAnsi="Arial"/>
-                          <w:sz w:val="20"/>
-                          <w:lang w:val="en-US"/>
-                        </w:rPr>
-                        <w:t>Desk Number</w:t>
-                      </w:r>
-                      <w:r>
-                        <w:rPr>
-                          <w:rFonts w:ascii="Arial" w:hAnsi="Arial"/>
-                          <w:sz w:val="20"/>
-                          <w:lang w:val="en-US"/>
-                        </w:rPr>
-                        <w:tab/>
-                      </w:r>
-                      <w:r>
-                        <w:rPr>
-                          <w:rFonts w:ascii="Arial" w:hAnsi="Arial"/>
-                          <w:sz w:val="20"/>
-                          <w:lang w:val="en-US"/>
-                        </w:rPr>
-                        <w:tab/>
-                        <w:t>________</w:t>
-                      </w:r>
-                    </w:p>
-                    <w:p>
-                      <w:pPr>
-                        <w:rPr>
-                          <w:rFonts w:ascii="Arial" w:hAnsi="Arial"/>
-                          <w:sz w:val="20"/>
-                          <w:lang w:val="en-US"/>
-                        </w:rPr>
-                      </w:pPr>
-                      <w:r>
-                        <w:rPr>
-                          <w:rFonts w:ascii="Arial" w:hAnsi="Arial"/>
-                          <w:sz w:val="20"/>
-                          <w:lang w:val="en-US"/>
-                        </w:rPr>
-                        <w:t>Student Number</w:t>
-                      </w:r>
-                      <w:r>
-                        <w:rPr>
-                          <w:rFonts w:ascii="Arial" w:hAnsi="Arial"/>
-                          <w:sz w:val="20"/>
-                          <w:lang w:val="en-US"/>
-                        </w:rPr>
-                        <w:tab/>
-                        <w:t>_______________________</w:t>
-                      </w:r>
-                    </w:p>
-                    <w:p>
-                      <w:pPr>
-                        <w:rPr>
-                          <w:rFonts w:ascii="Arial" w:hAnsi="Arial"/>
-                          <w:sz w:val="20"/>
-                          <w:lang w:val="en-US"/>
-                        </w:rPr>
-                      </w:pPr>
-                      <w:r>
-                        <w:rPr>
-                          <w:rFonts w:ascii="Arial" w:hAnsi="Arial"/>
-                          <w:sz w:val="20"/>
-                          <w:lang w:val="en-US"/>
-                        </w:rPr>
-                        <w:t>Student Name</w:t>
-                      </w:r>
-                      <w:r>
-                        <w:rPr>
-                          <w:rFonts w:ascii="Arial" w:hAnsi="Arial"/>
-                          <w:sz w:val="20"/>
-                          <w:lang w:val="en-US"/>
-                        </w:rPr>
-                        <w:tab/>
-                      </w:r>
-                      <w:r>
-                        <w:rPr>
-                          <w:rFonts w:ascii="Arial" w:hAnsi="Arial"/>
-                          <w:sz w:val="20"/>
-                          <w:lang w:val="en-US"/>
-                        </w:rPr>
-                        <w:tab/>
-                        <w:t>_______________________</w:t>
-                      </w:r>
-                    </w:p>
-                  </w:txbxContent>
-                </v:textbox>
-                <w10:wrap type="tight"/>
-              </v:shape>
-            </w:pict>
-          </mc:Fallback>
-        </mc:AlternateContent>
+        </w:rPr>
+      </w:pPr>
+      <w:r>
+        <w:drawing>
+          <wp:anchor distT="0" distB="0" distL="114300" distR="114300" simplePos="0" relativeHeight="251658240" behindDoc="0" locked="0" layoutInCell="1" allowOverlap="1">
+            <wp:simplePos x="0" y="0"/>
+            <wp:positionH relativeFrom="column">
+              <wp:posOffset>-457200</wp:posOffset>
+            </wp:positionH>
+            <wp:positionV relativeFrom="paragraph">
+              <wp:posOffset>-121285</wp:posOffset>
+            </wp:positionV>
+            <wp:extent cx="3429000" cy="1143000"/>
+            <wp:effectExtent l="0" t="0" r="0" b="0"/>
+            <wp:wrapTight wrapText="bothSides">
+              <wp:wrapPolygon edited="0">
+                <wp:start x="0" y="0"/>
+                <wp:lineTo x="0" y="21600"/>
+                <wp:lineTo x="21600" y="21600"/>
+                <wp:lineTo x="21600" y="0"/>
+                <wp:lineTo x="0" y="0"/>
+              </wp:wrapPolygon>
+            </wp:wrapTight>
+            <wp:docPr id="1" name="Shape 1"/>
+            <wp:cNvGraphicFramePr/>
+            <a:graphic xmlns:a="http://schemas.openxmlformats.org/drawingml/2006/main">
+              <a:graphicData uri="http://schemas.microsoft.com/office/word/2010/wordprocessingShape">
+                <wps:wsp>
+                  <wps:cNvSpPr/>
+                  <wps:spPr>
+                    <a:xfrm>
+                      <a:off x="0" y="0"/>
+                      <a:ext cx="3429000" cy="1143000"/>
+                    </a:xfrm>
+                    <a:prstGeom prst="rect">
+                      <a:avLst/>
+                    </a:prstGeom>
+                    <a:noFill/>
+                  </wps:spPr>
+                  <wps:bodyPr rot="0" vert="horz" lIns="95250" tIns="95250" rIns="95250" bIns="95250"/>
+                </wps:wsp>
+              </a:graphicData>
+            </a:graphic>
+          </wp:anchor>
+        </w:drawing>
       </w:r>
     </w:p>
     <w:p>
@@ -285,7 +59,6 @@
         <w:jc w:val="center"/>
         <w:rPr>
           <w:rFonts w:ascii="Times New Roman" w:hAnsi="Times New Roman"/>
-          <w:lang w:val="en-US"/>
         </w:rPr>
       </w:pPr>
     </w:p>
@@ -294,7 +67,6 @@
         <w:jc w:val="center"/>
         <w:rPr>
           <w:rFonts w:ascii="Times New Roman" w:hAnsi="Times New Roman"/>
-          <w:lang w:val="en-US"/>
         </w:rPr>
       </w:pPr>
     </w:p>
@@ -303,8 +75,20 @@
         <w:jc w:val="center"/>
         <w:rPr>
           <w:rFonts w:ascii="Times New Roman" w:hAnsi="Times New Roman"/>
-        </w:rPr>
-      </w:pPr>
+          <w:b/>
+          <w:sz w:val="28"/>
+        </w:rPr>
+      </w:pPr>
+      <w:r>
+        <w:rPr>
+          <w:rFonts w:ascii="Times New Roman" w:hAnsi="Times New Roman" w:eastAsia="宋体" w:cs="Times New Roman"/>
+          <w:b/>
+          <w:bCs/>
+          <w:sz w:val="28"/>
+          <w:szCs w:val="24"/>
+        </w:rPr>
+        <w:t>School of Science and Engineering</w:t>
+      </w:r>
     </w:p>
     <w:p>
       <w:pPr>
@@ -317,11 +101,13 @@
       </w:pPr>
       <w:r>
         <w:rPr>
-          <w:rFonts w:ascii="Times New Roman" w:hAnsi="Times New Roman"/>
-          <w:b/>
+          <w:rFonts w:ascii="Times New Roman" w:hAnsi="Times New Roman" w:eastAsia="宋体" w:cs="Times New Roman"/>
+          <w:b/>
+          <w:bCs/>
           <w:sz w:val="28"/>
-        </w:rPr>
-        <w:t>School of Science and Engineering</w:t>
+          <w:szCs w:val="24"/>
+        </w:rPr>
+        <w:t>MIDTERM EXAMINATION</w:t>
       </w:r>
     </w:p>
     <w:p>
@@ -329,17 +115,60 @@
         <w:jc w:val="center"/>
         <w:rPr>
           <w:rFonts w:ascii="Times New Roman" w:hAnsi="Times New Roman"/>
+          <w:sz w:val="20"/>
+        </w:rPr>
+      </w:pPr>
+      <w:r>
+        <w:rPr>
+          <w:rFonts w:ascii="Times New Roman" w:hAnsi="Times New Roman" w:eastAsia="宋体" w:cs="Times New Roman"/>
+          <w:sz w:val="20"/>
+          <w:szCs w:val="24"/>
+        </w:rPr>
+        <w:t>Term 2</w:t>
+      </w:r>
+      <w:r>
+        <w:rPr>
+          <w:rFonts w:ascii="Times New Roman" w:hAnsi="Times New Roman" w:eastAsia="宋体" w:cs="Times New Roman"/>
+          <w:sz w:val="20"/>
+          <w:szCs w:val="24"/>
+        </w:rPr>
+        <w:t>, 20</w:t>
+      </w:r>
+      <w:r>
+        <w:rPr>
+          <w:rFonts w:ascii="Times New Roman" w:hAnsi="Times New Roman" w:eastAsia="宋体" w:cs="Times New Roman"/>
+          <w:sz w:val="20"/>
+          <w:szCs w:val="24"/>
+        </w:rPr>
+        <w:t>2</w:t>
+      </w:r>
+      <w:r>
+        <w:rPr>
+          <w:rFonts w:ascii="Times New Roman" w:hAnsi="Times New Roman" w:eastAsia="宋体" w:cs="Times New Roman"/>
+          <w:sz w:val="20"/>
+          <w:szCs w:val="24"/>
+        </w:rPr>
+        <w:t>5</w:t>
+      </w:r>
+    </w:p>
+    <w:p>
+      <w:pPr>
+        <w:jc w:val="center"/>
+        <w:rPr>
+          <w:rFonts w:ascii="Times New Roman" w:hAnsi="Times New Roman"/>
           <w:b/>
           <w:sz w:val="28"/>
         </w:rPr>
       </w:pPr>
       <w:r>
         <w:rPr>
-          <w:rFonts w:ascii="Times New Roman" w:hAnsi="Times New Roman"/>
-          <w:b/>
+          <w:rFonts w:ascii="Times New Roman" w:hAnsi="Times New Roman" w:eastAsia="宋体" w:cs="Times New Roman"/>
+          <w:b/>
+          <w:bCs/>
           <w:sz w:val="28"/>
-        </w:rPr>
-        <w:t>MIDTERM EXAMINATION</w:t>
+          <w:szCs w:val="24"/>
+        </w:rPr>
+        <w:t>CSC1001 Introduction to Computer Science</w:t>
       </w:r>
     </w:p>
     <w:p>
@@ -347,281 +176,449 @@
         <w:jc w:val="center"/>
         <w:rPr>
           <w:rFonts w:ascii="Times New Roman" w:hAnsi="Times New Roman"/>
+          <w:b/>
+          <w:sz w:val="28"/>
+        </w:rPr>
+      </w:pPr>
+    </w:p>
+    <w:p>
+      <w:pPr>
+        <w:rPr>
+          <w:rFonts w:ascii="Times New Roman" w:hAnsi="Times New Roman"/>
           <w:sz w:val="20"/>
-          <w:lang w:val="en-US" w:eastAsia="zh-CN"/>
-        </w:rPr>
-      </w:pPr>
-      <w:r>
-        <w:rPr>
-          <w:rFonts w:ascii="Times New Roman" w:hAnsi="Times New Roman" w:hint="eastAsia"/>
+        </w:rPr>
+      </w:pPr>
+      <w:r>
+        <w:rPr>
+          <w:rFonts w:ascii="Times New Roman" w:hAnsi="Times New Roman" w:eastAsia="宋体" w:cs="Times New Roman"/>
           <w:sz w:val="20"/>
-          <w:lang w:val="en-US" w:eastAsia="zh-CN"/>
-        </w:rPr>
-        <w:t>Term 2</w:t>
-      </w:r>
-      <w:r>
-        <w:rPr>
-          <w:rFonts w:ascii="Times New Roman" w:hAnsi="Times New Roman"/>
+          <w:szCs w:val="24"/>
+        </w:rPr>
+        <w:t>Examination Duration:</w:t>
+      </w:r>
+      <w:r>
+        <w:tab/>
+      </w:r>
+      <w:r>
+        <w:tab/>
+      </w:r>
+      <w:r>
+        <w:rPr>
+          <w:rFonts w:ascii="Times New Roman" w:hAnsi="Times New Roman" w:eastAsia="宋体" w:cs="Times New Roman"/>
           <w:sz w:val="20"/>
-        </w:rPr>
-        <w:t>, 20</w:t>
-      </w:r>
-      <w:r>
-        <w:rPr>
-          <w:rFonts w:ascii="Times New Roman" w:hAnsi="Times New Roman" w:hint="eastAsia"/>
+          <w:szCs w:val="24"/>
+        </w:rPr>
+        <w:t>120 minutes</w:t>
+      </w:r>
+    </w:p>
+    <w:p>
+      <w:pPr>
+        <w:rPr>
+          <w:rFonts w:ascii="Times New Roman" w:hAnsi="Times New Roman"/>
           <w:sz w:val="20"/>
-          <w:lang w:val="en-US" w:eastAsia="zh-CN"/>
+        </w:rPr>
+      </w:pPr>
+      <w:r>
+        <w:rPr>
+          <w:rFonts w:ascii="Times New Roman" w:hAnsi="Times New Roman" w:eastAsia="宋体" w:cs="Times New Roman"/>
+          <w:sz w:val="20"/>
+          <w:szCs w:val="24"/>
+        </w:rPr>
+        <w:t>Reading Time:</w:t>
+      </w:r>
+      <w:r>
+        <w:tab/>
+      </w:r>
+      <w:r>
+        <w:tab/>
+      </w:r>
+      <w:r>
+        <w:tab/>
+      </w:r>
+      <w:r>
+        <w:rPr>
+          <w:rFonts w:ascii="Times New Roman" w:hAnsi="Times New Roman" w:eastAsia="宋体" w:cs="Times New Roman"/>
+          <w:sz w:val="20"/>
+          <w:szCs w:val="24"/>
+        </w:rPr>
+        <w:t>10 minutes</w:t>
+      </w:r>
+    </w:p>
+    <w:p>
+      <w:pPr>
+        <w:rPr>
+          <w:rFonts w:ascii="Times New Roman" w:hAnsi="Times New Roman"/>
+          <w:sz w:val="20"/>
+        </w:rPr>
+      </w:pPr>
+      <w:r>
+        <w:rPr>
+          <w:rFonts w:ascii="Times New Roman" w:hAnsi="Times New Roman" w:eastAsia="宋体" w:cs="Times New Roman"/>
+          <w:sz w:val="20"/>
+          <w:szCs w:val="24"/>
+        </w:rPr>
+        <w:t>This examination has __</w:t>
+      </w:r>
+      <w:r>
+        <w:rPr>
+          <w:rFonts w:ascii="Times New Roman" w:hAnsi="Times New Roman" w:eastAsia="宋体" w:cs="Times New Roman"/>
+          <w:sz w:val="20"/>
+          <w:szCs w:val="24"/>
+          <w:u w:val="single"/>
+        </w:rPr>
+        <w:t>5</w:t>
+      </w:r>
+      <w:r>
+        <w:rPr>
+          <w:rFonts w:ascii="Times New Roman" w:hAnsi="Times New Roman" w:eastAsia="宋体" w:cs="Times New Roman"/>
+          <w:sz w:val="20"/>
+          <w:szCs w:val="24"/>
+        </w:rPr>
+        <w:t>__ questions.</w:t>
+      </w:r>
+    </w:p>
+    <w:p>
+      <w:pPr>
+        <w:rPr>
+          <w:rFonts w:ascii="Times New Roman" w:hAnsi="Times New Roman"/>
+          <w:sz w:val="20"/>
+        </w:rPr>
+      </w:pPr>
+      <w:r>
+        <w:rPr>
+          <w:rFonts w:ascii="Times New Roman" w:hAnsi="Times New Roman" w:eastAsia="宋体" w:cs="Times New Roman"/>
+          <w:sz w:val="20"/>
+          <w:szCs w:val="24"/>
+        </w:rPr>
+        <w:t>T</w:t>
+      </w:r>
+      <w:r>
+        <w:rPr>
+          <w:rFonts w:ascii="Times New Roman" w:hAnsi="Times New Roman" w:eastAsia="宋体" w:cs="Times New Roman"/>
+          <w:sz w:val="20"/>
+          <w:szCs w:val="24"/>
+        </w:rPr>
+        <w:t>he</w:t>
+      </w:r>
+      <w:r>
+        <w:rPr>
+          <w:rFonts w:ascii="Times New Roman" w:hAnsi="Times New Roman" w:eastAsia="宋体" w:cs="Times New Roman"/>
+          <w:sz w:val="20"/>
+          <w:szCs w:val="24"/>
+        </w:rPr>
+        <w:t xml:space="preserve"> score distribution of the 5 question is Question 1(</w:t>
+      </w:r>
+      <w:r>
+        <w:rPr>
+          <w:rFonts w:ascii="Times New Roman" w:hAnsi="Times New Roman" w:eastAsia="宋体" w:cs="Times New Roman"/>
+          <w:sz w:val="20"/>
+          <w:szCs w:val="24"/>
+        </w:rPr>
+        <w:t>40</w:t>
+      </w:r>
+      <w:r>
+        <w:rPr>
+          <w:rFonts w:ascii="Times New Roman" w:hAnsi="Times New Roman" w:eastAsia="宋体" w:cs="Times New Roman"/>
+          <w:sz w:val="20"/>
+          <w:szCs w:val="24"/>
+        </w:rPr>
+        <w:t>%</w:t>
+      </w:r>
+      <w:r>
+        <w:rPr>
+          <w:rFonts w:ascii="Times New Roman" w:hAnsi="Times New Roman" w:eastAsia="宋体" w:cs="Times New Roman"/>
+          <w:sz w:val="20"/>
+          <w:szCs w:val="24"/>
+        </w:rPr>
+        <w:t>), Question 2(</w:t>
+      </w:r>
+      <w:r>
+        <w:rPr>
+          <w:rFonts w:ascii="Times New Roman" w:hAnsi="Times New Roman" w:eastAsia="宋体" w:cs="Times New Roman"/>
+          <w:sz w:val="20"/>
+          <w:szCs w:val="24"/>
         </w:rPr>
         <w:t>2</w:t>
       </w:r>
       <w:r>
         <w:rPr>
-          <w:rFonts w:ascii="Times New Roman" w:hAnsi="Times New Roman"/>
+          <w:rFonts w:ascii="Times New Roman" w:hAnsi="Times New Roman" w:eastAsia="宋体" w:cs="Times New Roman"/>
           <w:sz w:val="20"/>
-          <w:lang w:val="en-US" w:eastAsia="zh-CN"/>
+          <w:szCs w:val="24"/>
+        </w:rPr>
+        <w:t>0%), Question 3(</w:t>
+      </w:r>
+      <w:r>
+        <w:rPr>
+          <w:rFonts w:ascii="Times New Roman" w:hAnsi="Times New Roman" w:eastAsia="宋体" w:cs="Times New Roman"/>
+          <w:sz w:val="20"/>
+          <w:szCs w:val="24"/>
+        </w:rPr>
+        <w:t>10</w:t>
+      </w:r>
+      <w:r>
+        <w:rPr>
+          <w:rFonts w:ascii="Times New Roman" w:hAnsi="Times New Roman" w:eastAsia="宋体" w:cs="Times New Roman"/>
+          <w:sz w:val="20"/>
+          <w:szCs w:val="24"/>
+        </w:rPr>
+        <w:t>%), Question 4(1</w:t>
+      </w:r>
+      <w:r>
+        <w:rPr>
+          <w:rFonts w:ascii="Times New Roman" w:hAnsi="Times New Roman" w:eastAsia="宋体" w:cs="Times New Roman"/>
+          <w:sz w:val="20"/>
+          <w:szCs w:val="24"/>
         </w:rPr>
         <w:t>5</w:t>
       </w:r>
-    </w:p>
-    <w:p>
-      <w:pPr>
-        <w:jc w:val="center"/>
-        <w:rPr>
-          <w:rFonts w:ascii="Times New Roman" w:hAnsi="Times New Roman"/>
-          <w:b/>
-          <w:sz w:val="28"/>
-        </w:rPr>
-      </w:pPr>
-      <w:r>
-        <w:rPr>
-          <w:rFonts w:ascii="Times New Roman" w:hAnsi="Times New Roman"/>
-          <w:b/>
-          <w:sz w:val="28"/>
-        </w:rPr>
-        <w:t>CSC1001 Introduction to Computer Science</w:t>
-      </w:r>
-    </w:p>
-    <w:p>
-      <w:pPr>
-        <w:jc w:val="center"/>
-        <w:rPr>
-          <w:rFonts w:ascii="Times New Roman" w:hAnsi="Times New Roman"/>
-          <w:b/>
-          <w:sz w:val="28"/>
-        </w:rPr>
-      </w:pPr>
-    </w:p>
-    <w:p>
-      <w:pPr>
-        <w:rPr>
-          <w:rFonts w:ascii="Times New Roman" w:hAnsi="Times New Roman"/>
+      <w:r>
+        <w:rPr>
+          <w:rFonts w:ascii="Times New Roman" w:hAnsi="Times New Roman" w:eastAsia="宋体" w:cs="Times New Roman"/>
           <w:sz w:val="20"/>
-        </w:rPr>
-      </w:pPr>
-      <w:r>
-        <w:rPr>
-          <w:rFonts w:ascii="Times New Roman" w:hAnsi="Times New Roman"/>
+          <w:szCs w:val="24"/>
+        </w:rPr>
+        <w:t>%), Question 5(15%)</w:t>
+      </w:r>
+    </w:p>
+    <w:p>
+      <w:pPr>
+        <w:rPr>
+          <w:rFonts w:ascii="Times New Roman" w:hAnsi="Times New Roman"/>
+          <w:b/>
           <w:sz w:val="20"/>
         </w:rPr>
-        <w:t>Examination Duration:</w:t>
-      </w:r>
-      <w:r>
-        <w:rPr>
-          <w:rFonts w:ascii="Times New Roman" w:hAnsi="Times New Roman"/>
+      </w:pPr>
+      <w:r>
+        <w:rPr>
+          <w:rFonts w:ascii="Times New Roman" w:hAnsi="Times New Roman" w:eastAsia="宋体" w:cs="Times New Roman"/>
+          <w:b/>
+          <w:bCs/>
           <w:sz w:val="20"/>
-        </w:rPr>
-        <w:tab/>
-      </w:r>
-      <w:r>
+          <w:szCs w:val="24"/>
+        </w:rPr>
+        <w:t>Exam Conditions:</w:t>
+      </w:r>
+    </w:p>
+    <w:p>
+      <w:pPr>
         <w:rPr>
           <w:rFonts w:ascii="Times New Roman" w:hAnsi="Times New Roman"/>
           <w:sz w:val="20"/>
         </w:rPr>
-        <w:tab/>
-        <w:t>120 minutes</w:t>
-      </w:r>
-    </w:p>
-    <w:p>
-      <w:pPr>
-        <w:rPr>
-          <w:rFonts w:ascii="Times New Roman" w:hAnsi="Times New Roman"/>
+      </w:pPr>
+      <w:r>
+        <w:rPr>
+          <w:rFonts w:ascii="Times New Roman" w:hAnsi="Times New Roman" w:eastAsia="宋体" w:cs="Times New Roman"/>
           <w:sz w:val="20"/>
-        </w:rPr>
-      </w:pPr>
-      <w:r>
+          <w:szCs w:val="24"/>
+        </w:rPr>
+        <w:t>This is a FORMAL Examination</w:t>
+      </w:r>
+    </w:p>
+    <w:p>
+      <w:pPr>
         <w:rPr>
           <w:rFonts w:ascii="Times New Roman" w:hAnsi="Times New Roman"/>
           <w:sz w:val="20"/>
         </w:rPr>
-        <w:t>Reading Time:</w:t>
-      </w:r>
-      <w:r>
-        <w:rPr>
-          <w:rFonts w:ascii="Times New Roman" w:hAnsi="Times New Roman"/>
+      </w:pPr>
+      <w:r>
+        <w:rPr>
+          <w:rFonts w:ascii="Times New Roman" w:hAnsi="Times New Roman" w:eastAsia="宋体" w:cs="Times New Roman"/>
           <w:sz w:val="20"/>
-        </w:rPr>
-        <w:tab/>
-      </w:r>
-      <w:r>
-        <w:rPr>
-          <w:rFonts w:ascii="Times New Roman" w:hAnsi="Times New Roman"/>
+          <w:szCs w:val="24"/>
+        </w:rPr>
+        <w:t>This is a RESTRICTED OPEN BOOK Exam. Maximum of one (1) sheet of handwritten notes double</w:t>
+      </w:r>
+      <w:r>
+        <w:rPr>
+          <w:rFonts w:ascii="Times New Roman" w:hAnsi="Times New Roman" w:eastAsia="宋体" w:cs="Times New Roman"/>
           <w:sz w:val="20"/>
-        </w:rPr>
-        <w:tab/>
-      </w:r>
-      <w:r>
-        <w:rPr>
-          <w:rFonts w:ascii="Times New Roman" w:hAnsi="Times New Roman"/>
+          <w:szCs w:val="24"/>
+        </w:rPr>
+        <w:t>-</w:t>
+      </w:r>
+      <w:r>
+        <w:rPr>
+          <w:rFonts w:ascii="Times New Roman" w:hAnsi="Times New Roman" w:eastAsia="宋体" w:cs="Times New Roman"/>
           <w:sz w:val="20"/>
-        </w:rPr>
-        <w:tab/>
-        <w:t>10 minutes</w:t>
-      </w:r>
-    </w:p>
-    <w:p>
-      <w:pPr>
-        <w:rPr>
-          <w:rFonts w:ascii="Times New Roman" w:hAnsi="Times New Roman"/>
+          <w:szCs w:val="24"/>
+        </w:rPr>
+        <w:t>sided are permitted</w:t>
+      </w:r>
+    </w:p>
+    <w:p>
+      <w:pPr>
+        <w:rPr>
+          <w:rFonts w:ascii="Times New Roman" w:hAnsi="Times New Roman"/>
+          <w:b/>
           <w:sz w:val="20"/>
         </w:rPr>
       </w:pPr>
       <w:r>
         <w:rPr>
-          <w:rFonts w:ascii="Times New Roman" w:hAnsi="Times New Roman"/>
+          <w:rFonts w:ascii="Times New Roman" w:hAnsi="Times New Roman" w:eastAsia="宋体" w:cs="Times New Roman"/>
+          <w:b/>
+          <w:bCs/>
           <w:sz w:val="20"/>
-        </w:rPr>
-        <w:t>This examination has __</w:t>
-      </w:r>
-      <w:r>
-        <w:rPr>
-          <w:rFonts w:ascii="Times New Roman" w:hAnsi="Times New Roman"/>
+          <w:szCs w:val="24"/>
+        </w:rPr>
+        <w:t xml:space="preserve">Materials Permitted </w:t>
+      </w:r>
+      <w:r>
+        <w:rPr>
+          <w:rFonts w:ascii="Times New Roman" w:hAnsi="Times New Roman" w:eastAsia="宋体" w:cs="Times New Roman"/>
+          <w:b/>
+          <w:bCs/>
           <w:sz w:val="20"/>
-          <w:u w:val="single"/>
-          <w:lang w:eastAsia="zh-CN"/>
-        </w:rPr>
-        <w:t>5</w:t>
-      </w:r>
-      <w:r>
-        <w:rPr>
-          <w:rFonts w:ascii="Times New Roman" w:hAnsi="Times New Roman"/>
+          <w:szCs w:val="24"/>
+        </w:rPr>
+        <w:t>In</w:t>
+      </w:r>
+      <w:r>
+        <w:rPr>
+          <w:rFonts w:ascii="Times New Roman" w:hAnsi="Times New Roman" w:eastAsia="宋体" w:cs="Times New Roman"/>
+          <w:b/>
+          <w:bCs/>
           <w:sz w:val="20"/>
-        </w:rPr>
-        <w:t>__ questions.</w:t>
-      </w:r>
-    </w:p>
-    <w:p>
-      <w:pPr>
-        <w:rPr>
-          <w:rFonts w:ascii="Times New Roman" w:hAnsi="Times New Roman"/>
+          <w:szCs w:val="24"/>
+        </w:rPr>
+        <w:t xml:space="preserve"> </w:t>
+      </w:r>
+      <w:r>
+        <w:rPr>
+          <w:rFonts w:ascii="Times New Roman" w:hAnsi="Times New Roman" w:eastAsia="宋体" w:cs="Times New Roman"/>
+          <w:b/>
+          <w:bCs/>
           <w:sz w:val="20"/>
-        </w:rPr>
-      </w:pPr>
-      <w:r>
-        <w:rPr>
-          <w:rFonts w:ascii="Times New Roman" w:hAnsi="Times New Roman"/>
+          <w:szCs w:val="24"/>
+        </w:rPr>
+        <w:t>The</w:t>
+      </w:r>
+      <w:r>
+        <w:rPr>
+          <w:rFonts w:ascii="Times New Roman" w:hAnsi="Times New Roman" w:eastAsia="宋体" w:cs="Times New Roman"/>
+          <w:b/>
+          <w:bCs/>
           <w:sz w:val="20"/>
-        </w:rPr>
-        <w:t>T</w:t>
-      </w:r>
-      <w:r>
-        <w:rPr>
-          <w:rFonts w:ascii="Times New Roman" w:hAnsi="Times New Roman" w:hint="eastAsia"/>
+          <w:szCs w:val="24"/>
+        </w:rPr>
+        <w:t xml:space="preserve"> Exam Venue:</w:t>
+      </w:r>
+    </w:p>
+    <w:p>
+      <w:pPr>
+        <w:rPr>
+          <w:rFonts w:ascii="Times New Roman" w:hAnsi="Times New Roman"/>
+          <w:b/>
           <w:sz w:val="20"/>
-          <w:lang w:eastAsia="zh-CN"/>
-        </w:rPr>
-        <w:t>he</w:t>
-      </w:r>
-      <w:r>
-        <w:rPr>
-          <w:rFonts w:ascii="Times New Roman" w:hAnsi="Times New Roman"/>
+        </w:rPr>
+      </w:pPr>
+      <w:r>
+        <w:rPr>
+          <w:rFonts w:ascii="Times New Roman" w:hAnsi="Times New Roman" w:eastAsia="宋体" w:cs="Times New Roman"/>
           <w:sz w:val="20"/>
-        </w:rPr>
-        <w:t xml:space="preserve"> score distribution of the 5 question is Question 1(</w:t>
-      </w:r>
-      <w:r>
-        <w:rPr>
-          <w:rFonts w:ascii="Times New Roman" w:hAnsi="Times New Roman" w:hint="eastAsia"/>
+          <w:szCs w:val="24"/>
+        </w:rPr>
+        <w:t xml:space="preserve">Maximum of one (1) sheet of handwritten notes double sided are permitted. </w:t>
+      </w:r>
+      <w:r>
+        <w:rPr>
+          <w:rFonts w:ascii="Times New Roman" w:hAnsi="Times New Roman" w:eastAsia="宋体" w:cs="Times New Roman"/>
+          <w:b/>
+          <w:bCs/>
           <w:sz w:val="20"/>
-          <w:lang w:val="en-US" w:eastAsia="zh-CN"/>
-        </w:rPr>
-        <w:t>40</w:t>
-      </w:r>
-      <w:r>
-        <w:rPr>
-          <w:rFonts w:ascii="Times New Roman" w:hAnsi="Times New Roman" w:hint="eastAsia"/>
+          <w:szCs w:val="24"/>
+        </w:rPr>
+        <w:t>NO OTHER MATERIALS PERMITTED</w:t>
+      </w:r>
+    </w:p>
+    <w:p>
+      <w:pPr>
+        <w:rPr>
+          <w:rFonts w:ascii="Times New Roman" w:hAnsi="Times New Roman"/>
           <w:sz w:val="20"/>
-          <w:lang w:eastAsia="zh-CN"/>
-        </w:rPr>
-        <w:t>%</w:t>
-      </w:r>
-      <w:r>
-        <w:rPr>
-          <w:rFonts w:ascii="Times New Roman" w:hAnsi="Times New Roman"/>
+        </w:rPr>
+      </w:pPr>
+      <w:r>
+        <w:rPr>
+          <w:rFonts w:ascii="Times New Roman" w:hAnsi="Times New Roman" w:eastAsia="宋体" w:cs="Times New Roman"/>
           <w:sz w:val="20"/>
-        </w:rPr>
-        <w:t>), Question 2(</w:t>
-      </w:r>
-      <w:r>
-        <w:rPr>
-          <w:rFonts w:ascii="Times New Roman" w:hAnsi="Times New Roman" w:hint="eastAsia"/>
+          <w:szCs w:val="24"/>
+        </w:rPr>
+        <w:t>Calculators without the functionalities of programming and file storage are permitted.</w:t>
+      </w:r>
+    </w:p>
+    <w:p>
+      <w:pPr>
+        <w:rPr>
+          <w:rFonts w:ascii="Times New Roman" w:hAnsi="Times New Roman"/>
+          <w:b/>
           <w:sz w:val="20"/>
-          <w:lang w:val="en-US" w:eastAsia="zh-CN"/>
-        </w:rPr>
-        <w:t>2</w:t>
-      </w:r>
-      <w:r>
-        <w:rPr>
-          <w:rFonts w:ascii="Times New Roman" w:hAnsi="Times New Roman"/>
+        </w:rPr>
+      </w:pPr>
+      <w:r>
+        <w:rPr>
+          <w:rFonts w:ascii="Times New Roman" w:hAnsi="Times New Roman" w:eastAsia="宋体" w:cs="Times New Roman"/>
+          <w:b/>
+          <w:bCs/>
           <w:sz w:val="20"/>
-        </w:rPr>
-        <w:t>0%), Question 3(</w:t>
-      </w:r>
-      <w:r>
-        <w:rPr>
-          <w:rFonts w:ascii="Times New Roman" w:hAnsi="Times New Roman" w:hint="eastAsia"/>
+          <w:szCs w:val="24"/>
+        </w:rPr>
+        <w:t xml:space="preserve">Materials To Be Supplied </w:t>
+      </w:r>
+      <w:r>
+        <w:rPr>
+          <w:rFonts w:ascii="Times New Roman" w:hAnsi="Times New Roman" w:eastAsia="宋体" w:cs="Times New Roman"/>
+          <w:b/>
+          <w:bCs/>
           <w:sz w:val="20"/>
-          <w:lang w:val="en-US" w:eastAsia="zh-CN"/>
-        </w:rPr>
-        <w:t>10</w:t>
-      </w:r>
-      <w:r>
-        <w:rPr>
-          <w:rFonts w:ascii="Times New Roman" w:hAnsi="Times New Roman"/>
+          <w:szCs w:val="24"/>
+        </w:rPr>
+        <w:t>To</w:t>
+      </w:r>
+      <w:r>
+        <w:rPr>
+          <w:rFonts w:ascii="Times New Roman" w:hAnsi="Times New Roman" w:eastAsia="宋体" w:cs="Times New Roman"/>
+          <w:b/>
+          <w:bCs/>
           <w:sz w:val="20"/>
-        </w:rPr>
-        <w:t>%), Question 4(1</w:t>
-      </w:r>
-      <w:r>
-        <w:rPr>
-          <w:rFonts w:ascii="Times New Roman" w:hAnsi="Times New Roman" w:hint="eastAsia"/>
+          <w:szCs w:val="24"/>
+        </w:rPr>
+        <w:t xml:space="preserve"> Students:</w:t>
+      </w:r>
+    </w:p>
+    <w:p>
+      <w:pPr>
+        <w:rPr>
+          <w:rFonts w:ascii="Times New Roman" w:hAnsi="Times New Roman"/>
           <w:sz w:val="20"/>
-          <w:lang w:val="en-US" w:eastAsia="zh-CN"/>
-        </w:rPr>
-        <w:t>5</w:t>
-      </w:r>
-      <w:r>
-        <w:rPr>
-          <w:rFonts w:ascii="Times New Roman" w:hAnsi="Times New Roman"/>
+        </w:rPr>
+      </w:pPr>
+      <w:r>
+        <w:rPr>
+          <w:rFonts w:ascii="Times New Roman" w:hAnsi="Times New Roman" w:eastAsia="宋体" w:cs="Times New Roman"/>
           <w:sz w:val="20"/>
-        </w:rPr>
-        <w:t>%), Question 5(15%)</w:t>
-      </w:r>
-    </w:p>
-    <w:p>
-      <w:pPr>
-        <w:rPr>
-          <w:rFonts w:ascii="Times New Roman" w:hAnsi="Times New Roman"/>
-          <w:b/>
+          <w:szCs w:val="24"/>
+        </w:rPr>
+        <w:t xml:space="preserve">1 × </w:t>
+      </w:r>
+      <w:r>
+        <w:rPr>
+          <w:rFonts w:ascii="Times New Roman" w:hAnsi="Times New Roman" w:eastAsia="宋体" w:cs="Times New Roman"/>
           <w:sz w:val="20"/>
-        </w:rPr>
-      </w:pPr>
-      <w:r>
-        <w:rPr>
-          <w:rFonts w:ascii="Times New Roman" w:hAnsi="Times New Roman"/>
-          <w:b/>
+          <w:szCs w:val="24"/>
+        </w:rPr>
+        <w:t>6</w:t>
+      </w:r>
+      <w:r>
+        <w:rPr>
+          <w:rFonts w:ascii="Times New Roman" w:hAnsi="Times New Roman" w:eastAsia="宋体" w:cs="Times New Roman"/>
           <w:sz w:val="20"/>
-        </w:rPr>
-        <w:t>Exam Conditions:</w:t>
+          <w:szCs w:val="24"/>
+        </w:rPr>
+        <w:t xml:space="preserve"> Page Answer Booklet</w:t>
       </w:r>
     </w:p>
     <w:p>
@@ -633,209 +630,9 @@
       </w:pPr>
       <w:r>
         <w:rPr>
-          <w:rFonts w:ascii="Times New Roman" w:hAnsi="Times New Roman"/>
+          <w:rFonts w:ascii="Times New Roman" w:hAnsi="Times New Roman" w:eastAsia="宋体" w:cs="Times New Roman"/>
           <w:sz w:val="20"/>
-        </w:rPr>
-        <w:t>This is a FORMAL Examination</w:t>
-      </w:r>
-    </w:p>
-    <w:p>
-      <w:pPr>
-        <w:rPr>
-          <w:rFonts w:ascii="Times New Roman" w:hAnsi="Times New Roman"/>
-          <w:sz w:val="20"/>
-        </w:rPr>
-      </w:pPr>
-      <w:r>
-        <w:rPr>
-          <w:rFonts w:ascii="Times New Roman" w:hAnsi="Times New Roman"/>
-          <w:sz w:val="20"/>
-        </w:rPr>
-        <w:t>This is a RESTRICTED OPEN BOOK Exam. Maximum of one (1) sheet of handwritten notes double</w:t>
-      </w:r>
-      <w:r>
-        <w:rPr>
-          <w:rFonts w:ascii="Times New Roman" w:hAnsi="Times New Roman"/>
-          <w:sz w:val="20"/>
-        </w:rPr>
-        <w:t>-</w:t>
-      </w:r>
-      <w:r>
-        <w:rPr>
-          <w:rFonts w:ascii="Times New Roman" w:hAnsi="Times New Roman"/>
-          <w:sz w:val="20"/>
-        </w:rPr>
-        <w:t>sided are permitted</w:t>
-      </w:r>
-    </w:p>
-    <w:p>
-      <w:pPr>
-        <w:rPr>
-          <w:rFonts w:ascii="Times New Roman" w:hAnsi="Times New Roman"/>
-          <w:b/>
-          <w:sz w:val="20"/>
-        </w:rPr>
-      </w:pPr>
-      <w:r>
-        <w:rPr>
-          <w:rFonts w:ascii="Times New Roman" w:hAnsi="Times New Roman"/>
-          <w:b/>
-          <w:sz w:val="20"/>
-        </w:rPr>
-        <w:t xml:space="preserve">Materials Permitted </w:t>
-      </w:r>
-      <w:proofErr w:type="gramStart"/>
-      <w:r>
-        <w:rPr>
-          <w:rFonts w:ascii="Times New Roman" w:hAnsi="Times New Roman"/>
-          <w:b/>
-          <w:sz w:val="20"/>
-        </w:rPr>
-        <w:t>In</w:t>
-      </w:r>
-      <w:proofErr w:type="gramEnd"/>
-      <w:r>
-        <w:rPr>
-          <w:rFonts w:ascii="Times New Roman" w:hAnsi="Times New Roman"/>
-          <w:b/>
-          <w:sz w:val="20"/>
-        </w:rPr>
-        <w:t xml:space="preserve"> </w:t>
-      </w:r>
-      <w:proofErr w:type="gramStart"/>
-      <w:r>
-        <w:rPr>
-          <w:rFonts w:ascii="Times New Roman" w:hAnsi="Times New Roman"/>
-          <w:b/>
-          <w:sz w:val="20"/>
-        </w:rPr>
-        <w:t>The</w:t>
-      </w:r>
-      <w:proofErr w:type="gramEnd"/>
-      <w:r>
-        <w:rPr>
-          <w:rFonts w:ascii="Times New Roman" w:hAnsi="Times New Roman"/>
-          <w:b/>
-          <w:sz w:val="20"/>
-        </w:rPr>
-        <w:t xml:space="preserve"> Exam Venue:</w:t>
-      </w:r>
-    </w:p>
-    <w:p>
-      <w:pPr>
-        <w:rPr>
-          <w:rFonts w:ascii="Times New Roman" w:hAnsi="Times New Roman"/>
-          <w:b/>
-          <w:sz w:val="20"/>
-        </w:rPr>
-      </w:pPr>
-      <w:r>
-        <w:rPr>
-          <w:rFonts w:ascii="Times New Roman" w:hAnsi="Times New Roman"/>
-          <w:sz w:val="20"/>
-        </w:rPr>
-        <w:t xml:space="preserve">Maximum of one (1) sheet of handwritten notes double sided are permitted. </w:t>
-      </w:r>
-      <w:r>
-        <w:rPr>
-          <w:rFonts w:ascii="Times New Roman" w:hAnsi="Times New Roman"/>
-          <w:b/>
-          <w:sz w:val="20"/>
-        </w:rPr>
-        <w:t>NO OTHER MATERIALS PERMITTED</w:t>
-      </w:r>
-    </w:p>
-    <w:p>
-      <w:pPr>
-        <w:rPr>
-          <w:rFonts w:ascii="Times New Roman" w:hAnsi="Times New Roman"/>
-          <w:sz w:val="20"/>
-        </w:rPr>
-      </w:pPr>
-      <w:r>
-        <w:rPr>
-          <w:rFonts w:ascii="Times New Roman" w:hAnsi="Times New Roman"/>
-          <w:sz w:val="20"/>
-        </w:rPr>
-        <w:t>Calculators without the functionalities of programming and file storage are permitted.</w:t>
-      </w:r>
-    </w:p>
-    <w:p>
-      <w:pPr>
-        <w:rPr>
-          <w:rFonts w:ascii="Times New Roman" w:hAnsi="Times New Roman"/>
-          <w:b/>
-          <w:sz w:val="20"/>
-        </w:rPr>
-      </w:pPr>
-      <w:r>
-        <w:rPr>
-          <w:rFonts w:ascii="Times New Roman" w:hAnsi="Times New Roman"/>
-          <w:b/>
-          <w:sz w:val="20"/>
-        </w:rPr>
-        <w:t xml:space="preserve">Materials To Be Supplied </w:t>
-      </w:r>
-      <w:proofErr w:type="gramStart"/>
-      <w:r>
-        <w:rPr>
-          <w:rFonts w:ascii="Times New Roman" w:hAnsi="Times New Roman"/>
-          <w:b/>
-          <w:sz w:val="20"/>
-        </w:rPr>
-        <w:t>To</w:t>
-      </w:r>
-      <w:proofErr w:type="gramEnd"/>
-      <w:r>
-        <w:rPr>
-          <w:rFonts w:ascii="Times New Roman" w:hAnsi="Times New Roman"/>
-          <w:b/>
-          <w:sz w:val="20"/>
-        </w:rPr>
-        <w:t xml:space="preserve"> Students:</w:t>
-      </w:r>
-    </w:p>
-    <w:p>
-      <w:pPr>
-        <w:rPr>
-          <w:rFonts w:ascii="Times New Roman" w:hAnsi="Times New Roman"/>
-          <w:sz w:val="20"/>
-        </w:rPr>
-      </w:pPr>
-      <w:r>
-        <w:rPr>
-          <w:rFonts w:ascii="Times New Roman" w:hAnsi="Times New Roman"/>
-          <w:sz w:val="20"/>
-        </w:rPr>
-        <w:t xml:space="preserve">1 × </w:t>
-      </w:r>
-      <w:r>
-        <w:rPr>
-          <w:rFonts w:ascii="Times New Roman" w:hAnsi="Times New Roman" w:hint="eastAsia"/>
-          <w:sz w:val="20"/>
-          <w:lang w:eastAsia="zh-CN"/>
-        </w:rPr>
-        <w:t>6</w:t>
-      </w:r>
-      <w:r>
-        <w:rPr>
-          <w:rFonts w:ascii="Times New Roman" w:hAnsi="Times New Roman"/>
-          <w:sz w:val="20"/>
-        </w:rPr>
-        <w:t xml:space="preserve"> Page Answer Booklet</w:t>
-      </w:r>
-    </w:p>
-    <w:p>
-      <w:pPr>
-        <w:rPr>
-          <w:rFonts w:ascii="Times New Roman" w:hAnsi="Times New Roman"/>
-          <w:sz w:val="20"/>
-        </w:rPr>
-      </w:pPr>
-      <w:r>
-        <w:rPr>
-          <w:rFonts w:ascii="Times New Roman" w:hAnsi="Times New Roman"/>
-          <w:sz w:val="20"/>
+          <w:szCs w:val="24"/>
         </w:rPr>
         <w:t>You must write all your answers in your answer book.</w:t>
       </w:r>
@@ -905,45 +702,53 @@
         </w:rPr>
       </w:pPr>
       <w:r>
-        <w:rPr>
-          <w:rFonts w:ascii="Times New Roman" w:hAnsi="Times New Roman"/>
-          <w:b/>
-          <w:sz w:val="22"/>
-        </w:rPr>
         <w:lastRenderedPageBreak/>
+        <w:rPr>
+          <w:rFonts w:ascii="Times New Roman" w:hAnsi="Times New Roman" w:eastAsia="宋体" w:cs="Times New Roman"/>
+          <w:b/>
+          <w:bCs/>
+          <w:sz w:val="22"/>
+          <w:szCs w:val="24"/>
+        </w:rPr>
         <w:t xml:space="preserve">Question </w:t>
       </w:r>
       <w:r>
         <w:rPr>
-          <w:rFonts w:ascii="Times New Roman" w:hAnsi="Times New Roman" w:hint="eastAsia"/>
-          <w:b/>
-          <w:sz w:val="22"/>
-          <w:lang w:val="en-US" w:eastAsia="zh-CN"/>
+          <w:rFonts w:ascii="Times New Roman" w:hAnsi="Times New Roman" w:eastAsia="宋体" w:cs="Times New Roman"/>
+          <w:b/>
+          <w:bCs/>
+          <w:sz w:val="22"/>
+          <w:szCs w:val="24"/>
         </w:rPr>
         <w:t>1</w:t>
       </w:r>
       <w:r>
         <w:rPr>
-          <w:rFonts w:ascii="Times New Roman" w:hAnsi="Times New Roman"/>
-          <w:b/>
-          <w:sz w:val="22"/>
+          <w:rFonts w:ascii="Times New Roman" w:hAnsi="Times New Roman" w:eastAsia="宋体" w:cs="Times New Roman"/>
+          <w:b/>
+          <w:bCs/>
+          <w:sz w:val="22"/>
+          <w:szCs w:val="24"/>
         </w:rPr>
         <w:t>. (4</w:t>
       </w:r>
       <w:r>
         <w:rPr>
-          <w:rFonts w:ascii="Times New Roman" w:hAnsi="Times New Roman" w:hint="eastAsia"/>
-          <w:b/>
-          <w:sz w:val="22"/>
-          <w:lang w:val="en-US" w:eastAsia="zh-CN"/>
+          <w:rFonts w:ascii="Times New Roman" w:hAnsi="Times New Roman" w:eastAsia="宋体" w:cs="Times New Roman"/>
+          <w:b/>
+          <w:bCs/>
+          <w:sz w:val="22"/>
+          <w:szCs w:val="24"/>
         </w:rPr>
         <w:t>0</w:t>
       </w:r>
       <w:r>
         <w:rPr>
-          <w:rFonts w:ascii="Times New Roman" w:hAnsi="Times New Roman"/>
-          <w:b/>
-          <w:sz w:val="22"/>
+          <w:rFonts w:ascii="Times New Roman" w:hAnsi="Times New Roman" w:eastAsia="宋体" w:cs="Times New Roman"/>
+          <w:b/>
+          <w:bCs/>
+          <w:sz w:val="22"/>
+          <w:szCs w:val="24"/>
         </w:rPr>
         <w:t>%)</w:t>
       </w:r>
@@ -958,26 +763,31 @@
       </w:pPr>
       <w:r>
         <w:rPr>
-          <w:rFonts w:ascii="Times New Roman" w:hAnsi="Times New Roman"/>
-          <w:b/>
-          <w:sz w:val="22"/>
+          <w:rFonts w:ascii="Times New Roman" w:hAnsi="Times New Roman" w:eastAsia="宋体" w:cs="Times New Roman"/>
+          <w:b/>
+          <w:bCs/>
+          <w:sz w:val="22"/>
+          <w:szCs w:val="24"/>
         </w:rPr>
         <w:t xml:space="preserve">Please </w:t>
       </w:r>
       <w:r>
         <w:rPr>
-          <w:rFonts w:ascii="Times New Roman" w:hAnsi="Times New Roman" w:hint="eastAsia"/>
-          <w:b/>
-          <w:sz w:val="22"/>
-          <w:lang w:val="en-US" w:eastAsia="zh-CN"/>
+          <w:rFonts w:ascii="Times New Roman" w:hAnsi="Times New Roman" w:eastAsia="宋体" w:cs="Times New Roman"/>
+          <w:b/>
+          <w:bCs/>
+          <w:sz w:val="22"/>
+          <w:szCs w:val="24"/>
         </w:rPr>
         <w:t>describe what will be printed</w:t>
       </w:r>
       <w:r>
         <w:rPr>
-          <w:rFonts w:ascii="Times New Roman" w:hAnsi="Times New Roman"/>
-          <w:b/>
-          <w:sz w:val="22"/>
+          <w:rFonts w:ascii="Times New Roman" w:hAnsi="Times New Roman" w:eastAsia="宋体" w:cs="Times New Roman"/>
+          <w:b/>
+          <w:bCs/>
+          <w:sz w:val="22"/>
+          <w:szCs w:val="24"/>
         </w:rPr>
         <w:t xml:space="preserve"> for each program as below. </w:t>
       </w:r>
@@ -995,8 +805,22 @@
       <w:tblPr>
         <w:tblStyle w:val="aa"/>
         <w:tblW w:w="0" w:type="auto"/>
+        <w:tblBorders>
+          <w:top w:val="single" w:sz="4" w:space="0" w:color="auto"/>
+          <w:left w:val="single" w:sz="4" w:space="0" w:color="auto"/>
+          <w:bottom w:val="single" w:sz="4" w:space="0" w:color="auto"/>
+          <w:right w:val="single" w:sz="4" w:space="0" w:color="auto"/>
+          <w:insideH w:val="single" w:sz="4" w:space="0" w:color="auto"/>
+          <w:insideV w:val="single" w:sz="4" w:space="0" w:color="auto"/>
+        </w:tblBorders>
         <w:tblLayout w:type="fixed"/>
-        <w:tblLook w:val="04A0" w:firstRow="1" w:lastRow="0" w:firstColumn="1" w:lastColumn="0" w:noHBand="0" w:noVBand="1"/>
+        <w:tblCellMar>
+          <w:top w:w="0" w:type="dxa"/>
+          <w:left w:w="108" w:type="dxa"/>
+          <w:bottom w:w="0" w:type="dxa"/>
+          <w:right w:w="108" w:type="dxa"/>
+        </w:tblCellMar>
+        <w:tblLook w:firstRow="1" w:firstColumn="1" w:noVBand="1"/>
       </w:tblPr>
       <w:tblGrid>
         <w:gridCol w:w="959"/>
@@ -1007,13 +831,24 @@
         <w:tc>
           <w:tcPr>
             <w:tcW w:w="959" w:type="dxa"/>
+            <w:tcBorders>
+              <w:top w:val="single" w:sz="4" w:space="0" w:color="auto"/>
+              <w:left w:val="single" w:sz="4" w:space="0" w:color="auto"/>
+              <w:bottom w:val="single" w:sz="4" w:space="0" w:color="auto"/>
+              <w:right w:val="single" w:sz="4" w:space="0" w:color="auto"/>
+            </w:tcBorders>
+            <w:tcMar>
+              <w:top w:w="0" w:type="dxa"/>
+              <w:left w:w="108" w:type="dxa"/>
+              <w:bottom w:w="0" w:type="dxa"/>
+              <w:right w:w="108" w:type="dxa"/>
+            </w:tcMar>
           </w:tcPr>
           <w:p>
             <w:pPr>
               <w:rPr>
                 <w:rFonts w:ascii="Times New Roman" w:hAnsi="Times New Roman"/>
                 <w:sz w:val="22"/>
-                <w:lang w:val="en-US" w:eastAsia="zh-CN"/>
               </w:rPr>
             </w:pPr>
           </w:p>
@@ -1021,6 +856,18 @@
         <w:tc>
           <w:tcPr>
             <w:tcW w:w="5809" w:type="dxa"/>
+            <w:tcBorders>
+              <w:top w:val="single" w:sz="4" w:space="0" w:color="auto"/>
+              <w:left w:val="single" w:sz="4" w:space="0" w:color="auto"/>
+              <w:bottom w:val="single" w:sz="4" w:space="0" w:color="auto"/>
+              <w:right w:val="single" w:sz="4" w:space="0" w:color="auto"/>
+            </w:tcBorders>
+            <w:tcMar>
+              <w:top w:w="0" w:type="dxa"/>
+              <w:left w:w="108" w:type="dxa"/>
+              <w:bottom w:w="0" w:type="dxa"/>
+              <w:right w:w="108" w:type="dxa"/>
+            </w:tcMar>
           </w:tcPr>
           <w:p>
             <w:pPr>
@@ -1029,15 +876,15 @@
                 <w:rFonts w:ascii="Times New Roman" w:hAnsi="Times New Roman"/>
                 <w:b/>
                 <w:sz w:val="22"/>
-                <w:lang w:val="en-US" w:eastAsia="zh-CN"/>
-              </w:rPr>
-            </w:pPr>
-            <w:r>
-              <w:rPr>
-                <w:rFonts w:ascii="Times New Roman" w:hAnsi="Times New Roman"/>
+              </w:rPr>
+            </w:pPr>
+            <w:r>
+              <w:rPr>
+                <w:rFonts w:ascii="Times New Roman" w:hAnsi="Times New Roman" w:eastAsia="宋体" w:cs="Times New Roman"/>
                 <w:b/>
+                <w:bCs/>
                 <w:sz w:val="22"/>
-                <w:lang w:val="en-US" w:eastAsia="zh-CN"/>
+                <w:szCs w:val="24"/>
               </w:rPr>
               <w:t>Program</w:t>
             </w:r>
@@ -1046,6 +893,18 @@
         <w:tc>
           <w:tcPr>
             <w:tcW w:w="2138" w:type="dxa"/>
+            <w:tcBorders>
+              <w:top w:val="single" w:sz="4" w:space="0" w:color="auto"/>
+              <w:left w:val="single" w:sz="4" w:space="0" w:color="auto"/>
+              <w:bottom w:val="single" w:sz="4" w:space="0" w:color="auto"/>
+              <w:right w:val="single" w:sz="4" w:space="0" w:color="auto"/>
+            </w:tcBorders>
+            <w:tcMar>
+              <w:top w:w="0" w:type="dxa"/>
+              <w:left w:w="108" w:type="dxa"/>
+              <w:bottom w:w="0" w:type="dxa"/>
+              <w:right w:w="108" w:type="dxa"/>
+            </w:tcMar>
           </w:tcPr>
           <w:p>
             <w:pPr>
@@ -1054,15 +913,15 @@
                 <w:rFonts w:ascii="Times New Roman" w:hAnsi="Times New Roman"/>
                 <w:b/>
                 <w:sz w:val="22"/>
-                <w:lang w:val="en-US" w:eastAsia="zh-CN"/>
-              </w:rPr>
-            </w:pPr>
-            <w:r>
-              <w:rPr>
-                <w:rFonts w:ascii="Times New Roman" w:hAnsi="Times New Roman" w:hint="eastAsia"/>
+              </w:rPr>
+            </w:pPr>
+            <w:r>
+              <w:rPr>
+                <w:rFonts w:ascii="Times New Roman" w:hAnsi="Times New Roman" w:eastAsia="宋体" w:cs="Times New Roman"/>
                 <w:b/>
+                <w:bCs/>
                 <w:sz w:val="22"/>
-                <w:lang w:val="en-US" w:eastAsia="zh-CN"/>
+                <w:szCs w:val="24"/>
               </w:rPr>
               <w:t>Printed Results</w:t>
             </w:r>
@@ -1073,20 +932,31 @@
         <w:tc>
           <w:tcPr>
             <w:tcW w:w="959" w:type="dxa"/>
+            <w:tcBorders>
+              <w:top w:val="single" w:sz="4" w:space="0" w:color="auto"/>
+              <w:left w:val="single" w:sz="4" w:space="0" w:color="auto"/>
+              <w:bottom w:val="single" w:sz="4" w:space="0" w:color="auto"/>
+              <w:right w:val="single" w:sz="4" w:space="0" w:color="auto"/>
+            </w:tcBorders>
+            <w:tcMar>
+              <w:top w:w="0" w:type="dxa"/>
+              <w:left w:w="108" w:type="dxa"/>
+              <w:bottom w:w="0" w:type="dxa"/>
+              <w:right w:w="108" w:type="dxa"/>
+            </w:tcMar>
           </w:tcPr>
           <w:p>
             <w:pPr>
               <w:rPr>
                 <w:rFonts w:ascii="Times New Roman" w:hAnsi="Times New Roman"/>
                 <w:sz w:val="22"/>
-                <w:lang w:val="en-US" w:eastAsia="zh-CN"/>
-              </w:rPr>
-            </w:pPr>
-            <w:r>
-              <w:rPr>
-                <w:rFonts w:ascii="Times New Roman" w:hAnsi="Times New Roman"/>
+              </w:rPr>
+            </w:pPr>
+            <w:r>
+              <w:rPr>
+                <w:rFonts w:ascii="Times New Roman" w:hAnsi="Times New Roman" w:eastAsia="宋体" w:cs="Times New Roman"/>
                 <w:sz w:val="22"/>
-                <w:lang w:val="en-US" w:eastAsia="zh-CN"/>
+                <w:szCs w:val="24"/>
               </w:rPr>
               <w:t>1) 3%</w:t>
             </w:r>
@@ -1095,6 +965,18 @@
         <w:tc>
           <w:tcPr>
             <w:tcW w:w="5809" w:type="dxa"/>
+            <w:tcBorders>
+              <w:top w:val="single" w:sz="4" w:space="0" w:color="auto"/>
+              <w:left w:val="single" w:sz="4" w:space="0" w:color="auto"/>
+              <w:bottom w:val="single" w:sz="4" w:space="0" w:color="auto"/>
+              <w:right w:val="single" w:sz="4" w:space="0" w:color="auto"/>
+            </w:tcBorders>
+            <w:tcMar>
+              <w:top w:w="0" w:type="dxa"/>
+              <w:left w:w="108" w:type="dxa"/>
+              <w:bottom w:w="0" w:type="dxa"/>
+              <w:right w:w="108" w:type="dxa"/>
+            </w:tcMar>
             <w:vAlign w:val="center"/>
           </w:tcPr>
           <w:p>
@@ -1102,21 +984,14 @@
               <w:rPr>
                 <w:rFonts w:ascii="Times New Roman" w:hAnsi="Times New Roman"/>
                 <w:sz w:val="22"/>
-                <w:lang w:val="en-US" w:eastAsia="zh-CN"/>
-              </w:rPr>
-            </w:pPr>
-            <w:r>
-              <w:rPr>
-                <w:rFonts w:ascii="Times New Roman" w:hAnsi="Times New Roman"/>
-                <w:noProof/>
-                <w:sz w:val="22"/>
-                <w:lang w:val="en-US" w:eastAsia="zh-CN"/>
-              </w:rPr>
+              </w:rPr>
+            </w:pPr>
+            <w:r>
               <w:drawing>
-                <wp:inline distT="0" distB="0" distL="0" distR="0" wp14:anchorId="0286C80C" wp14:editId="0C458B99">
-                  <wp:extent cx="3606800" cy="315068"/>
-                  <wp:effectExtent l="0" t="0" r="0" b="2540"/>
-                  <wp:docPr id="1928232577" name="Picture 1"/>
+                <wp:inline distT="0" distB="0" distL="0" distR="0">
+                  <wp:extent cx="3609975" cy="314325"/>
+                  <wp:effectExtent l="0" t="0" r="0" b="0"/>
+                  <wp:docPr id="100000" name="Picture 100000"/>
                   <wp:cNvGraphicFramePr>
                     <a:graphicFrameLocks xmlns:a="http://schemas.openxmlformats.org/drawingml/2006/main" noChangeAspect="1"/>
                   </wp:cNvGraphicFramePr>
@@ -1124,11 +999,11 @@
                     <a:graphicData uri="http://schemas.openxmlformats.org/drawingml/2006/picture">
                       <pic:pic xmlns:pic="http://schemas.openxmlformats.org/drawingml/2006/picture">
                         <pic:nvPicPr>
-                          <pic:cNvPr id="1928232577" name=""/>
+                          <pic:cNvPr id="100000" name="image100000"/>
                           <pic:cNvPicPr/>
                         </pic:nvPicPr>
                         <pic:blipFill>
-                          <a:blip r:embed="rId9"/>
+                          <a:blip r:embed="rId27"/>
                           <a:stretch>
                             <a:fillRect/>
                           </a:stretch>
@@ -1136,7 +1011,7 @@
                         <pic:spPr>
                           <a:xfrm>
                             <a:off x="0" y="0"/>
-                            <a:ext cx="3681648" cy="321606"/>
+                            <a:ext cx="3609975" cy="314325"/>
                           </a:xfrm>
                           <a:prstGeom prst="rect">
                             <a:avLst/>
@@ -1150,7 +1025,15 @@
             </w:r>
           </w:p>
           <w:p>
-            <w:r>
+            <w:pPr>
+              <w:spacing w:after="200"/>
+            </w:pPr>
+            <w:r>
+              <w:rPr>
+                <w:rFonts w:ascii="Cambria" w:hAnsi="Cambria" w:eastAsia="宋体" w:cs="Times New Roman"/>
+                <w:sz w:val="24"/>
+                <w:szCs w:val="24"/>
+              </w:rPr>
               <w:t>Explanation: 2**3 % 5 is 3, and 3 // 2 is 1. Replacing each 7 in "77" with 1 gives "11", or 11.0; the sum is 12.0.</w:t>
             </w:r>
           </w:p>
@@ -1158,18 +1041,37 @@
         <w:tc>
           <w:tcPr>
             <w:tcW w:w="2138" w:type="dxa"/>
+            <w:tcBorders>
+              <w:top w:val="single" w:sz="4" w:space="0" w:color="auto"/>
+              <w:left w:val="single" w:sz="4" w:space="0" w:color="auto"/>
+              <w:bottom w:val="single" w:sz="4" w:space="0" w:color="auto"/>
+              <w:right w:val="single" w:sz="4" w:space="0" w:color="auto"/>
+            </w:tcBorders>
+            <w:tcMar>
+              <w:top w:w="0" w:type="dxa"/>
+              <w:left w:w="108" w:type="dxa"/>
+              <w:bottom w:w="0" w:type="dxa"/>
+              <w:right w:w="108" w:type="dxa"/>
+            </w:tcMar>
           </w:tcPr>
           <w:p>
             <w:pPr>
               <w:rPr>
                 <w:rFonts w:ascii="Times New Roman" w:hAnsi="Times New Roman"/>
                 <w:sz w:val="22"/>
-                <w:lang w:val="en-US" w:eastAsia="zh-CN"/>
-              </w:rPr>
-            </w:pPr>
-          </w:p>
-          <w:p>
-            <w:r>
+              </w:rPr>
+            </w:pPr>
+          </w:p>
+          <w:p>
+            <w:pPr>
+              <w:spacing w:after="200"/>
+            </w:pPr>
+            <w:r>
+              <w:rPr>
+                <w:rFonts w:ascii="Cambria" w:hAnsi="Cambria" w:eastAsia="宋体" w:cs="Times New Roman"/>
+                <w:sz w:val="24"/>
+                <w:szCs w:val="24"/>
+              </w:rPr>
               <w:t>Answer: 12.0</w:t>
             </w:r>
           </w:p>
@@ -1179,20 +1081,31 @@
         <w:tc>
           <w:tcPr>
             <w:tcW w:w="959" w:type="dxa"/>
+            <w:tcBorders>
+              <w:top w:val="single" w:sz="4" w:space="0" w:color="auto"/>
+              <w:left w:val="single" w:sz="4" w:space="0" w:color="auto"/>
+              <w:bottom w:val="single" w:sz="4" w:space="0" w:color="auto"/>
+              <w:right w:val="single" w:sz="4" w:space="0" w:color="auto"/>
+            </w:tcBorders>
+            <w:tcMar>
+              <w:top w:w="0" w:type="dxa"/>
+              <w:left w:w="108" w:type="dxa"/>
+              <w:bottom w:w="0" w:type="dxa"/>
+              <w:right w:w="108" w:type="dxa"/>
+            </w:tcMar>
           </w:tcPr>
           <w:p>
             <w:pPr>
               <w:rPr>
                 <w:rFonts w:ascii="Times New Roman" w:hAnsi="Times New Roman"/>
                 <w:sz w:val="22"/>
-                <w:lang w:val="en-US" w:eastAsia="zh-CN"/>
-              </w:rPr>
-            </w:pPr>
-            <w:r>
-              <w:rPr>
-                <w:rFonts w:ascii="Times New Roman" w:hAnsi="Times New Roman"/>
+              </w:rPr>
+            </w:pPr>
+            <w:r>
+              <w:rPr>
+                <w:rFonts w:ascii="Times New Roman" w:hAnsi="Times New Roman" w:eastAsia="宋体" w:cs="Times New Roman"/>
                 <w:sz w:val="22"/>
-                <w:lang w:val="en-US" w:eastAsia="zh-CN"/>
+                <w:szCs w:val="24"/>
               </w:rPr>
               <w:t>2) 3%</w:t>
             </w:r>
@@ -1201,27 +1114,32 @@
         <w:tc>
           <w:tcPr>
             <w:tcW w:w="5809" w:type="dxa"/>
+            <w:tcBorders>
+              <w:top w:val="single" w:sz="4" w:space="0" w:color="auto"/>
+              <w:left w:val="single" w:sz="4" w:space="0" w:color="auto"/>
+              <w:bottom w:val="single" w:sz="4" w:space="0" w:color="auto"/>
+              <w:right w:val="single" w:sz="4" w:space="0" w:color="auto"/>
+            </w:tcBorders>
+            <w:tcMar>
+              <w:top w:w="0" w:type="dxa"/>
+              <w:left w:w="108" w:type="dxa"/>
+              <w:bottom w:w="0" w:type="dxa"/>
+              <w:right w:w="108" w:type="dxa"/>
+            </w:tcMar>
           </w:tcPr>
           <w:p>
             <w:pPr>
               <w:rPr>
                 <w:rFonts w:ascii="Times New Roman" w:hAnsi="Times New Roman"/>
                 <w:sz w:val="22"/>
-                <w:lang w:val="en-US" w:eastAsia="zh-CN"/>
-              </w:rPr>
-            </w:pPr>
-            <w:r>
-              <w:rPr>
-                <w:rFonts w:ascii="Times New Roman" w:hAnsi="Times New Roman"/>
-                <w:noProof/>
-                <w:sz w:val="22"/>
-                <w:lang w:val="en-US" w:eastAsia="zh-CN"/>
-              </w:rPr>
+              </w:rPr>
+            </w:pPr>
+            <w:r>
               <w:drawing>
-                <wp:inline distT="0" distB="0" distL="0" distR="0" wp14:anchorId="0C289624" wp14:editId="0B4FD2BE">
-                  <wp:extent cx="3341393" cy="377372"/>
-                  <wp:effectExtent l="0" t="0" r="0" b="3810"/>
-                  <wp:docPr id="1599831433" name="Picture 1"/>
+                <wp:inline distT="0" distB="0" distL="0" distR="0">
+                  <wp:extent cx="3343275" cy="381000"/>
+                  <wp:effectExtent l="0" t="0" r="0" b="0"/>
+                  <wp:docPr id="100001" name="Picture 100001"/>
                   <wp:cNvGraphicFramePr>
                     <a:graphicFrameLocks xmlns:a="http://schemas.openxmlformats.org/drawingml/2006/main" noChangeAspect="1"/>
                   </wp:cNvGraphicFramePr>
@@ -1229,11 +1147,11 @@
                     <a:graphicData uri="http://schemas.openxmlformats.org/drawingml/2006/picture">
                       <pic:pic xmlns:pic="http://schemas.openxmlformats.org/drawingml/2006/picture">
                         <pic:nvPicPr>
-                          <pic:cNvPr id="1599831433" name=""/>
+                          <pic:cNvPr id="100001" name="image100001"/>
                           <pic:cNvPicPr/>
                         </pic:nvPicPr>
                         <pic:blipFill>
-                          <a:blip r:embed="rId10"/>
+                          <a:blip r:embed="rId28"/>
                           <a:stretch>
                             <a:fillRect/>
                           </a:stretch>
@@ -1241,7 +1159,7 @@
                         <pic:spPr>
                           <a:xfrm>
                             <a:off x="0" y="0"/>
-                            <a:ext cx="3596956" cy="406235"/>
+                            <a:ext cx="3343275" cy="381000"/>
                           </a:xfrm>
                           <a:prstGeom prst="rect">
                             <a:avLst/>
@@ -1255,7 +1173,15 @@
             </w:r>
           </w:p>
           <w:p>
-            <w:r>
+            <w:pPr>
+              <w:spacing w:after="200"/>
+            </w:pPr>
+            <w:r>
+              <w:rPr>
+                <w:rFonts w:ascii="Cambria" w:hAnsi="Cambria" w:eastAsia="宋体" w:cs="Times New Roman"/>
+                <w:sz w:val="24"/>
+                <w:szCs w:val="24"/>
+              </w:rPr>
               <w:t>Explanation: eval("15-3") gives 12; str(15-3) is "12"; s3 is "15-3". Their string lengths are 2 and 4, so 12 + 2 + 4 = 18.</w:t>
             </w:r>
           </w:p>
@@ -1263,18 +1189,37 @@
         <w:tc>
           <w:tcPr>
             <w:tcW w:w="2138" w:type="dxa"/>
+            <w:tcBorders>
+              <w:top w:val="single" w:sz="4" w:space="0" w:color="auto"/>
+              <w:left w:val="single" w:sz="4" w:space="0" w:color="auto"/>
+              <w:bottom w:val="single" w:sz="4" w:space="0" w:color="auto"/>
+              <w:right w:val="single" w:sz="4" w:space="0" w:color="auto"/>
+            </w:tcBorders>
+            <w:tcMar>
+              <w:top w:w="0" w:type="dxa"/>
+              <w:left w:w="108" w:type="dxa"/>
+              <w:bottom w:w="0" w:type="dxa"/>
+              <w:right w:w="108" w:type="dxa"/>
+            </w:tcMar>
           </w:tcPr>
           <w:p>
             <w:pPr>
               <w:rPr>
                 <w:rFonts w:ascii="Times New Roman" w:hAnsi="Times New Roman"/>
                 <w:sz w:val="22"/>
-                <w:lang w:val="en-US" w:eastAsia="zh-CN"/>
-              </w:rPr>
-            </w:pPr>
-          </w:p>
-          <w:p>
-            <w:r>
+              </w:rPr>
+            </w:pPr>
+          </w:p>
+          <w:p>
+            <w:pPr>
+              <w:spacing w:after="200"/>
+            </w:pPr>
+            <w:r>
+              <w:rPr>
+                <w:rFonts w:ascii="Cambria" w:hAnsi="Cambria" w:eastAsia="宋体" w:cs="Times New Roman"/>
+                <w:sz w:val="24"/>
+                <w:szCs w:val="24"/>
+              </w:rPr>
               <w:t>Answer: 18</w:t>
             </w:r>
           </w:p>
@@ -1287,20 +1232,31 @@
         <w:tc>
           <w:tcPr>
             <w:tcW w:w="959" w:type="dxa"/>
+            <w:tcBorders>
+              <w:top w:val="single" w:sz="4" w:space="0" w:color="auto"/>
+              <w:left w:val="single" w:sz="4" w:space="0" w:color="auto"/>
+              <w:bottom w:val="single" w:sz="4" w:space="0" w:color="auto"/>
+              <w:right w:val="single" w:sz="4" w:space="0" w:color="auto"/>
+            </w:tcBorders>
+            <w:tcMar>
+              <w:top w:w="0" w:type="dxa"/>
+              <w:left w:w="108" w:type="dxa"/>
+              <w:bottom w:w="0" w:type="dxa"/>
+              <w:right w:w="108" w:type="dxa"/>
+            </w:tcMar>
           </w:tcPr>
           <w:p>
             <w:pPr>
               <w:rPr>
                 <w:rFonts w:ascii="Times New Roman" w:hAnsi="Times New Roman"/>
                 <w:sz w:val="22"/>
-                <w:lang w:val="en-US" w:eastAsia="zh-CN"/>
-              </w:rPr>
-            </w:pPr>
-            <w:r>
-              <w:rPr>
-                <w:rFonts w:ascii="Times New Roman" w:hAnsi="Times New Roman"/>
+              </w:rPr>
+            </w:pPr>
+            <w:r>
+              <w:rPr>
+                <w:rFonts w:ascii="Times New Roman" w:hAnsi="Times New Roman" w:eastAsia="宋体" w:cs="Times New Roman"/>
                 <w:sz w:val="22"/>
-                <w:lang w:val="en-US" w:eastAsia="zh-CN"/>
+                <w:szCs w:val="24"/>
               </w:rPr>
               <w:t>3) 3%</w:t>
             </w:r>
@@ -1309,27 +1265,32 @@
         <w:tc>
           <w:tcPr>
             <w:tcW w:w="5809" w:type="dxa"/>
+            <w:tcBorders>
+              <w:top w:val="single" w:sz="4" w:space="0" w:color="auto"/>
+              <w:left w:val="single" w:sz="4" w:space="0" w:color="auto"/>
+              <w:bottom w:val="single" w:sz="4" w:space="0" w:color="auto"/>
+              <w:right w:val="single" w:sz="4" w:space="0" w:color="auto"/>
+            </w:tcBorders>
+            <w:tcMar>
+              <w:top w:w="0" w:type="dxa"/>
+              <w:left w:w="108" w:type="dxa"/>
+              <w:bottom w:w="0" w:type="dxa"/>
+              <w:right w:w="108" w:type="dxa"/>
+            </w:tcMar>
           </w:tcPr>
           <w:p>
             <w:pPr>
               <w:rPr>
                 <w:rFonts w:ascii="Times New Roman" w:hAnsi="Times New Roman"/>
                 <w:sz w:val="22"/>
-                <w:lang w:val="en-US" w:eastAsia="zh-CN"/>
-              </w:rPr>
-            </w:pPr>
-            <w:r>
-              <w:rPr>
-                <w:rFonts w:ascii="Times New Roman" w:hAnsi="Times New Roman"/>
-                <w:noProof/>
-                <w:sz w:val="22"/>
-                <w:lang w:val="en-US" w:eastAsia="zh-CN"/>
-              </w:rPr>
+              </w:rPr>
+            </w:pPr>
+            <w:r>
               <w:drawing>
-                <wp:inline distT="0" distB="0" distL="0" distR="0" wp14:anchorId="3BCA2D34" wp14:editId="095D00E7">
-                  <wp:extent cx="2510972" cy="341404"/>
-                  <wp:effectExtent l="0" t="0" r="0" b="1905"/>
-                  <wp:docPr id="239420455" name="Picture 1"/>
+                <wp:inline distT="0" distB="0" distL="0" distR="0">
+                  <wp:extent cx="2514600" cy="342900"/>
+                  <wp:effectExtent l="0" t="0" r="0" b="0"/>
+                  <wp:docPr id="100002" name="Picture 100002"/>
                   <wp:cNvGraphicFramePr>
                     <a:graphicFrameLocks xmlns:a="http://schemas.openxmlformats.org/drawingml/2006/main" noChangeAspect="1"/>
                   </wp:cNvGraphicFramePr>
@@ -1337,11 +1298,11 @@
                     <a:graphicData uri="http://schemas.openxmlformats.org/drawingml/2006/picture">
                       <pic:pic xmlns:pic="http://schemas.openxmlformats.org/drawingml/2006/picture">
                         <pic:nvPicPr>
-                          <pic:cNvPr id="239420455" name=""/>
+                          <pic:cNvPr id="100002" name="image100002"/>
                           <pic:cNvPicPr/>
                         </pic:nvPicPr>
                         <pic:blipFill>
-                          <a:blip r:embed="rId11"/>
+                          <a:blip r:embed="rId29"/>
                           <a:stretch>
                             <a:fillRect/>
                           </a:stretch>
@@ -1349,7 +1310,7 @@
                         <pic:spPr>
                           <a:xfrm>
                             <a:off x="0" y="0"/>
-                            <a:ext cx="2690402" cy="365800"/>
+                            <a:ext cx="2514600" cy="342900"/>
                           </a:xfrm>
                           <a:prstGeom prst="rect">
                             <a:avLst/>
@@ -1363,7 +1324,15 @@
             </w:r>
           </w:p>
           <w:p>
-            <w:r>
+            <w:pPr>
+              <w:spacing w:after="200"/>
+            </w:pPr>
+            <w:r>
+              <w:rPr>
+                <w:rFonts w:ascii="Cambria" w:hAnsi="Cambria" w:eastAsia="宋体" w:cs="Times New Roman"/>
+                <w:sz w:val="24"/>
+                <w:szCs w:val="24"/>
+              </w:rPr>
               <w:t>Explanation: t[2] is "python" and [2:5] selects "tho", whose uppercase form is "THO". t[0:2] selects [10, 20].</w:t>
             </w:r>
           </w:p>
@@ -1371,18 +1340,37 @@
         <w:tc>
           <w:tcPr>
             <w:tcW w:w="2138" w:type="dxa"/>
+            <w:tcBorders>
+              <w:top w:val="single" w:sz="4" w:space="0" w:color="auto"/>
+              <w:left w:val="single" w:sz="4" w:space="0" w:color="auto"/>
+              <w:bottom w:val="single" w:sz="4" w:space="0" w:color="auto"/>
+              <w:right w:val="single" w:sz="4" w:space="0" w:color="auto"/>
+            </w:tcBorders>
+            <w:tcMar>
+              <w:top w:w="0" w:type="dxa"/>
+              <w:left w:w="108" w:type="dxa"/>
+              <w:bottom w:w="0" w:type="dxa"/>
+              <w:right w:w="108" w:type="dxa"/>
+            </w:tcMar>
           </w:tcPr>
           <w:p>
             <w:pPr>
               <w:rPr>
                 <w:rFonts w:ascii="Times New Roman" w:hAnsi="Times New Roman"/>
                 <w:sz w:val="22"/>
-                <w:lang w:val="en-US" w:eastAsia="zh-CN"/>
-              </w:rPr>
-            </w:pPr>
-          </w:p>
-          <w:p>
-            <w:r>
+              </w:rPr>
+            </w:pPr>
+          </w:p>
+          <w:p>
+            <w:pPr>
+              <w:spacing w:after="200"/>
+            </w:pPr>
+            <w:r>
+              <w:rPr>
+                <w:rFonts w:ascii="Cambria" w:hAnsi="Cambria" w:eastAsia="宋体" w:cs="Times New Roman"/>
+                <w:sz w:val="24"/>
+                <w:szCs w:val="24"/>
+              </w:rPr>
               <w:t>Answer: THO [10, 20]</w:t>
             </w:r>
           </w:p>
@@ -1392,20 +1380,31 @@
         <w:tc>
           <w:tcPr>
             <w:tcW w:w="959" w:type="dxa"/>
+            <w:tcBorders>
+              <w:top w:val="single" w:sz="4" w:space="0" w:color="auto"/>
+              <w:left w:val="single" w:sz="4" w:space="0" w:color="auto"/>
+              <w:bottom w:val="single" w:sz="4" w:space="0" w:color="auto"/>
+              <w:right w:val="single" w:sz="4" w:space="0" w:color="auto"/>
+            </w:tcBorders>
+            <w:tcMar>
+              <w:top w:w="0" w:type="dxa"/>
+              <w:left w:w="108" w:type="dxa"/>
+              <w:bottom w:w="0" w:type="dxa"/>
+              <w:right w:w="108" w:type="dxa"/>
+            </w:tcMar>
           </w:tcPr>
           <w:p>
             <w:pPr>
               <w:rPr>
                 <w:rFonts w:ascii="Times New Roman" w:hAnsi="Times New Roman"/>
                 <w:sz w:val="22"/>
-                <w:lang w:val="en-US" w:eastAsia="zh-CN"/>
-              </w:rPr>
-            </w:pPr>
-            <w:r>
-              <w:rPr>
-                <w:rFonts w:ascii="Times New Roman" w:hAnsi="Times New Roman"/>
+              </w:rPr>
+            </w:pPr>
+            <w:r>
+              <w:rPr>
+                <w:rFonts w:ascii="Times New Roman" w:hAnsi="Times New Roman" w:eastAsia="宋体" w:cs="Times New Roman"/>
                 <w:sz w:val="22"/>
-                <w:lang w:val="en-US" w:eastAsia="zh-CN"/>
+                <w:szCs w:val="24"/>
               </w:rPr>
               <w:t>4) 3%</w:t>
             </w:r>
@@ -1414,27 +1413,32 @@
         <w:tc>
           <w:tcPr>
             <w:tcW w:w="5809" w:type="dxa"/>
+            <w:tcBorders>
+              <w:top w:val="single" w:sz="4" w:space="0" w:color="auto"/>
+              <w:left w:val="single" w:sz="4" w:space="0" w:color="auto"/>
+              <w:bottom w:val="single" w:sz="4" w:space="0" w:color="auto"/>
+              <w:right w:val="single" w:sz="4" w:space="0" w:color="auto"/>
+            </w:tcBorders>
+            <w:tcMar>
+              <w:top w:w="0" w:type="dxa"/>
+              <w:left w:w="108" w:type="dxa"/>
+              <w:bottom w:w="0" w:type="dxa"/>
+              <w:right w:w="108" w:type="dxa"/>
+            </w:tcMar>
           </w:tcPr>
           <w:p>
             <w:pPr>
               <w:rPr>
                 <w:rFonts w:ascii="Times New Roman" w:hAnsi="Times New Roman"/>
                 <w:sz w:val="22"/>
-                <w:lang w:val="en-US" w:eastAsia="zh-CN"/>
-              </w:rPr>
-            </w:pPr>
-            <w:r>
-              <w:rPr>
-                <w:rFonts w:ascii="Times New Roman" w:hAnsi="Times New Roman"/>
-                <w:noProof/>
-                <w:sz w:val="22"/>
-                <w:lang w:val="en-US" w:eastAsia="zh-CN"/>
-              </w:rPr>
+              </w:rPr>
+            </w:pPr>
+            <w:r>
               <w:drawing>
-                <wp:inline distT="0" distB="0" distL="0" distR="0" wp14:anchorId="6BB900A1" wp14:editId="69A10FB1">
-                  <wp:extent cx="2801258" cy="1559326"/>
-                  <wp:effectExtent l="0" t="0" r="5715" b="3175"/>
-                  <wp:docPr id="352320593" name="Picture 1"/>
+                <wp:inline distT="0" distB="0" distL="0" distR="0">
+                  <wp:extent cx="2800350" cy="1562100"/>
+                  <wp:effectExtent l="0" t="0" r="9525" b="0"/>
+                  <wp:docPr id="100003" name="Picture 100003"/>
                   <wp:cNvGraphicFramePr>
                     <a:graphicFrameLocks xmlns:a="http://schemas.openxmlformats.org/drawingml/2006/main" noChangeAspect="1"/>
                   </wp:cNvGraphicFramePr>
@@ -1442,11 +1446,11 @@
                     <a:graphicData uri="http://schemas.openxmlformats.org/drawingml/2006/picture">
                       <pic:pic xmlns:pic="http://schemas.openxmlformats.org/drawingml/2006/picture">
                         <pic:nvPicPr>
-                          <pic:cNvPr id="352320593" name=""/>
+                          <pic:cNvPr id="100003" name="image100003"/>
                           <pic:cNvPicPr/>
                         </pic:nvPicPr>
                         <pic:blipFill>
-                          <a:blip r:embed="rId12"/>
+                          <a:blip r:embed="rId30"/>
                           <a:stretch>
                             <a:fillRect/>
                           </a:stretch>
@@ -1454,7 +1458,7 @@
                         <pic:spPr>
                           <a:xfrm>
                             <a:off x="0" y="0"/>
-                            <a:ext cx="2844574" cy="1583438"/>
+                            <a:ext cx="2800350" cy="1562100"/>
                           </a:xfrm>
                           <a:prstGeom prst="rect">
                             <a:avLst/>
@@ -1468,7 +1472,15 @@
             </w:r>
           </w:p>
           <w:p>
-            <w:r>
+            <w:pPr>
+              <w:spacing w:after="200"/>
+            </w:pPr>
+            <w:r>
+              <w:rPr>
+                <w:rFonts w:ascii="Cambria" w:hAnsi="Cambria" w:eastAsia="宋体" w:cs="Times New Roman"/>
+                <w:sz w:val="24"/>
+                <w:szCs w:val="24"/>
+              </w:rPr>
               <w:t>Explanation: x is 10 and y is empty. The first condition is false; len(y)==0 and x&gt;8 are both true, so the elif branch prints hello.</w:t>
             </w:r>
           </w:p>
@@ -1476,18 +1488,37 @@
         <w:tc>
           <w:tcPr>
             <w:tcW w:w="2138" w:type="dxa"/>
+            <w:tcBorders>
+              <w:top w:val="single" w:sz="4" w:space="0" w:color="auto"/>
+              <w:left w:val="single" w:sz="4" w:space="0" w:color="auto"/>
+              <w:bottom w:val="single" w:sz="4" w:space="0" w:color="auto"/>
+              <w:right w:val="single" w:sz="4" w:space="0" w:color="auto"/>
+            </w:tcBorders>
+            <w:tcMar>
+              <w:top w:w="0" w:type="dxa"/>
+              <w:left w:w="108" w:type="dxa"/>
+              <w:bottom w:w="0" w:type="dxa"/>
+              <w:right w:w="108" w:type="dxa"/>
+            </w:tcMar>
           </w:tcPr>
           <w:p>
             <w:pPr>
               <w:rPr>
                 <w:rFonts w:ascii="Times New Roman" w:hAnsi="Times New Roman"/>
                 <w:sz w:val="22"/>
-                <w:lang w:val="en-US" w:eastAsia="zh-CN"/>
-              </w:rPr>
-            </w:pPr>
-          </w:p>
-          <w:p>
-            <w:r>
+              </w:rPr>
+            </w:pPr>
+          </w:p>
+          <w:p>
+            <w:pPr>
+              <w:spacing w:after="200"/>
+            </w:pPr>
+            <w:r>
+              <w:rPr>
+                <w:rFonts w:ascii="Cambria" w:hAnsi="Cambria" w:eastAsia="宋体" w:cs="Times New Roman"/>
+                <w:sz w:val="24"/>
+                <w:szCs w:val="24"/>
+              </w:rPr>
               <w:t>Answer: hello</w:t>
             </w:r>
           </w:p>
@@ -1497,20 +1528,31 @@
         <w:tc>
           <w:tcPr>
             <w:tcW w:w="959" w:type="dxa"/>
+            <w:tcBorders>
+              <w:top w:val="single" w:sz="4" w:space="0" w:color="auto"/>
+              <w:left w:val="single" w:sz="4" w:space="0" w:color="auto"/>
+              <w:bottom w:val="single" w:sz="4" w:space="0" w:color="auto"/>
+              <w:right w:val="single" w:sz="4" w:space="0" w:color="auto"/>
+            </w:tcBorders>
+            <w:tcMar>
+              <w:top w:w="0" w:type="dxa"/>
+              <w:left w:w="108" w:type="dxa"/>
+              <w:bottom w:w="0" w:type="dxa"/>
+              <w:right w:w="108" w:type="dxa"/>
+            </w:tcMar>
           </w:tcPr>
           <w:p>
             <w:pPr>
               <w:rPr>
                 <w:rFonts w:ascii="Times New Roman" w:hAnsi="Times New Roman"/>
                 <w:sz w:val="22"/>
-                <w:lang w:val="en-US" w:eastAsia="zh-CN"/>
-              </w:rPr>
-            </w:pPr>
-            <w:r>
-              <w:rPr>
-                <w:rFonts w:ascii="Times New Roman" w:hAnsi="Times New Roman"/>
+              </w:rPr>
+            </w:pPr>
+            <w:r>
+              <w:rPr>
+                <w:rFonts w:ascii="Times New Roman" w:hAnsi="Times New Roman" w:eastAsia="宋体" w:cs="Times New Roman"/>
                 <w:sz w:val="22"/>
-                <w:lang w:val="en-US" w:eastAsia="zh-CN"/>
+                <w:szCs w:val="24"/>
               </w:rPr>
               <w:t>5) 3%</w:t>
             </w:r>
@@ -1519,27 +1561,32 @@
         <w:tc>
           <w:tcPr>
             <w:tcW w:w="5809" w:type="dxa"/>
+            <w:tcBorders>
+              <w:top w:val="single" w:sz="4" w:space="0" w:color="auto"/>
+              <w:left w:val="single" w:sz="4" w:space="0" w:color="auto"/>
+              <w:bottom w:val="single" w:sz="4" w:space="0" w:color="auto"/>
+              <w:right w:val="single" w:sz="4" w:space="0" w:color="auto"/>
+            </w:tcBorders>
+            <w:tcMar>
+              <w:top w:w="0" w:type="dxa"/>
+              <w:left w:w="108" w:type="dxa"/>
+              <w:bottom w:w="0" w:type="dxa"/>
+              <w:right w:w="108" w:type="dxa"/>
+            </w:tcMar>
           </w:tcPr>
           <w:p>
             <w:pPr>
               <w:rPr>
                 <w:rFonts w:ascii="Times New Roman" w:hAnsi="Times New Roman"/>
                 <w:sz w:val="22"/>
-                <w:lang w:val="en-US" w:eastAsia="zh-CN"/>
-              </w:rPr>
-            </w:pPr>
-            <w:r>
-              <w:rPr>
-                <w:rFonts w:ascii="Times New Roman" w:hAnsi="Times New Roman"/>
-                <w:noProof/>
-                <w:sz w:val="22"/>
-                <w:lang w:val="en-US" w:eastAsia="zh-CN"/>
-              </w:rPr>
+              </w:rPr>
+            </w:pPr>
+            <w:r>
               <w:drawing>
-                <wp:inline distT="0" distB="0" distL="0" distR="0" wp14:anchorId="3CFC980E" wp14:editId="4A056C0D">
-                  <wp:extent cx="1647372" cy="892600"/>
-                  <wp:effectExtent l="0" t="0" r="3810" b="0"/>
-                  <wp:docPr id="1073743261" name="Picture 1"/>
+                <wp:inline distT="0" distB="0" distL="0" distR="0">
+                  <wp:extent cx="1647825" cy="895350"/>
+                  <wp:effectExtent l="0" t="0" r="0" b="0"/>
+                  <wp:docPr id="100004" name="Picture 100004"/>
                   <wp:cNvGraphicFramePr>
                     <a:graphicFrameLocks xmlns:a="http://schemas.openxmlformats.org/drawingml/2006/main" noChangeAspect="1"/>
                   </wp:cNvGraphicFramePr>
@@ -1547,11 +1594,11 @@
                     <a:graphicData uri="http://schemas.openxmlformats.org/drawingml/2006/picture">
                       <pic:pic xmlns:pic="http://schemas.openxmlformats.org/drawingml/2006/picture">
                         <pic:nvPicPr>
-                          <pic:cNvPr id="1073743261" name=""/>
+                          <pic:cNvPr id="100004" name="image100004"/>
                           <pic:cNvPicPr/>
                         </pic:nvPicPr>
                         <pic:blipFill>
-                          <a:blip r:embed="rId13"/>
+                          <a:blip r:embed="rId31"/>
                           <a:stretch>
                             <a:fillRect/>
                           </a:stretch>
@@ -1559,7 +1606,7 @@
                         <pic:spPr>
                           <a:xfrm>
                             <a:off x="0" y="0"/>
-                            <a:ext cx="1692850" cy="917242"/>
+                            <a:ext cx="1647825" cy="895350"/>
                           </a:xfrm>
                           <a:prstGeom prst="rect">
                             <a:avLst/>
@@ -1573,7 +1620,15 @@
             </w:r>
           </w:p>
           <w:p>
-            <w:r>
+            <w:pPr>
+              <w:spacing w:after="200"/>
+            </w:pPr>
+            <w:r>
+              <w:rPr>
+                <w:rFonts w:ascii="Cambria" w:hAnsi="Cambria" w:eastAsia="宋体" w:cs="Times New Roman"/>
+                <w:sz w:val="24"/>
+                <w:szCs w:val="24"/>
+              </w:rPr>
               <w:t>Explanation: i starts at 1 and doubles after each print. The values 1, 2, 4, and 8 are below 12; 16 ends the loop.</w:t>
             </w:r>
           </w:p>
@@ -1581,18 +1636,37 @@
         <w:tc>
           <w:tcPr>
             <w:tcW w:w="2138" w:type="dxa"/>
+            <w:tcBorders>
+              <w:top w:val="single" w:sz="4" w:space="0" w:color="auto"/>
+              <w:left w:val="single" w:sz="4" w:space="0" w:color="auto"/>
+              <w:bottom w:val="single" w:sz="4" w:space="0" w:color="auto"/>
+              <w:right w:val="single" w:sz="4" w:space="0" w:color="auto"/>
+            </w:tcBorders>
+            <w:tcMar>
+              <w:top w:w="0" w:type="dxa"/>
+              <w:left w:w="108" w:type="dxa"/>
+              <w:bottom w:w="0" w:type="dxa"/>
+              <w:right w:w="108" w:type="dxa"/>
+            </w:tcMar>
           </w:tcPr>
           <w:p>
             <w:pPr>
               <w:rPr>
                 <w:rFonts w:ascii="Times New Roman" w:hAnsi="Times New Roman"/>
                 <w:sz w:val="22"/>
-                <w:lang w:val="en-US" w:eastAsia="zh-CN"/>
-              </w:rPr>
-            </w:pPr>
-          </w:p>
-          <w:p>
-            <w:r>
+              </w:rPr>
+            </w:pPr>
+          </w:p>
+          <w:p>
+            <w:pPr>
+              <w:spacing w:after="200"/>
+            </w:pPr>
+            <w:r>
+              <w:rPr>
+                <w:rFonts w:ascii="Cambria" w:hAnsi="Cambria" w:eastAsia="宋体" w:cs="Times New Roman"/>
+                <w:sz w:val="24"/>
+                <w:szCs w:val="24"/>
+              </w:rPr>
               <w:t>Answer: 1*2*4*8*</w:t>
             </w:r>
           </w:p>
@@ -1602,37 +1676,48 @@
         <w:tc>
           <w:tcPr>
             <w:tcW w:w="959" w:type="dxa"/>
+            <w:tcBorders>
+              <w:top w:val="single" w:sz="4" w:space="0" w:color="auto"/>
+              <w:left w:val="single" w:sz="4" w:space="0" w:color="auto"/>
+              <w:bottom w:val="single" w:sz="4" w:space="0" w:color="auto"/>
+              <w:right w:val="single" w:sz="4" w:space="0" w:color="auto"/>
+            </w:tcBorders>
+            <w:tcMar>
+              <w:top w:w="0" w:type="dxa"/>
+              <w:left w:w="108" w:type="dxa"/>
+              <w:bottom w:w="0" w:type="dxa"/>
+              <w:right w:w="108" w:type="dxa"/>
+            </w:tcMar>
           </w:tcPr>
           <w:p>
             <w:pPr>
               <w:rPr>
                 <w:rFonts w:ascii="Times New Roman" w:hAnsi="Times New Roman"/>
                 <w:sz w:val="22"/>
-                <w:lang w:val="en-US" w:eastAsia="zh-CN"/>
-              </w:rPr>
-            </w:pPr>
-            <w:r>
-              <w:rPr>
-                <w:rFonts w:ascii="Times New Roman" w:hAnsi="Times New Roman"/>
+              </w:rPr>
+            </w:pPr>
+            <w:r>
+              <w:lastRenderedPageBreak/>
+              <w:rPr>
+                <w:rFonts w:ascii="Times New Roman" w:hAnsi="Times New Roman" w:eastAsia="宋体" w:cs="Times New Roman"/>
                 <w:sz w:val="22"/>
-                <w:lang w:val="en-US" w:eastAsia="zh-CN"/>
-              </w:rPr>
-              <w:lastRenderedPageBreak/>
+                <w:szCs w:val="24"/>
+              </w:rPr>
               <w:t xml:space="preserve">6) </w:t>
             </w:r>
             <w:r>
               <w:rPr>
-                <w:rFonts w:ascii="Times New Roman" w:hAnsi="Times New Roman"/>
+                <w:rFonts w:ascii="Times New Roman" w:hAnsi="Times New Roman" w:eastAsia="宋体" w:cs="Times New Roman"/>
                 <w:sz w:val="22"/>
-                <w:lang w:val="en-US" w:eastAsia="zh-CN"/>
+                <w:szCs w:val="24"/>
               </w:rPr>
               <w:t>4</w:t>
             </w:r>
             <w:r>
               <w:rPr>
-                <w:rFonts w:ascii="Times New Roman" w:hAnsi="Times New Roman"/>
+                <w:rFonts w:ascii="Times New Roman" w:hAnsi="Times New Roman" w:eastAsia="宋体" w:cs="Times New Roman"/>
                 <w:sz w:val="22"/>
-                <w:lang w:val="en-US" w:eastAsia="zh-CN"/>
+                <w:szCs w:val="24"/>
               </w:rPr>
               <w:t>%</w:t>
             </w:r>
@@ -1641,27 +1726,32 @@
         <w:tc>
           <w:tcPr>
             <w:tcW w:w="5809" w:type="dxa"/>
+            <w:tcBorders>
+              <w:top w:val="single" w:sz="4" w:space="0" w:color="auto"/>
+              <w:left w:val="single" w:sz="4" w:space="0" w:color="auto"/>
+              <w:bottom w:val="single" w:sz="4" w:space="0" w:color="auto"/>
+              <w:right w:val="single" w:sz="4" w:space="0" w:color="auto"/>
+            </w:tcBorders>
+            <w:tcMar>
+              <w:top w:w="0" w:type="dxa"/>
+              <w:left w:w="108" w:type="dxa"/>
+              <w:bottom w:w="0" w:type="dxa"/>
+              <w:right w:w="108" w:type="dxa"/>
+            </w:tcMar>
           </w:tcPr>
           <w:p>
             <w:pPr>
               <w:rPr>
                 <w:rFonts w:ascii="Times New Roman" w:hAnsi="Times New Roman"/>
                 <w:sz w:val="22"/>
-                <w:lang w:val="en-US" w:eastAsia="zh-CN"/>
-              </w:rPr>
-            </w:pPr>
-            <w:r>
-              <w:rPr>
-                <w:rFonts w:ascii="Times New Roman" w:hAnsi="Times New Roman"/>
-                <w:noProof/>
-                <w:sz w:val="22"/>
-                <w:lang w:val="en-US" w:eastAsia="zh-CN"/>
-              </w:rPr>
+              </w:rPr>
+            </w:pPr>
+            <w:r>
               <w:drawing>
-                <wp:inline distT="0" distB="0" distL="0" distR="0" wp14:anchorId="0DE56DB1" wp14:editId="38E00AFB">
-                  <wp:extent cx="3341370" cy="1414831"/>
+                <wp:inline distT="0" distB="0" distL="0" distR="0">
+                  <wp:extent cx="3343275" cy="1419225"/>
                   <wp:effectExtent l="0" t="0" r="0" b="0"/>
-                  <wp:docPr id="1197951472" name="Picture 1"/>
+                  <wp:docPr id="100005" name="Picture 100005"/>
                   <wp:cNvGraphicFramePr>
                     <a:graphicFrameLocks xmlns:a="http://schemas.openxmlformats.org/drawingml/2006/main" noChangeAspect="1"/>
                   </wp:cNvGraphicFramePr>
@@ -1669,11 +1759,11 @@
                     <a:graphicData uri="http://schemas.openxmlformats.org/drawingml/2006/picture">
                       <pic:pic xmlns:pic="http://schemas.openxmlformats.org/drawingml/2006/picture">
                         <pic:nvPicPr>
-                          <pic:cNvPr id="1197951472" name=""/>
+                          <pic:cNvPr id="100005" name="image100005"/>
                           <pic:cNvPicPr/>
                         </pic:nvPicPr>
                         <pic:blipFill>
-                          <a:blip r:embed="rId14"/>
+                          <a:blip r:embed="rId32"/>
                           <a:stretch>
                             <a:fillRect/>
                           </a:stretch>
@@ -1681,7 +1771,7 @@
                         <pic:spPr>
                           <a:xfrm>
                             <a:off x="0" y="0"/>
-                            <a:ext cx="3348047" cy="1417658"/>
+                            <a:ext cx="3343275" cy="1419225"/>
                           </a:xfrm>
                           <a:prstGeom prst="rect">
                             <a:avLst/>
@@ -1695,28 +1785,196 @@
             </w:r>
           </w:p>
           <w:p>
-            <w:r>
+            <w:pPr>
+              <w:spacing w:after="200"/>
+            </w:pPr>
+            <w:r>
+              <w:rPr>
+                <w:rFonts w:ascii="Cambria" w:hAnsi="Cambria" w:eastAsia="宋体" w:cs="Times New Roman"/>
+                <w:sz w:val="24"/>
+                <w:szCs w:val="24"/>
+              </w:rPr>
               <w:t>Explanation: The default cache list is created once and shared by calls that omit the cache argument. The first call appends start and prints ['start']. The second call appends finish to that same list. Its length is 2, which is not greater than max_size=2, so nothing is removed; it prints ['start', 'finish'].</w:t>
+            </w:r>
+          </w:p>
+          <w:p>
+            <w:pPr>
+              <w:spacing w:after="200"/>
+            </w:pPr>
+            <w:r>
+              <w:rPr>
+                <w:rFonts w:ascii="Cambria" w:hAnsi="Cambria" w:eastAsia="宋体" w:cs="Times New Roman"/>
+                <w:sz w:val="24"/>
+                <w:szCs w:val="24"/>
+              </w:rPr>
+              <w:t>Tip: Mutable default arguments, such as cache=[], are created once when the function is defined and reused by calls that omit the argument. To avoid sharing a list accidentally, use None as the default and create a new list inside the function.</w:t>
+            </w:r>
+          </w:p>
+          <w:p>
+            <w:pPr>
+              <w:spacing w:after="200"/>
+            </w:pPr>
+            <w:r>
+              <w:rPr>
+                <w:rFonts w:ascii="Cambria" w:hAnsi="Cambria" w:eastAsia="宋体" w:cs="Times New Roman"/>
+                <w:b/>
+                <w:bCs/>
+                <w:sz w:val="24"/>
+                <w:szCs w:val="24"/>
+              </w:rPr>
+              <w:t>Safer version (creates a new list when cache is omitted):</w:t>
+            </w:r>
+          </w:p>
+          <w:p>
+            <w:pPr>
+              <w:spacing w:after="0"/>
+            </w:pPr>
+            <w:r>
+              <w:rPr>
+                <w:rFonts w:ascii="Consolas" w:hAnsi="Consolas" w:eastAsia="Consolas" w:cs="Times New Roman"/>
+                <w:sz w:val="18"/>
+                <w:szCs w:val="24"/>
+              </w:rPr>
+              <w:t>def log_event(event, cache=None, max_size=1):</w:t>
+            </w:r>
+          </w:p>
+          <w:p>
+            <w:pPr>
+              <w:spacing w:after="0"/>
+            </w:pPr>
+            <w:r>
+              <w:rPr>
+                <w:rFonts w:ascii="Consolas" w:hAnsi="Consolas" w:eastAsia="Consolas" w:cs="Times New Roman"/>
+                <w:sz w:val="18"/>
+                <w:szCs w:val="24"/>
+              </w:rPr>
+              <w:t xml:space="preserve">    if cache is None:</w:t>
+            </w:r>
+          </w:p>
+          <w:p>
+            <w:pPr>
+              <w:spacing w:after="0"/>
+            </w:pPr>
+            <w:r>
+              <w:rPr>
+                <w:rFonts w:ascii="Consolas" w:hAnsi="Consolas" w:eastAsia="Consolas" w:cs="Times New Roman"/>
+                <w:sz w:val="18"/>
+                <w:szCs w:val="24"/>
+              </w:rPr>
+              <w:t xml:space="preserve">        cache = []</w:t>
+            </w:r>
+          </w:p>
+          <w:p>
+            <w:pPr>
+              <w:spacing w:after="0"/>
+            </w:pPr>
+            <w:r>
+              <w:rPr>
+                <w:rFonts w:ascii="Consolas" w:hAnsi="Consolas" w:eastAsia="Consolas" w:cs="Times New Roman"/>
+                <w:sz w:val="18"/>
+                <w:szCs w:val="24"/>
+              </w:rPr>
+              <w:t xml:space="preserve"> </w:t>
+            </w:r>
+          </w:p>
+          <w:p>
+            <w:pPr>
+              <w:spacing w:after="0"/>
+            </w:pPr>
+            <w:r>
+              <w:rPr>
+                <w:rFonts w:ascii="Consolas" w:hAnsi="Consolas" w:eastAsia="Consolas" w:cs="Times New Roman"/>
+                <w:sz w:val="18"/>
+                <w:szCs w:val="24"/>
+              </w:rPr>
+              <w:t xml:space="preserve">    cache.append(event)</w:t>
+            </w:r>
+          </w:p>
+          <w:p>
+            <w:pPr>
+              <w:spacing w:after="0"/>
+            </w:pPr>
+            <w:r>
+              <w:rPr>
+                <w:rFonts w:ascii="Consolas" w:hAnsi="Consolas" w:eastAsia="Consolas" w:cs="Times New Roman"/>
+                <w:sz w:val="18"/>
+                <w:szCs w:val="24"/>
+              </w:rPr>
+              <w:t xml:space="preserve">    if len(cache) &gt; max_size:</w:t>
+            </w:r>
+          </w:p>
+          <w:p>
+            <w:pPr>
+              <w:spacing w:after="0"/>
+            </w:pPr>
+            <w:r>
+              <w:rPr>
+                <w:rFonts w:ascii="Consolas" w:hAnsi="Consolas" w:eastAsia="Consolas" w:cs="Times New Roman"/>
+                <w:sz w:val="18"/>
+                <w:szCs w:val="24"/>
+              </w:rPr>
+              <w:t xml:space="preserve">        cache[:] = cache[1:]</w:t>
+            </w:r>
+          </w:p>
+          <w:p>
+            <w:pPr>
+              <w:spacing w:after="0"/>
+            </w:pPr>
+            <w:r>
+              <w:rPr>
+                <w:rFonts w:ascii="Consolas" w:hAnsi="Consolas" w:eastAsia="Consolas" w:cs="Times New Roman"/>
+                <w:sz w:val="18"/>
+                <w:szCs w:val="24"/>
+              </w:rPr>
+              <w:t xml:space="preserve">    print(cache)</w:t>
             </w:r>
           </w:p>
         </w:tc>
         <w:tc>
           <w:tcPr>
             <w:tcW w:w="2138" w:type="dxa"/>
+            <w:tcBorders>
+              <w:top w:val="single" w:sz="4" w:space="0" w:color="auto"/>
+              <w:left w:val="single" w:sz="4" w:space="0" w:color="auto"/>
+              <w:bottom w:val="single" w:sz="4" w:space="0" w:color="auto"/>
+              <w:right w:val="single" w:sz="4" w:space="0" w:color="auto"/>
+            </w:tcBorders>
+            <w:tcMar>
+              <w:top w:w="0" w:type="dxa"/>
+              <w:left w:w="108" w:type="dxa"/>
+              <w:bottom w:w="0" w:type="dxa"/>
+              <w:right w:w="108" w:type="dxa"/>
+            </w:tcMar>
           </w:tcPr>
           <w:p>
             <w:pPr>
               <w:rPr>
                 <w:rFonts w:ascii="Times New Roman" w:hAnsi="Times New Roman"/>
                 <w:sz w:val="22"/>
-                <w:lang w:val="en-US" w:eastAsia="zh-CN"/>
-              </w:rPr>
-            </w:pPr>
-          </w:p>
-          <w:p>
-            <w:r>
+              </w:rPr>
+            </w:pPr>
+          </w:p>
+          <w:p>
+            <w:pPr>
+              <w:spacing w:after="200"/>
+            </w:pPr>
+            <w:r>
+              <w:rPr>
+                <w:rFonts w:ascii="Cambria" w:hAnsi="Cambria" w:eastAsia="宋体" w:cs="Times New Roman"/>
+                <w:sz w:val="24"/>
+                <w:szCs w:val="24"/>
+              </w:rPr>
               <w:t>Answer: ['start']</w:t>
-              <w:br/>
+            </w:r>
+            <w:r>
+              <w:br w:type="textWrapping"/>
+            </w:r>
+            <w:r>
+              <w:rPr>
+                <w:rFonts w:ascii="Cambria" w:hAnsi="Cambria" w:eastAsia="宋体" w:cs="Times New Roman"/>
+                <w:sz w:val="24"/>
+                <w:szCs w:val="24"/>
+              </w:rPr>
               <w:t>['start', 'finish']</w:t>
             </w:r>
           </w:p>
@@ -1726,20 +1984,31 @@
         <w:tc>
           <w:tcPr>
             <w:tcW w:w="959" w:type="dxa"/>
+            <w:tcBorders>
+              <w:top w:val="single" w:sz="4" w:space="0" w:color="auto"/>
+              <w:left w:val="single" w:sz="4" w:space="0" w:color="auto"/>
+              <w:bottom w:val="single" w:sz="4" w:space="0" w:color="auto"/>
+              <w:right w:val="single" w:sz="4" w:space="0" w:color="auto"/>
+            </w:tcBorders>
+            <w:tcMar>
+              <w:top w:w="0" w:type="dxa"/>
+              <w:left w:w="108" w:type="dxa"/>
+              <w:bottom w:w="0" w:type="dxa"/>
+              <w:right w:w="108" w:type="dxa"/>
+            </w:tcMar>
           </w:tcPr>
           <w:p>
             <w:pPr>
               <w:rPr>
                 <w:rFonts w:ascii="Times New Roman" w:hAnsi="Times New Roman"/>
                 <w:sz w:val="22"/>
-                <w:lang w:val="en-US" w:eastAsia="zh-CN"/>
-              </w:rPr>
-            </w:pPr>
-            <w:r>
-              <w:rPr>
-                <w:rFonts w:ascii="Times New Roman" w:hAnsi="Times New Roman"/>
+              </w:rPr>
+            </w:pPr>
+            <w:r>
+              <w:rPr>
+                <w:rFonts w:ascii="Times New Roman" w:hAnsi="Times New Roman" w:eastAsia="宋体" w:cs="Times New Roman"/>
                 <w:sz w:val="22"/>
-                <w:lang w:val="en-US" w:eastAsia="zh-CN"/>
+                <w:szCs w:val="24"/>
               </w:rPr>
               <w:t>7) 4%</w:t>
             </w:r>
@@ -1748,27 +2017,32 @@
         <w:tc>
           <w:tcPr>
             <w:tcW w:w="5809" w:type="dxa"/>
+            <w:tcBorders>
+              <w:top w:val="single" w:sz="4" w:space="0" w:color="auto"/>
+              <w:left w:val="single" w:sz="4" w:space="0" w:color="auto"/>
+              <w:bottom w:val="single" w:sz="4" w:space="0" w:color="auto"/>
+              <w:right w:val="single" w:sz="4" w:space="0" w:color="auto"/>
+            </w:tcBorders>
+            <w:tcMar>
+              <w:top w:w="0" w:type="dxa"/>
+              <w:left w:w="108" w:type="dxa"/>
+              <w:bottom w:w="0" w:type="dxa"/>
+              <w:right w:w="108" w:type="dxa"/>
+            </w:tcMar>
           </w:tcPr>
           <w:p>
             <w:pPr>
               <w:rPr>
                 <w:rFonts w:ascii="Times New Roman" w:hAnsi="Times New Roman"/>
                 <w:sz w:val="22"/>
-                <w:lang w:val="en-US" w:eastAsia="zh-CN"/>
-              </w:rPr>
-            </w:pPr>
-            <w:r>
-              <w:rPr>
-                <w:rFonts w:ascii="Times New Roman" w:hAnsi="Times New Roman"/>
-                <w:noProof/>
-                <w:sz w:val="22"/>
-                <w:lang w:val="en-US" w:eastAsia="zh-CN"/>
-              </w:rPr>
+              </w:rPr>
+            </w:pPr>
+            <w:r>
               <w:drawing>
-                <wp:inline distT="0" distB="0" distL="0" distR="0" wp14:anchorId="6F2E615B" wp14:editId="09AE46C1">
-                  <wp:extent cx="2589581" cy="2180700"/>
-                  <wp:effectExtent l="0" t="0" r="1270" b="3810"/>
-                  <wp:docPr id="342123666" name="Picture 1"/>
+                <wp:inline distT="0" distB="0" distL="0" distR="0">
+                  <wp:extent cx="2590800" cy="2181225"/>
+                  <wp:effectExtent l="0" t="0" r="0" b="0"/>
+                  <wp:docPr id="100006" name="Picture 100006"/>
                   <wp:cNvGraphicFramePr>
                     <a:graphicFrameLocks xmlns:a="http://schemas.openxmlformats.org/drawingml/2006/main" noChangeAspect="1"/>
                   </wp:cNvGraphicFramePr>
@@ -1776,11 +2050,11 @@
                     <a:graphicData uri="http://schemas.openxmlformats.org/drawingml/2006/picture">
                       <pic:pic xmlns:pic="http://schemas.openxmlformats.org/drawingml/2006/picture">
                         <pic:nvPicPr>
-                          <pic:cNvPr id="342123666" name=""/>
+                          <pic:cNvPr id="100006" name="image100006"/>
                           <pic:cNvPicPr/>
                         </pic:nvPicPr>
                         <pic:blipFill>
-                          <a:blip r:embed="rId15"/>
+                          <a:blip r:embed="rId33"/>
                           <a:stretch>
                             <a:fillRect/>
                           </a:stretch>
@@ -1788,7 +2062,7 @@
                         <pic:spPr>
                           <a:xfrm>
                             <a:off x="0" y="0"/>
-                            <a:ext cx="2631225" cy="2215769"/>
+                            <a:ext cx="2590800" cy="2181225"/>
                           </a:xfrm>
                           <a:prstGeom prst="rect">
                             <a:avLst/>
@@ -1802,7 +2076,15 @@
             </w:r>
           </w:p>
           <w:p>
-            <w:r>
+            <w:pPr>
+              <w:spacing w:after="200"/>
+            </w:pPr>
+            <w:r>
+              <w:rPr>
+                <w:rFonts w:ascii="Cambria" w:hAnsi="Cambria" w:eastAsia="宋体" w:cs="Times New Roman"/>
+                <w:sz w:val="24"/>
+                <w:szCs w:val="24"/>
+              </w:rPr>
               <w:t>Explanation: The first underscore toggles recording on and is skipped. The letters I and D are then added one at a time, so the program prints I and then ID. The second underscore toggles recording off; the digits are ignored, and the period ends the loop.</w:t>
             </w:r>
           </w:p>
@@ -1810,20 +2092,48 @@
         <w:tc>
           <w:tcPr>
             <w:tcW w:w="2138" w:type="dxa"/>
+            <w:tcBorders>
+              <w:top w:val="single" w:sz="4" w:space="0" w:color="auto"/>
+              <w:left w:val="single" w:sz="4" w:space="0" w:color="auto"/>
+              <w:bottom w:val="single" w:sz="4" w:space="0" w:color="auto"/>
+              <w:right w:val="single" w:sz="4" w:space="0" w:color="auto"/>
+            </w:tcBorders>
+            <w:tcMar>
+              <w:top w:w="0" w:type="dxa"/>
+              <w:left w:w="108" w:type="dxa"/>
+              <w:bottom w:w="0" w:type="dxa"/>
+              <w:right w:w="108" w:type="dxa"/>
+            </w:tcMar>
           </w:tcPr>
           <w:p>
             <w:pPr>
               <w:rPr>
                 <w:rFonts w:ascii="Times New Roman" w:hAnsi="Times New Roman"/>
                 <w:sz w:val="22"/>
-                <w:lang w:val="en-US" w:eastAsia="zh-CN"/>
-              </w:rPr>
-            </w:pPr>
-          </w:p>
-          <w:p>
-            <w:r>
+              </w:rPr>
+            </w:pPr>
+          </w:p>
+          <w:p>
+            <w:pPr>
+              <w:spacing w:after="200"/>
+            </w:pPr>
+            <w:r>
+              <w:rPr>
+                <w:rFonts w:ascii="Cambria" w:hAnsi="Cambria" w:eastAsia="宋体" w:cs="Times New Roman"/>
+                <w:sz w:val="24"/>
+                <w:szCs w:val="24"/>
+              </w:rPr>
               <w:t>Answer: I</w:t>
-              <w:br/>
+            </w:r>
+            <w:r>
+              <w:br w:type="textWrapping"/>
+            </w:r>
+            <w:r>
+              <w:rPr>
+                <w:rFonts w:ascii="Cambria" w:hAnsi="Cambria" w:eastAsia="宋体" w:cs="Times New Roman"/>
+                <w:sz w:val="24"/>
+                <w:szCs w:val="24"/>
+              </w:rPr>
               <w:t>ID</w:t>
             </w:r>
           </w:p>
@@ -1833,36 +2143,47 @@
         <w:tc>
           <w:tcPr>
             <w:tcW w:w="959" w:type="dxa"/>
+            <w:tcBorders>
+              <w:top w:val="single" w:sz="4" w:space="0" w:color="auto"/>
+              <w:left w:val="single" w:sz="4" w:space="0" w:color="auto"/>
+              <w:bottom w:val="single" w:sz="4" w:space="0" w:color="auto"/>
+              <w:right w:val="single" w:sz="4" w:space="0" w:color="auto"/>
+            </w:tcBorders>
+            <w:tcMar>
+              <w:top w:w="0" w:type="dxa"/>
+              <w:left w:w="108" w:type="dxa"/>
+              <w:bottom w:w="0" w:type="dxa"/>
+              <w:right w:w="108" w:type="dxa"/>
+            </w:tcMar>
           </w:tcPr>
           <w:p>
             <w:pPr>
               <w:rPr>
                 <w:rFonts w:ascii="Times New Roman" w:hAnsi="Times New Roman"/>
                 <w:sz w:val="22"/>
-                <w:lang w:val="en-US" w:eastAsia="zh-CN"/>
-              </w:rPr>
-            </w:pPr>
-            <w:r>
-              <w:rPr>
-                <w:rFonts w:ascii="Times New Roman" w:hAnsi="Times New Roman"/>
+              </w:rPr>
+            </w:pPr>
+            <w:r>
+              <w:rPr>
+                <w:rFonts w:ascii="Times New Roman" w:hAnsi="Times New Roman" w:eastAsia="宋体" w:cs="Times New Roman"/>
                 <w:sz w:val="22"/>
-                <w:lang w:val="en-US" w:eastAsia="zh-CN"/>
+                <w:szCs w:val="24"/>
               </w:rPr>
               <w:t xml:space="preserve">8) </w:t>
             </w:r>
             <w:r>
               <w:rPr>
-                <w:rFonts w:ascii="Times New Roman" w:hAnsi="Times New Roman"/>
+                <w:rFonts w:ascii="Times New Roman" w:hAnsi="Times New Roman" w:eastAsia="宋体" w:cs="Times New Roman"/>
                 <w:sz w:val="22"/>
-                <w:lang w:val="en-US" w:eastAsia="zh-CN"/>
+                <w:szCs w:val="24"/>
               </w:rPr>
               <w:t>3</w:t>
             </w:r>
             <w:r>
               <w:rPr>
-                <w:rFonts w:ascii="Times New Roman" w:hAnsi="Times New Roman"/>
+                <w:rFonts w:ascii="Times New Roman" w:hAnsi="Times New Roman" w:eastAsia="宋体" w:cs="Times New Roman"/>
                 <w:sz w:val="22"/>
-                <w:lang w:val="en-US" w:eastAsia="zh-CN"/>
+                <w:szCs w:val="24"/>
               </w:rPr>
               <w:t>%</w:t>
             </w:r>
@@ -1871,27 +2192,32 @@
         <w:tc>
           <w:tcPr>
             <w:tcW w:w="5809" w:type="dxa"/>
+            <w:tcBorders>
+              <w:top w:val="single" w:sz="4" w:space="0" w:color="auto"/>
+              <w:left w:val="single" w:sz="4" w:space="0" w:color="auto"/>
+              <w:bottom w:val="single" w:sz="4" w:space="0" w:color="auto"/>
+              <w:right w:val="single" w:sz="4" w:space="0" w:color="auto"/>
+            </w:tcBorders>
+            <w:tcMar>
+              <w:top w:w="0" w:type="dxa"/>
+              <w:left w:w="108" w:type="dxa"/>
+              <w:bottom w:w="0" w:type="dxa"/>
+              <w:right w:w="108" w:type="dxa"/>
+            </w:tcMar>
           </w:tcPr>
           <w:p>
             <w:pPr>
               <w:rPr>
                 <w:rFonts w:ascii="Times New Roman" w:hAnsi="Times New Roman"/>
                 <w:sz w:val="22"/>
-                <w:lang w:val="en-US" w:eastAsia="zh-CN"/>
-              </w:rPr>
-            </w:pPr>
-            <w:r>
-              <w:rPr>
-                <w:rFonts w:ascii="Times New Roman" w:hAnsi="Times New Roman"/>
-                <w:noProof/>
-                <w:sz w:val="22"/>
-                <w:lang w:val="en-US" w:eastAsia="zh-CN"/>
-              </w:rPr>
+              </w:rPr>
+            </w:pPr>
+            <w:r>
               <w:drawing>
-                <wp:inline distT="0" distB="0" distL="0" distR="0" wp14:anchorId="4E98AC26" wp14:editId="14357717">
-                  <wp:extent cx="2441550" cy="1123950"/>
+                <wp:inline distT="0" distB="0" distL="0" distR="0">
+                  <wp:extent cx="2438400" cy="1123950"/>
                   <wp:effectExtent l="0" t="0" r="0" b="0"/>
-                  <wp:docPr id="1748310999" name="Picture 1"/>
+                  <wp:docPr id="100007" name="Picture 100007"/>
                   <wp:cNvGraphicFramePr>
                     <a:graphicFrameLocks xmlns:a="http://schemas.openxmlformats.org/drawingml/2006/main" noChangeAspect="1"/>
                   </wp:cNvGraphicFramePr>
@@ -1899,11 +2225,11 @@
                     <a:graphicData uri="http://schemas.openxmlformats.org/drawingml/2006/picture">
                       <pic:pic xmlns:pic="http://schemas.openxmlformats.org/drawingml/2006/picture">
                         <pic:nvPicPr>
-                          <pic:cNvPr id="1748310999" name=""/>
+                          <pic:cNvPr id="100007" name="image100007"/>
                           <pic:cNvPicPr/>
                         </pic:nvPicPr>
                         <pic:blipFill>
-                          <a:blip r:embed="rId16"/>
+                          <a:blip r:embed="rId34"/>
                           <a:stretch>
                             <a:fillRect/>
                           </a:stretch>
@@ -1911,7 +2237,7 @@
                         <pic:spPr>
                           <a:xfrm>
                             <a:off x="0" y="0"/>
-                            <a:ext cx="2550513" cy="1174110"/>
+                            <a:ext cx="2438400" cy="1123950"/>
                           </a:xfrm>
                           <a:prstGeom prst="rect">
                             <a:avLst/>
@@ -1925,27 +2251,87 @@
             </w:r>
           </w:p>
           <w:p>
-            <w:r>
-              <w:t>Explanation: For i=0 and i=1 the if condition is false, so the else suite prints Loop finished twice. At i=2 the if branch prints 2, then break ends the loop.</w:t>
+            <w:pPr>
+              <w:spacing w:after="200"/>
+            </w:pPr>
+            <w:r>
+              <w:rPr>
+                <w:rFonts w:ascii="Cambria" w:hAnsi="Cambria" w:eastAsia="宋体" w:cs="Times New Roman"/>
+                <w:sz w:val="24"/>
+                <w:szCs w:val="24"/>
+              </w:rPr>
+              <w:t xml:space="preserve">Explanation:  For i=0 and i=1, the condition i == 2 is false, so this else branch prints "Loop finished" on separate lines. At i=2, print(i, end=",") prints 2 followed by a comma without a newline, and break exits the loop. There is no for-else clause here.</w:t>
             </w:r>
           </w:p>
         </w:tc>
         <w:tc>
           <w:tcPr>
             <w:tcW w:w="2138" w:type="dxa"/>
+            <w:tcBorders>
+              <w:top w:val="single" w:sz="4" w:space="0" w:color="auto"/>
+              <w:left w:val="single" w:sz="4" w:space="0" w:color="auto"/>
+              <w:bottom w:val="single" w:sz="4" w:space="0" w:color="auto"/>
+              <w:right w:val="single" w:sz="4" w:space="0" w:color="auto"/>
+            </w:tcBorders>
+            <w:tcMar>
+              <w:top w:w="0" w:type="dxa"/>
+              <w:left w:w="108" w:type="dxa"/>
+              <w:bottom w:w="0" w:type="dxa"/>
+              <w:right w:w="108" w:type="dxa"/>
+            </w:tcMar>
           </w:tcPr>
           <w:p>
             <w:pPr>
               <w:rPr>
                 <w:rFonts w:ascii="Times New Roman" w:hAnsi="Times New Roman"/>
                 <w:sz w:val="22"/>
-                <w:lang w:val="en-US" w:eastAsia="zh-CN"/>
-              </w:rPr>
-            </w:pPr>
-          </w:p>
-          <w:p>
-            <w:r>
-              <w:t>Answer: "Loop finishedLoop finished2,"</w:t>
+              </w:rPr>
+            </w:pPr>
+          </w:p>
+          <w:p>
+            <w:pPr>
+              <w:spacing w:after="200"/>
+            </w:pPr>
+            <w:r>
+              <w:rPr>
+                <w:rFonts w:ascii="Cambria" w:hAnsi="Cambria" w:eastAsia="宋体" w:cs="Times New Roman"/>
+                <w:sz w:val="24"/>
+                <w:szCs w:val="24"/>
+              </w:rPr>
+              <w:t>Answer:</w:t>
+            </w:r>
+            <w:r>
+              <w:br w:type="textWrapping"/>
+            </w:r>
+            <w:r>
+              <w:rPr>
+                <w:rFonts w:ascii="Cambria" w:hAnsi="Cambria" w:eastAsia="宋体" w:cs="Times New Roman"/>
+                <w:sz w:val="24"/>
+                <w:szCs w:val="24"/>
+              </w:rPr>
+              <w:t>Loop finished</w:t>
+            </w:r>
+            <w:r>
+              <w:br w:type="textWrapping"/>
+            </w:r>
+            <w:r>
+              <w:rPr>
+                <w:rFonts w:ascii="Cambria" w:hAnsi="Cambria" w:eastAsia="宋体" w:cs="Times New Roman"/>
+                <w:sz w:val="24"/>
+                <w:szCs w:val="24"/>
+              </w:rPr>
+              <w:t>Loop finished</w:t>
+            </w:r>
+            <w:r>
+              <w:br w:type="textWrapping"/>
+            </w:r>
+            <w:r>
+              <w:rPr>
+                <w:rFonts w:ascii="Cambria" w:hAnsi="Cambria" w:eastAsia="宋体" w:cs="Times New Roman"/>
+                <w:sz w:val="24"/>
+                <w:szCs w:val="24"/>
+              </w:rPr>
+              <w:t>2,</w:t>
             </w:r>
           </w:p>
         </w:tc>
@@ -1954,36 +2340,47 @@
         <w:tc>
           <w:tcPr>
             <w:tcW w:w="959" w:type="dxa"/>
+            <w:tcBorders>
+              <w:top w:val="single" w:sz="4" w:space="0" w:color="auto"/>
+              <w:left w:val="single" w:sz="4" w:space="0" w:color="auto"/>
+              <w:bottom w:val="single" w:sz="4" w:space="0" w:color="auto"/>
+              <w:right w:val="single" w:sz="4" w:space="0" w:color="auto"/>
+            </w:tcBorders>
+            <w:tcMar>
+              <w:top w:w="0" w:type="dxa"/>
+              <w:left w:w="108" w:type="dxa"/>
+              <w:bottom w:w="0" w:type="dxa"/>
+              <w:right w:w="108" w:type="dxa"/>
+            </w:tcMar>
           </w:tcPr>
           <w:p>
             <w:pPr>
               <w:rPr>
                 <w:rFonts w:ascii="Times New Roman" w:hAnsi="Times New Roman"/>
                 <w:sz w:val="22"/>
-                <w:lang w:val="en-US" w:eastAsia="zh-CN"/>
-              </w:rPr>
-            </w:pPr>
-            <w:r>
-              <w:rPr>
-                <w:rFonts w:ascii="Times New Roman" w:hAnsi="Times New Roman"/>
+              </w:rPr>
+            </w:pPr>
+            <w:r>
+              <w:rPr>
+                <w:rFonts w:ascii="Times New Roman" w:hAnsi="Times New Roman" w:eastAsia="宋体" w:cs="Times New Roman"/>
                 <w:sz w:val="22"/>
-                <w:lang w:val="en-US" w:eastAsia="zh-CN"/>
+                <w:szCs w:val="24"/>
               </w:rPr>
               <w:t xml:space="preserve">9) </w:t>
             </w:r>
             <w:r>
               <w:rPr>
-                <w:rFonts w:ascii="Times New Roman" w:hAnsi="Times New Roman"/>
+                <w:rFonts w:ascii="Times New Roman" w:hAnsi="Times New Roman" w:eastAsia="宋体" w:cs="Times New Roman"/>
                 <w:sz w:val="22"/>
-                <w:lang w:val="en-US" w:eastAsia="zh-CN"/>
+                <w:szCs w:val="24"/>
               </w:rPr>
               <w:t>3</w:t>
             </w:r>
             <w:r>
               <w:rPr>
-                <w:rFonts w:ascii="Times New Roman" w:hAnsi="Times New Roman"/>
+                <w:rFonts w:ascii="Times New Roman" w:hAnsi="Times New Roman" w:eastAsia="宋体" w:cs="Times New Roman"/>
                 <w:sz w:val="22"/>
-                <w:lang w:val="en-US" w:eastAsia="zh-CN"/>
+                <w:szCs w:val="24"/>
               </w:rPr>
               <w:t>%</w:t>
             </w:r>
@@ -1992,27 +2389,32 @@
         <w:tc>
           <w:tcPr>
             <w:tcW w:w="5809" w:type="dxa"/>
+            <w:tcBorders>
+              <w:top w:val="single" w:sz="4" w:space="0" w:color="auto"/>
+              <w:left w:val="single" w:sz="4" w:space="0" w:color="auto"/>
+              <w:bottom w:val="single" w:sz="4" w:space="0" w:color="auto"/>
+              <w:right w:val="single" w:sz="4" w:space="0" w:color="auto"/>
+            </w:tcBorders>
+            <w:tcMar>
+              <w:top w:w="0" w:type="dxa"/>
+              <w:left w:w="108" w:type="dxa"/>
+              <w:bottom w:w="0" w:type="dxa"/>
+              <w:right w:w="108" w:type="dxa"/>
+            </w:tcMar>
           </w:tcPr>
           <w:p>
             <w:pPr>
               <w:rPr>
                 <w:rFonts w:ascii="Times New Roman" w:hAnsi="Times New Roman"/>
                 <w:sz w:val="22"/>
-                <w:lang w:val="en-US" w:eastAsia="zh-CN"/>
-              </w:rPr>
-            </w:pPr>
-            <w:r>
-              <w:rPr>
-                <w:rFonts w:ascii="Times New Roman" w:hAnsi="Times New Roman"/>
-                <w:noProof/>
-                <w:sz w:val="22"/>
-                <w:lang w:val="en-US" w:eastAsia="zh-CN"/>
-              </w:rPr>
+              </w:rPr>
+            </w:pPr>
+            <w:r>
               <w:drawing>
-                <wp:inline distT="0" distB="0" distL="0" distR="0" wp14:anchorId="0300FA61" wp14:editId="6B744C75">
-                  <wp:extent cx="3326859" cy="411619"/>
-                  <wp:effectExtent l="0" t="0" r="635" b="0"/>
-                  <wp:docPr id="2123839532" name="Picture 1"/>
+                <wp:inline distT="0" distB="0" distL="0" distR="0">
+                  <wp:extent cx="3324225" cy="409575"/>
+                  <wp:effectExtent l="0" t="0" r="0" b="0"/>
+                  <wp:docPr id="100008" name="Picture 100008"/>
                   <wp:cNvGraphicFramePr>
                     <a:graphicFrameLocks xmlns:a="http://schemas.openxmlformats.org/drawingml/2006/main" noChangeAspect="1"/>
                   </wp:cNvGraphicFramePr>
@@ -2020,11 +2422,11 @@
                     <a:graphicData uri="http://schemas.openxmlformats.org/drawingml/2006/picture">
                       <pic:pic xmlns:pic="http://schemas.openxmlformats.org/drawingml/2006/picture">
                         <pic:nvPicPr>
-                          <pic:cNvPr id="2123839532" name=""/>
+                          <pic:cNvPr id="100008" name="image100008"/>
                           <pic:cNvPicPr/>
                         </pic:nvPicPr>
                         <pic:blipFill>
-                          <a:blip r:embed="rId17"/>
+                          <a:blip r:embed="rId35"/>
                           <a:stretch>
                             <a:fillRect/>
                           </a:stretch>
@@ -2032,7 +2434,7 @@
                         <pic:spPr>
                           <a:xfrm>
                             <a:off x="0" y="0"/>
-                            <a:ext cx="3365781" cy="416435"/>
+                            <a:ext cx="3324225" cy="409575"/>
                           </a:xfrm>
                           <a:prstGeom prst="rect">
                             <a:avLst/>
@@ -2046,27 +2448,54 @@
             </w:r>
           </w:p>
           <w:p>
-            <w:r>
-              <w:t>Explanation: Splitting at @ selects the username. Splitting on hyphens and taking the final piece returns admin.</w:t>
+            <w:pPr>
+              <w:spacing w:after="200"/>
+            </w:pPr>
+            <w:r>
+              <w:rPr>
+                <w:rFonts w:ascii="Cambria" w:hAnsi="Cambria" w:eastAsia="宋体" w:cs="Times New Roman"/>
+                <w:sz w:val="24"/>
+                <w:szCs w:val="24"/>
+              </w:rPr>
+              <w:t>Explanation: Splitting at @ selects the username. Splitting on hyphens and taking the final piece returns admin. print() displays this string without quotation marks.</w:t>
             </w:r>
           </w:p>
         </w:tc>
         <w:tc>
           <w:tcPr>
             <w:tcW w:w="2138" w:type="dxa"/>
+            <w:tcBorders>
+              <w:top w:val="single" w:sz="4" w:space="0" w:color="auto"/>
+              <w:left w:val="single" w:sz="4" w:space="0" w:color="auto"/>
+              <w:bottom w:val="single" w:sz="4" w:space="0" w:color="auto"/>
+              <w:right w:val="single" w:sz="4" w:space="0" w:color="auto"/>
+            </w:tcBorders>
+            <w:tcMar>
+              <w:top w:w="0" w:type="dxa"/>
+              <w:left w:w="108" w:type="dxa"/>
+              <w:bottom w:w="0" w:type="dxa"/>
+              <w:right w:w="108" w:type="dxa"/>
+            </w:tcMar>
           </w:tcPr>
           <w:p>
             <w:pPr>
               <w:rPr>
                 <w:rFonts w:ascii="Times New Roman" w:hAnsi="Times New Roman"/>
                 <w:sz w:val="22"/>
-                <w:lang w:val="en-US" w:eastAsia="zh-CN"/>
-              </w:rPr>
-            </w:pPr>
-          </w:p>
-          <w:p>
-            <w:r>
-              <w:t>Answer: "admin"</w:t>
+              </w:rPr>
+            </w:pPr>
+          </w:p>
+          <w:p>
+            <w:pPr>
+              <w:spacing w:after="200"/>
+            </w:pPr>
+            <w:r>
+              <w:rPr>
+                <w:rFonts w:ascii="Cambria" w:hAnsi="Cambria" w:eastAsia="宋体" w:cs="Times New Roman"/>
+                <w:sz w:val="24"/>
+                <w:szCs w:val="24"/>
+              </w:rPr>
+              <w:t>Answer: admin</w:t>
             </w:r>
           </w:p>
         </w:tc>
@@ -2075,37 +2504,48 @@
         <w:tc>
           <w:tcPr>
             <w:tcW w:w="959" w:type="dxa"/>
+            <w:tcBorders>
+              <w:top w:val="single" w:sz="4" w:space="0" w:color="auto"/>
+              <w:left w:val="single" w:sz="4" w:space="0" w:color="auto"/>
+              <w:bottom w:val="single" w:sz="4" w:space="0" w:color="auto"/>
+              <w:right w:val="single" w:sz="4" w:space="0" w:color="auto"/>
+            </w:tcBorders>
+            <w:tcMar>
+              <w:top w:w="0" w:type="dxa"/>
+              <w:left w:w="108" w:type="dxa"/>
+              <w:bottom w:w="0" w:type="dxa"/>
+              <w:right w:w="108" w:type="dxa"/>
+            </w:tcMar>
           </w:tcPr>
           <w:p>
             <w:pPr>
               <w:rPr>
                 <w:rFonts w:ascii="Times New Roman" w:hAnsi="Times New Roman"/>
                 <w:sz w:val="22"/>
-                <w:lang w:val="en-US" w:eastAsia="zh-CN"/>
-              </w:rPr>
-            </w:pPr>
-            <w:r>
-              <w:rPr>
-                <w:rFonts w:ascii="Times New Roman" w:hAnsi="Times New Roman"/>
+              </w:rPr>
+            </w:pPr>
+            <w:r>
+              <w:lastRenderedPageBreak/>
+              <w:rPr>
+                <w:rFonts w:ascii="Times New Roman" w:hAnsi="Times New Roman" w:eastAsia="宋体" w:cs="Times New Roman"/>
                 <w:sz w:val="22"/>
-                <w:lang w:val="en-US" w:eastAsia="zh-CN"/>
-              </w:rPr>
-              <w:lastRenderedPageBreak/>
+                <w:szCs w:val="24"/>
+              </w:rPr>
               <w:t xml:space="preserve">10) </w:t>
             </w:r>
             <w:r>
               <w:rPr>
-                <w:rFonts w:ascii="Times New Roman" w:hAnsi="Times New Roman"/>
+                <w:rFonts w:ascii="Times New Roman" w:hAnsi="Times New Roman" w:eastAsia="宋体" w:cs="Times New Roman"/>
                 <w:sz w:val="22"/>
-                <w:lang w:val="en-US" w:eastAsia="zh-CN"/>
+                <w:szCs w:val="24"/>
               </w:rPr>
               <w:t>4</w:t>
             </w:r>
             <w:r>
               <w:rPr>
-                <w:rFonts w:ascii="Times New Roman" w:hAnsi="Times New Roman"/>
+                <w:rFonts w:ascii="Times New Roman" w:hAnsi="Times New Roman" w:eastAsia="宋体" w:cs="Times New Roman"/>
                 <w:sz w:val="22"/>
-                <w:lang w:val="en-US" w:eastAsia="zh-CN"/>
+                <w:szCs w:val="24"/>
               </w:rPr>
               <w:t>%</w:t>
             </w:r>
@@ -2114,27 +2554,32 @@
         <w:tc>
           <w:tcPr>
             <w:tcW w:w="5809" w:type="dxa"/>
+            <w:tcBorders>
+              <w:top w:val="single" w:sz="4" w:space="0" w:color="auto"/>
+              <w:left w:val="single" w:sz="4" w:space="0" w:color="auto"/>
+              <w:bottom w:val="single" w:sz="4" w:space="0" w:color="auto"/>
+              <w:right w:val="single" w:sz="4" w:space="0" w:color="auto"/>
+            </w:tcBorders>
+            <w:tcMar>
+              <w:top w:w="0" w:type="dxa"/>
+              <w:left w:w="108" w:type="dxa"/>
+              <w:bottom w:w="0" w:type="dxa"/>
+              <w:right w:w="108" w:type="dxa"/>
+            </w:tcMar>
           </w:tcPr>
           <w:p>
             <w:pPr>
               <w:rPr>
                 <w:rFonts w:ascii="Times New Roman" w:hAnsi="Times New Roman"/>
                 <w:sz w:val="22"/>
-                <w:lang w:val="en-US" w:eastAsia="zh-CN"/>
-              </w:rPr>
-            </w:pPr>
-            <w:r>
-              <w:rPr>
-                <w:rFonts w:ascii="Times New Roman" w:hAnsi="Times New Roman"/>
-                <w:noProof/>
-                <w:sz w:val="22"/>
-                <w:lang w:val="en-US" w:eastAsia="zh-CN"/>
-              </w:rPr>
+              </w:rPr>
+            </w:pPr>
+            <w:r>
               <w:drawing>
-                <wp:inline distT="0" distB="0" distL="0" distR="0" wp14:anchorId="48D7D386" wp14:editId="32DD7168">
-                  <wp:extent cx="3043989" cy="794605"/>
-                  <wp:effectExtent l="0" t="0" r="4445" b="5715"/>
-                  <wp:docPr id="2012516414" name="Picture 1"/>
+                <wp:inline distT="0" distB="0" distL="0" distR="0">
+                  <wp:extent cx="3048000" cy="790575"/>
+                  <wp:effectExtent l="0" t="0" r="0" b="9525"/>
+                  <wp:docPr id="100009" name="Picture 100009"/>
                   <wp:cNvGraphicFramePr>
                     <a:graphicFrameLocks xmlns:a="http://schemas.openxmlformats.org/drawingml/2006/main" noChangeAspect="1"/>
                   </wp:cNvGraphicFramePr>
@@ -2142,11 +2587,11 @@
                     <a:graphicData uri="http://schemas.openxmlformats.org/drawingml/2006/picture">
                       <pic:pic xmlns:pic="http://schemas.openxmlformats.org/drawingml/2006/picture">
                         <pic:nvPicPr>
-                          <pic:cNvPr id="2012516414" name=""/>
+                          <pic:cNvPr id="100009" name="image100009"/>
                           <pic:cNvPicPr/>
                         </pic:nvPicPr>
                         <pic:blipFill>
-                          <a:blip r:embed="rId18"/>
+                          <a:blip r:embed="rId36"/>
                           <a:stretch>
                             <a:fillRect/>
                           </a:stretch>
@@ -2154,7 +2599,7 @@
                         <pic:spPr>
                           <a:xfrm>
                             <a:off x="0" y="0"/>
-                            <a:ext cx="3177166" cy="829370"/>
+                            <a:ext cx="3048000" cy="790575"/>
                           </a:xfrm>
                           <a:prstGeom prst="rect">
                             <a:avLst/>
@@ -2168,27 +2613,76 @@
             </w:r>
           </w:p>
           <w:p>
-            <w:r>
-              <w:t>Explanation: The missing count for c defaults to 0 and is incremented to 1. The outputs are a count 5, c count 1, and True for b membership.</w:t>
+            <w:pPr>
+              <w:spacing w:after="200"/>
+            </w:pPr>
+            <w:r>
+              <w:rPr>
+                <w:rFonts w:ascii="Cambria" w:hAnsi="Cambria" w:eastAsia="宋体" w:cs="Times New Roman"/>
+                <w:sz w:val="24"/>
+                <w:szCs w:val="24"/>
+              </w:rPr>
+              <w:t>Explanation: The missing count for c defaults to 0 and is incremented to 1. The first print() displays 5 and 1 separated by a space, then a newline. The second print() displays True because b is a key in counts.</w:t>
             </w:r>
           </w:p>
         </w:tc>
         <w:tc>
           <w:tcPr>
             <w:tcW w:w="2138" w:type="dxa"/>
+            <w:tcBorders>
+              <w:top w:val="single" w:sz="4" w:space="0" w:color="auto"/>
+              <w:left w:val="single" w:sz="4" w:space="0" w:color="auto"/>
+              <w:bottom w:val="single" w:sz="4" w:space="0" w:color="auto"/>
+              <w:right w:val="single" w:sz="4" w:space="0" w:color="auto"/>
+            </w:tcBorders>
+            <w:tcMar>
+              <w:top w:w="0" w:type="dxa"/>
+              <w:left w:w="108" w:type="dxa"/>
+              <w:bottom w:w="0" w:type="dxa"/>
+              <w:right w:w="108" w:type="dxa"/>
+            </w:tcMar>
           </w:tcPr>
           <w:p>
             <w:pPr>
               <w:rPr>
                 <w:rFonts w:ascii="Times New Roman" w:hAnsi="Times New Roman"/>
                 <w:sz w:val="22"/>
-                <w:lang w:val="en-US" w:eastAsia="zh-CN"/>
-              </w:rPr>
-            </w:pPr>
-          </w:p>
-          <w:p>
-            <w:r>
-              <w:t>Answer: 5 1 True</w:t>
+              </w:rPr>
+            </w:pPr>
+          </w:p>
+          <w:p>
+            <w:pPr>
+              <w:spacing w:after="200"/>
+            </w:pPr>
+            <w:r>
+              <w:rPr>
+                <w:rFonts w:ascii="Cambria" w:hAnsi="Cambria" w:eastAsia="宋体" w:cs="Times New Roman"/>
+                <w:sz w:val="24"/>
+                <w:szCs w:val="24"/>
+              </w:rPr>
+              <w:t>Answer:</w:t>
+            </w:r>
+            <w:r>
+              <w:br w:type="textWrapping"/>
+            </w:r>
+            <w:r>
+              <w:rPr>
+                <w:rFonts w:ascii="Cambria" w:hAnsi="Cambria" w:eastAsia="宋体" w:cs="Times New Roman"/>
+                <w:sz w:val="24"/>
+                <w:szCs w:val="24"/>
+              </w:rPr>
+              <w:t>5 1</w:t>
+            </w:r>
+            <w:r>
+              <w:br w:type="textWrapping"/>
+            </w:r>
+            <w:r>
+              <w:rPr>
+                <w:rFonts w:ascii="Cambria" w:hAnsi="Cambria" w:eastAsia="宋体" w:cs="Times New Roman"/>
+                <w:sz w:val="24"/>
+                <w:szCs w:val="24"/>
+              </w:rPr>
+              <w:t>True</w:t>
             </w:r>
           </w:p>
         </w:tc>
@@ -2197,36 +2691,47 @@
         <w:tc>
           <w:tcPr>
             <w:tcW w:w="959" w:type="dxa"/>
+            <w:tcBorders>
+              <w:top w:val="single" w:sz="4" w:space="0" w:color="auto"/>
+              <w:left w:val="single" w:sz="4" w:space="0" w:color="auto"/>
+              <w:bottom w:val="single" w:sz="4" w:space="0" w:color="auto"/>
+              <w:right w:val="single" w:sz="4" w:space="0" w:color="auto"/>
+            </w:tcBorders>
+            <w:tcMar>
+              <w:top w:w="0" w:type="dxa"/>
+              <w:left w:w="108" w:type="dxa"/>
+              <w:bottom w:w="0" w:type="dxa"/>
+              <w:right w:w="108" w:type="dxa"/>
+            </w:tcMar>
           </w:tcPr>
           <w:p>
             <w:pPr>
               <w:rPr>
                 <w:rFonts w:ascii="Times New Roman" w:hAnsi="Times New Roman"/>
                 <w:sz w:val="22"/>
-                <w:lang w:val="en-US" w:eastAsia="zh-CN"/>
-              </w:rPr>
-            </w:pPr>
-            <w:r>
-              <w:rPr>
-                <w:rFonts w:ascii="Times New Roman" w:hAnsi="Times New Roman"/>
+              </w:rPr>
+            </w:pPr>
+            <w:r>
+              <w:rPr>
+                <w:rFonts w:ascii="Times New Roman" w:hAnsi="Times New Roman" w:eastAsia="宋体" w:cs="Times New Roman"/>
                 <w:sz w:val="22"/>
-                <w:lang w:val="en-US" w:eastAsia="zh-CN"/>
+                <w:szCs w:val="24"/>
               </w:rPr>
               <w:t xml:space="preserve">11) </w:t>
             </w:r>
             <w:r>
               <w:rPr>
-                <w:rFonts w:ascii="Times New Roman" w:hAnsi="Times New Roman"/>
+                <w:rFonts w:ascii="Times New Roman" w:hAnsi="Times New Roman" w:eastAsia="宋体" w:cs="Times New Roman"/>
                 <w:sz w:val="22"/>
-                <w:lang w:val="en-US" w:eastAsia="zh-CN"/>
+                <w:szCs w:val="24"/>
               </w:rPr>
               <w:t>3</w:t>
             </w:r>
             <w:r>
               <w:rPr>
-                <w:rFonts w:ascii="Times New Roman" w:hAnsi="Times New Roman"/>
+                <w:rFonts w:ascii="Times New Roman" w:hAnsi="Times New Roman" w:eastAsia="宋体" w:cs="Times New Roman"/>
                 <w:sz w:val="22"/>
-                <w:lang w:val="en-US" w:eastAsia="zh-CN"/>
+                <w:szCs w:val="24"/>
               </w:rPr>
               <w:t>%</w:t>
             </w:r>
@@ -2235,27 +2740,32 @@
         <w:tc>
           <w:tcPr>
             <w:tcW w:w="5809" w:type="dxa"/>
+            <w:tcBorders>
+              <w:top w:val="single" w:sz="4" w:space="0" w:color="auto"/>
+              <w:left w:val="single" w:sz="4" w:space="0" w:color="auto"/>
+              <w:bottom w:val="single" w:sz="4" w:space="0" w:color="auto"/>
+              <w:right w:val="single" w:sz="4" w:space="0" w:color="auto"/>
+            </w:tcBorders>
+            <w:tcMar>
+              <w:top w:w="0" w:type="dxa"/>
+              <w:left w:w="108" w:type="dxa"/>
+              <w:bottom w:w="0" w:type="dxa"/>
+              <w:right w:w="108" w:type="dxa"/>
+            </w:tcMar>
           </w:tcPr>
           <w:p>
             <w:pPr>
               <w:rPr>
                 <w:rFonts w:ascii="Times New Roman" w:hAnsi="Times New Roman"/>
                 <w:sz w:val="22"/>
-                <w:lang w:val="en-US" w:eastAsia="zh-CN"/>
-              </w:rPr>
-            </w:pPr>
-            <w:r>
-              <w:rPr>
-                <w:rFonts w:ascii="Times New Roman" w:hAnsi="Times New Roman"/>
-                <w:noProof/>
-                <w:sz w:val="22"/>
-                <w:lang w:val="en-US" w:eastAsia="zh-CN"/>
-              </w:rPr>
+              </w:rPr>
+            </w:pPr>
+            <w:r>
               <w:drawing>
-                <wp:inline distT="0" distB="0" distL="0" distR="0" wp14:anchorId="6CF7CEDD" wp14:editId="54C9AA12">
-                  <wp:extent cx="2441575" cy="1580716"/>
+                <wp:inline distT="0" distB="0" distL="0" distR="0">
+                  <wp:extent cx="2438400" cy="1581150"/>
                   <wp:effectExtent l="0" t="0" r="0" b="0"/>
-                  <wp:docPr id="1962843818" name="Picture 1"/>
+                  <wp:docPr id="100010" name="Picture 100010"/>
                   <wp:cNvGraphicFramePr>
                     <a:graphicFrameLocks xmlns:a="http://schemas.openxmlformats.org/drawingml/2006/main" noChangeAspect="1"/>
                   </wp:cNvGraphicFramePr>
@@ -2263,11 +2773,11 @@
                     <a:graphicData uri="http://schemas.openxmlformats.org/drawingml/2006/picture">
                       <pic:pic xmlns:pic="http://schemas.openxmlformats.org/drawingml/2006/picture">
                         <pic:nvPicPr>
-                          <pic:cNvPr id="1962843818" name=""/>
+                          <pic:cNvPr id="100010" name="image100010"/>
                           <pic:cNvPicPr/>
                         </pic:nvPicPr>
                         <pic:blipFill>
-                          <a:blip r:embed="rId19"/>
+                          <a:blip r:embed="rId37"/>
                           <a:stretch>
                             <a:fillRect/>
                           </a:stretch>
@@ -2275,7 +2785,7 @@
                         <pic:spPr>
                           <a:xfrm>
                             <a:off x="0" y="0"/>
-                            <a:ext cx="2465481" cy="1596193"/>
+                            <a:ext cx="2438400" cy="1581150"/>
                           </a:xfrm>
                           <a:prstGeom prst="rect">
                             <a:avLst/>
@@ -2289,27 +2799,76 @@
             </w:r>
           </w:p>
           <w:p>
-            <w:r>
-              <w:t>Explanation: The first read consumes Hello. The next read starts at end of file and returns an empty string.</w:t>
+            <w:pPr>
+              <w:spacing w:after="200"/>
+            </w:pPr>
+            <w:r>
+              <w:rPr>
+                <w:rFonts w:ascii="Cambria" w:hAnsi="Cambria" w:eastAsia="宋体" w:cs="Times New Roman"/>
+                <w:sz w:val="24"/>
+                <w:szCs w:val="24"/>
+              </w:rPr>
+              <w:t>Explanation: The first read() consumes Hello and leaves the file position at the end. The next read() returns the empty string. The two print() calls produce separate lines without quotation marks. The second line ends with one space after the colon, because print() inserts its default separator before the empty string.</w:t>
             </w:r>
           </w:p>
         </w:tc>
         <w:tc>
           <w:tcPr>
             <w:tcW w:w="2138" w:type="dxa"/>
+            <w:tcBorders>
+              <w:top w:val="single" w:sz="4" w:space="0" w:color="auto"/>
+              <w:left w:val="single" w:sz="4" w:space="0" w:color="auto"/>
+              <w:bottom w:val="single" w:sz="4" w:space="0" w:color="auto"/>
+              <w:right w:val="single" w:sz="4" w:space="0" w:color="auto"/>
+            </w:tcBorders>
+            <w:tcMar>
+              <w:top w:w="0" w:type="dxa"/>
+              <w:left w:w="108" w:type="dxa"/>
+              <w:bottom w:w="0" w:type="dxa"/>
+              <w:right w:w="108" w:type="dxa"/>
+            </w:tcMar>
           </w:tcPr>
           <w:p>
             <w:pPr>
               <w:rPr>
                 <w:rFonts w:ascii="Times New Roman" w:hAnsi="Times New Roman"/>
                 <w:sz w:val="22"/>
-                <w:lang w:val="en-US" w:eastAsia="zh-CN"/>
-              </w:rPr>
-            </w:pPr>
-          </w:p>
-          <w:p>
-            <w:r>
-              <w:t>Answer: "First read: Hello" then "Second read: "</w:t>
+              </w:rPr>
+            </w:pPr>
+          </w:p>
+          <w:p>
+            <w:pPr>
+              <w:spacing w:after="200"/>
+            </w:pPr>
+            <w:r>
+              <w:rPr>
+                <w:rFonts w:ascii="Cambria" w:hAnsi="Cambria" w:eastAsia="宋体" w:cs="Times New Roman"/>
+                <w:sz w:val="24"/>
+                <w:szCs w:val="24"/>
+              </w:rPr>
+              <w:t>Answer:</w:t>
+            </w:r>
+            <w:r>
+              <w:br w:type="textWrapping"/>
+            </w:r>
+            <w:r>
+              <w:rPr>
+                <w:rFonts w:ascii="Cambria" w:hAnsi="Cambria" w:eastAsia="宋体" w:cs="Times New Roman"/>
+                <w:sz w:val="24"/>
+                <w:szCs w:val="24"/>
+              </w:rPr>
+              <w:t>First read: Hello</w:t>
+            </w:r>
+            <w:r>
+              <w:br w:type="textWrapping"/>
+            </w:r>
+            <w:r>
+              <w:rPr>
+                <w:rFonts w:ascii="Cambria" w:hAnsi="Cambria" w:eastAsia="宋体" w:cs="Times New Roman"/>
+                <w:sz w:val="24"/>
+                <w:szCs w:val="24"/>
+              </w:rPr>
+              <w:t xml:space="preserve">Second read: </w:t>
             </w:r>
           </w:p>
         </w:tc>
@@ -2318,36 +2877,47 @@
         <w:tc>
           <w:tcPr>
             <w:tcW w:w="959" w:type="dxa"/>
+            <w:tcBorders>
+              <w:top w:val="single" w:sz="4" w:space="0" w:color="auto"/>
+              <w:left w:val="single" w:sz="4" w:space="0" w:color="auto"/>
+              <w:bottom w:val="single" w:sz="4" w:space="0" w:color="auto"/>
+              <w:right w:val="single" w:sz="4" w:space="0" w:color="auto"/>
+            </w:tcBorders>
+            <w:tcMar>
+              <w:top w:w="0" w:type="dxa"/>
+              <w:left w:w="108" w:type="dxa"/>
+              <w:bottom w:w="0" w:type="dxa"/>
+              <w:right w:w="108" w:type="dxa"/>
+            </w:tcMar>
           </w:tcPr>
           <w:p>
             <w:pPr>
               <w:rPr>
                 <w:rFonts w:ascii="Times New Roman" w:hAnsi="Times New Roman"/>
                 <w:sz w:val="22"/>
-                <w:lang w:val="en-US" w:eastAsia="zh-CN"/>
-              </w:rPr>
-            </w:pPr>
-            <w:r>
-              <w:rPr>
-                <w:rFonts w:ascii="Times New Roman" w:hAnsi="Times New Roman"/>
+              </w:rPr>
+            </w:pPr>
+            <w:r>
+              <w:rPr>
+                <w:rFonts w:ascii="Times New Roman" w:hAnsi="Times New Roman" w:eastAsia="宋体" w:cs="Times New Roman"/>
                 <w:sz w:val="22"/>
-                <w:lang w:val="en-US" w:eastAsia="zh-CN"/>
+                <w:szCs w:val="24"/>
               </w:rPr>
               <w:t xml:space="preserve">12) </w:t>
             </w:r>
             <w:r>
               <w:rPr>
-                <w:rFonts w:ascii="Times New Roman" w:hAnsi="Times New Roman" w:hint="eastAsia"/>
+                <w:rFonts w:ascii="Times New Roman" w:hAnsi="Times New Roman" w:eastAsia="宋体" w:cs="Times New Roman"/>
                 <w:sz w:val="22"/>
-                <w:lang w:val="en-US" w:eastAsia="zh-CN"/>
+                <w:szCs w:val="24"/>
               </w:rPr>
               <w:t>4</w:t>
             </w:r>
             <w:r>
               <w:rPr>
-                <w:rFonts w:ascii="Times New Roman" w:hAnsi="Times New Roman"/>
+                <w:rFonts w:ascii="Times New Roman" w:hAnsi="Times New Roman" w:eastAsia="宋体" w:cs="Times New Roman"/>
                 <w:sz w:val="22"/>
-                <w:lang w:val="en-US" w:eastAsia="zh-CN"/>
+                <w:szCs w:val="24"/>
               </w:rPr>
               <w:t>%</w:t>
             </w:r>
@@ -2356,27 +2926,32 @@
         <w:tc>
           <w:tcPr>
             <w:tcW w:w="5809" w:type="dxa"/>
+            <w:tcBorders>
+              <w:top w:val="single" w:sz="4" w:space="0" w:color="auto"/>
+              <w:left w:val="single" w:sz="4" w:space="0" w:color="auto"/>
+              <w:bottom w:val="single" w:sz="4" w:space="0" w:color="auto"/>
+              <w:right w:val="single" w:sz="4" w:space="0" w:color="auto"/>
+            </w:tcBorders>
+            <w:tcMar>
+              <w:top w:w="0" w:type="dxa"/>
+              <w:left w:w="108" w:type="dxa"/>
+              <w:bottom w:w="0" w:type="dxa"/>
+              <w:right w:w="108" w:type="dxa"/>
+            </w:tcMar>
           </w:tcPr>
           <w:p>
             <w:pPr>
               <w:rPr>
                 <w:rFonts w:ascii="Times New Roman" w:hAnsi="Times New Roman"/>
                 <w:sz w:val="22"/>
-                <w:lang w:val="en-US" w:eastAsia="zh-CN"/>
-              </w:rPr>
-            </w:pPr>
-            <w:r>
-              <w:rPr>
-                <w:rFonts w:ascii="Times New Roman" w:hAnsi="Times New Roman"/>
-                <w:noProof/>
-                <w:sz w:val="22"/>
-                <w:lang w:val="en-US" w:eastAsia="zh-CN"/>
-              </w:rPr>
+              </w:rPr>
+            </w:pPr>
+            <w:r>
               <w:drawing>
-                <wp:inline distT="0" distB="0" distL="0" distR="0" wp14:anchorId="56A4148C" wp14:editId="4397DED2">
-                  <wp:extent cx="1997242" cy="1287333"/>
+                <wp:inline distT="0" distB="0" distL="0" distR="0">
+                  <wp:extent cx="2000250" cy="1285875"/>
                   <wp:effectExtent l="0" t="0" r="0" b="0"/>
-                  <wp:docPr id="798538482" name="Picture 1"/>
+                  <wp:docPr id="100011" name="Picture 100011"/>
                   <wp:cNvGraphicFramePr>
                     <a:graphicFrameLocks xmlns:a="http://schemas.openxmlformats.org/drawingml/2006/main" noChangeAspect="1"/>
                   </wp:cNvGraphicFramePr>
@@ -2384,11 +2959,11 @@
                     <a:graphicData uri="http://schemas.openxmlformats.org/drawingml/2006/picture">
                       <pic:pic xmlns:pic="http://schemas.openxmlformats.org/drawingml/2006/picture">
                         <pic:nvPicPr>
-                          <pic:cNvPr id="798538482" name=""/>
+                          <pic:cNvPr id="100011" name="image100011"/>
                           <pic:cNvPicPr/>
                         </pic:nvPicPr>
                         <pic:blipFill>
-                          <a:blip r:embed="rId20"/>
+                          <a:blip r:embed="rId38"/>
                           <a:stretch>
                             <a:fillRect/>
                           </a:stretch>
@@ -2396,7 +2971,7 @@
                         <pic:spPr>
                           <a:xfrm>
                             <a:off x="0" y="0"/>
-                            <a:ext cx="2045433" cy="1318395"/>
+                            <a:ext cx="2000250" cy="1285875"/>
                           </a:xfrm>
                           <a:prstGeom prst="rect">
                             <a:avLst/>
@@ -2410,27 +2985,76 @@
             </w:r>
           </w:p>
           <w:p>
-            <w:r>
-              <w:t>Explanation: Only b and a have positive values. Sorting those keys alphabetically gives [a, b].</w:t>
+            <w:pPr>
+              <w:spacing w:after="200"/>
+            </w:pPr>
+            <w:r>
+              <w:rPr>
+                <w:rFonts w:ascii="Cambria" w:hAnsi="Cambria" w:eastAsia="宋体" w:cs="Times New Roman"/>
+                <w:sz w:val="24"/>
+                <w:szCs w:val="24"/>
+              </w:rPr>
+              <w:t>Explanation: lst.sort() and print(lst) are inside the if block, which is inside the loop. Dictionary items are visited in insertion order: b, a, then c. For b, the list becomes ['b'] and is printed. For a, appending and sorting produces ['a', 'b'], which is printed on the next line. The value for c is 0, so that iteration neither changes nor prints the list.</w:t>
             </w:r>
           </w:p>
         </w:tc>
         <w:tc>
           <w:tcPr>
             <w:tcW w:w="2138" w:type="dxa"/>
+            <w:tcBorders>
+              <w:top w:val="single" w:sz="4" w:space="0" w:color="auto"/>
+              <w:left w:val="single" w:sz="4" w:space="0" w:color="auto"/>
+              <w:bottom w:val="single" w:sz="4" w:space="0" w:color="auto"/>
+              <w:right w:val="single" w:sz="4" w:space="0" w:color="auto"/>
+            </w:tcBorders>
+            <w:tcMar>
+              <w:top w:w="0" w:type="dxa"/>
+              <w:left w:w="108" w:type="dxa"/>
+              <w:bottom w:w="0" w:type="dxa"/>
+              <w:right w:w="108" w:type="dxa"/>
+            </w:tcMar>
           </w:tcPr>
           <w:p>
             <w:pPr>
               <w:rPr>
                 <w:rFonts w:ascii="Times New Roman" w:hAnsi="Times New Roman"/>
                 <w:sz w:val="22"/>
-                <w:lang w:val="en-US" w:eastAsia="zh-CN"/>
-              </w:rPr>
-            </w:pPr>
-          </w:p>
-          <w:p>
-            <w:r>
-              <w:t>Answer: ["a", "b"]</w:t>
+              </w:rPr>
+            </w:pPr>
+          </w:p>
+          <w:p>
+            <w:pPr>
+              <w:spacing w:after="200"/>
+            </w:pPr>
+            <w:r>
+              <w:rPr>
+                <w:rFonts w:ascii="Cambria" w:hAnsi="Cambria" w:eastAsia="宋体" w:cs="Times New Roman"/>
+                <w:sz w:val="24"/>
+                <w:szCs w:val="24"/>
+              </w:rPr>
+              <w:t>Answer:</w:t>
+            </w:r>
+            <w:r>
+              <w:br w:type="textWrapping"/>
+            </w:r>
+            <w:r>
+              <w:rPr>
+                <w:rFonts w:ascii="Cambria" w:hAnsi="Cambria" w:eastAsia="宋体" w:cs="Times New Roman"/>
+                <w:sz w:val="24"/>
+                <w:szCs w:val="24"/>
+              </w:rPr>
+              <w:t>['b']</w:t>
+            </w:r>
+            <w:r>
+              <w:br w:type="textWrapping"/>
+            </w:r>
+            <w:r>
+              <w:rPr>
+                <w:rFonts w:ascii="Cambria" w:hAnsi="Cambria" w:eastAsia="宋体" w:cs="Times New Roman"/>
+                <w:sz w:val="24"/>
+                <w:szCs w:val="24"/>
+              </w:rPr>
+              <w:t>['a', 'b']</w:t>
             </w:r>
           </w:p>
         </w:tc>
@@ -2441,83 +3065,92 @@
         <w:rPr>
           <w:rFonts w:ascii="Times New Roman" w:hAnsi="Times New Roman"/>
           <w:sz w:val="22"/>
-          <w:lang w:val="en-US" w:eastAsia="zh-CN"/>
-        </w:rPr>
-      </w:pPr>
-    </w:p>
-    <w:p>
-      <w:pPr>
-        <w:rPr>
-          <w:rFonts w:ascii="Times New Roman" w:hAnsi="Times New Roman"/>
-          <w:sz w:val="22"/>
-          <w:lang w:val="en-US" w:eastAsia="zh-CN"/>
-        </w:rPr>
-      </w:pPr>
-    </w:p>
-    <w:p>
-      <w:pPr>
-        <w:rPr>
-          <w:rFonts w:ascii="Times New Roman" w:hAnsi="Times New Roman"/>
-          <w:b/>
-          <w:sz w:val="22"/>
-        </w:rPr>
-      </w:pPr>
-      <w:r>
-        <w:rPr>
-          <w:rFonts w:ascii="Times New Roman" w:hAnsi="Times New Roman"/>
-          <w:b/>
-          <w:sz w:val="22"/>
+        </w:rPr>
+      </w:pPr>
+    </w:p>
+    <w:p>
+      <w:pPr>
+        <w:rPr>
+          <w:rFonts w:ascii="Times New Roman" w:hAnsi="Times New Roman"/>
+          <w:sz w:val="22"/>
+        </w:rPr>
+      </w:pPr>
+    </w:p>
+    <w:p>
+      <w:pPr>
+        <w:rPr>
+          <w:rFonts w:ascii="Times New Roman" w:hAnsi="Times New Roman"/>
+          <w:b/>
+          <w:sz w:val="22"/>
+        </w:rPr>
+      </w:pPr>
+      <w:r>
+        <w:rPr>
+          <w:rFonts w:ascii="Times New Roman" w:hAnsi="Times New Roman" w:eastAsia="宋体" w:cs="Times New Roman"/>
+          <w:b/>
+          <w:bCs/>
+          <w:sz w:val="22"/>
+          <w:szCs w:val="24"/>
         </w:rPr>
         <w:t>Qu</w:t>
       </w:r>
       <w:r>
         <w:rPr>
-          <w:rFonts w:ascii="Times New Roman" w:hAnsi="Times New Roman" w:hint="eastAsia"/>
-          <w:b/>
-          <w:sz w:val="22"/>
-          <w:lang w:eastAsia="zh-CN"/>
+          <w:rFonts w:ascii="Times New Roman" w:hAnsi="Times New Roman" w:eastAsia="宋体" w:cs="Times New Roman"/>
+          <w:b/>
+          <w:bCs/>
+          <w:sz w:val="22"/>
+          <w:szCs w:val="24"/>
         </w:rPr>
         <w:t>es</w:t>
       </w:r>
       <w:r>
         <w:rPr>
-          <w:rFonts w:ascii="Times New Roman" w:hAnsi="Times New Roman"/>
-          <w:b/>
-          <w:sz w:val="22"/>
+          <w:rFonts w:ascii="Times New Roman" w:hAnsi="Times New Roman" w:eastAsia="宋体" w:cs="Times New Roman"/>
+          <w:b/>
+          <w:bCs/>
+          <w:sz w:val="22"/>
+          <w:szCs w:val="24"/>
         </w:rPr>
         <w:t xml:space="preserve">tion </w:t>
       </w:r>
       <w:r>
         <w:rPr>
-          <w:rFonts w:ascii="Times New Roman" w:hAnsi="Times New Roman" w:hint="eastAsia"/>
-          <w:b/>
-          <w:sz w:val="22"/>
-          <w:lang w:val="en-US" w:eastAsia="zh-CN"/>
+          <w:rFonts w:ascii="Times New Roman" w:hAnsi="Times New Roman" w:eastAsia="宋体" w:cs="Times New Roman"/>
+          <w:b/>
+          <w:bCs/>
+          <w:sz w:val="22"/>
+          <w:szCs w:val="24"/>
         </w:rPr>
         <w:t>2</w:t>
       </w:r>
       <w:r>
         <w:rPr>
-          <w:rFonts w:ascii="Times New Roman" w:hAnsi="Times New Roman"/>
-          <w:b/>
-          <w:sz w:val="22"/>
+          <w:rFonts w:ascii="Times New Roman" w:hAnsi="Times New Roman" w:eastAsia="宋体" w:cs="Times New Roman"/>
+          <w:b/>
+          <w:bCs/>
+          <w:sz w:val="22"/>
+          <w:szCs w:val="24"/>
         </w:rPr>
         <w:t>. (</w:t>
       </w:r>
       <w:r>
         <w:rPr>
-          <w:rFonts w:ascii="Times New Roman" w:hAnsi="Times New Roman" w:hint="eastAsia"/>
-          <w:b/>
-          <w:sz w:val="22"/>
-          <w:lang w:val="en-US" w:eastAsia="zh-CN"/>
+          <w:rFonts w:ascii="Times New Roman" w:hAnsi="Times New Roman" w:eastAsia="宋体" w:cs="Times New Roman"/>
+          <w:b/>
+          <w:bCs/>
+          <w:sz w:val="22"/>
+          <w:szCs w:val="24"/>
         </w:rPr>
         <w:t>5*4% = 20</w:t>
       </w:r>
       <w:r>
         <w:rPr>
-          <w:rFonts w:ascii="Times New Roman" w:hAnsi="Times New Roman"/>
-          <w:b/>
-          <w:sz w:val="22"/>
+          <w:rFonts w:ascii="Times New Roman" w:hAnsi="Times New Roman" w:eastAsia="宋体" w:cs="Times New Roman"/>
+          <w:b/>
+          <w:bCs/>
+          <w:sz w:val="22"/>
+          <w:szCs w:val="24"/>
         </w:rPr>
         <w:t>%)</w:t>
       </w:r>
@@ -2528,31 +3161,35 @@
           <w:rFonts w:ascii="Times New Roman" w:hAnsi="Times New Roman"/>
           <w:b/>
           <w:sz w:val="22"/>
-          <w:lang w:val="en-US" w:eastAsia="zh-CN"/>
-        </w:rPr>
-      </w:pPr>
-      <w:r>
-        <w:rPr>
-          <w:rFonts w:ascii="Times New Roman" w:hAnsi="Times New Roman"/>
-          <w:b/>
-          <w:sz w:val="22"/>
+        </w:rPr>
+      </w:pPr>
+      <w:r>
+        <w:rPr>
+          <w:rFonts w:ascii="Times New Roman" w:hAnsi="Times New Roman" w:eastAsia="宋体" w:cs="Times New Roman"/>
+          <w:b/>
+          <w:bCs/>
+          <w:sz w:val="22"/>
+          <w:szCs w:val="24"/>
         </w:rPr>
         <w:t xml:space="preserve">Please answer the following </w:t>
       </w:r>
       <w:r>
         <w:rPr>
-          <w:rFonts w:ascii="Times New Roman" w:hAnsi="Times New Roman" w:hint="eastAsia"/>
-          <w:b/>
-          <w:sz w:val="22"/>
-          <w:lang w:val="en-US" w:eastAsia="zh-CN"/>
+          <w:rFonts w:ascii="Times New Roman" w:hAnsi="Times New Roman" w:eastAsia="宋体" w:cs="Times New Roman"/>
+          <w:b/>
+          <w:bCs/>
+          <w:sz w:val="22"/>
+          <w:szCs w:val="24"/>
         </w:rPr>
         <w:t xml:space="preserve">short </w:t>
       </w:r>
       <w:r>
         <w:rPr>
-          <w:rFonts w:ascii="Times New Roman" w:hAnsi="Times New Roman"/>
-          <w:b/>
-          <w:sz w:val="22"/>
+          <w:rFonts w:ascii="Times New Roman" w:hAnsi="Times New Roman" w:eastAsia="宋体" w:cs="Times New Roman"/>
+          <w:b/>
+          <w:bCs/>
+          <w:sz w:val="22"/>
+          <w:szCs w:val="24"/>
         </w:rPr>
         <w:t xml:space="preserve">questions. </w:t>
       </w:r>
@@ -2566,64 +3203,66 @@
         <w:rPr>
           <w:rFonts w:ascii="Times New Roman" w:hAnsi="Times New Roman"/>
           <w:sz w:val="22"/>
-          <w:lang w:eastAsia="zh-CN"/>
-        </w:rPr>
-      </w:pPr>
-      <w:r>
-        <w:rPr>
-          <w:rFonts w:ascii="Times New Roman" w:hAnsi="Times New Roman"/>
-          <w:sz w:val="22"/>
-          <w:lang w:val="en-US" w:eastAsia="zh-CN"/>
+        </w:rPr>
+      </w:pPr>
+      <w:r>
+        <w:rPr>
+          <w:rFonts w:ascii="Times New Roman" w:hAnsi="Times New Roman" w:eastAsia="宋体" w:cs="Times New Roman"/>
+          <w:sz w:val="22"/>
+          <w:szCs w:val="24"/>
         </w:rPr>
         <w:t>Provide the Binary and Hexadecimal representations of the decimal number 29.25.</w:t>
       </w:r>
     </w:p>
     <w:p>
-      <w:r>
-        <w:rPr>
-          <w:b/>
-          <w:bCs/>
+      <w:pPr>
+        <w:spacing w:after="200"/>
+      </w:pPr>
+      <w:r>
+        <w:rPr>
+          <w:rFonts w:ascii="Cambria" w:hAnsi="Cambria" w:eastAsia="宋体" w:cs="Times New Roman"/>
+          <w:b/>
+          <w:bCs/>
+          <w:sz w:val="24"/>
+          <w:szCs w:val="24"/>
         </w:rPr>
         <w:t>Answer</w:t>
       </w:r>
       <w:r>
+        <w:rPr>
+          <w:rFonts w:ascii="Cambria" w:hAnsi="Cambria" w:eastAsia="宋体" w:cs="Times New Roman"/>
+          <w:sz w:val="24"/>
+          <w:szCs w:val="24"/>
+        </w:rPr>
         <w:t>: Binary = 11101.01; hexadecimal = 1D.4.</w:t>
       </w:r>
     </w:p>
     <w:p>
-      <w:r>
-        <w:rPr>
-          <w:b/>
-          <w:bCs/>
+      <w:pPr>
+        <w:spacing w:after="200"/>
+      </w:pPr>
+      <w:r>
+        <w:rPr>
+          <w:rFonts w:ascii="Cambria" w:hAnsi="Cambria" w:eastAsia="宋体" w:cs="Times New Roman"/>
+          <w:b/>
+          <w:bCs/>
+          <w:sz w:val="24"/>
+          <w:szCs w:val="24"/>
         </w:rPr>
         <w:t>Explanation:</w:t>
       </w:r>
       <w:r>
+        <w:rPr>
+          <w:rFonts w:ascii="Cambria" w:hAnsi="Cambria" w:eastAsia="宋体" w:cs="Times New Roman"/>
+          <w:sz w:val="24"/>
+          <w:szCs w:val="24"/>
+        </w:rPr>
         <w:t xml:space="preserve"> 29 is 11101₂ and 0.25 is .01₂. Grouping into four-bit digits gives 0001 1101 . 0100 = 1D.4₁₆.</w:t>
       </w:r>
     </w:p>
-    <w:p>
-      <w:pPr>
-        <w:rPr>
-          <w:lang w:eastAsia="zh-CN"/>
-        </w:rPr>
-      </w:pPr>
-    </w:p>
-    <w:p>
-      <w:pPr>
-        <w:rPr>
-          <w:lang w:eastAsia="zh-CN"/>
-        </w:rPr>
-      </w:pPr>
-    </w:p>
-    <w:p>
-      <w:pPr>
-        <w:rPr>
-          <w:rFonts w:hint="eastAsia"/>
-          <w:lang w:eastAsia="zh-CN"/>
-        </w:rPr>
-      </w:pPr>
-    </w:p>
+    <w:p/>
+    <w:p/>
+    <w:p/>
     <w:p>
       <w:pPr>
         <w:numPr>
@@ -2633,84 +3272,109 @@
         <w:rPr>
           <w:rFonts w:ascii="Times New Roman" w:hAnsi="Times New Roman"/>
           <w:sz w:val="22"/>
-          <w:lang w:eastAsia="zh-CN"/>
-        </w:rPr>
-      </w:pPr>
-      <w:r>
-        <w:rPr>
-          <w:rFonts w:ascii="Times New Roman" w:hAnsi="Times New Roman" w:hint="eastAsia"/>
-          <w:sz w:val="22"/>
-          <w:lang w:val="en-US" w:eastAsia="zh-CN"/>
-        </w:rPr>
+        </w:rPr>
+      </w:pPr>
+      <w:r>
         <w:lastRenderedPageBreak/>
+        <w:rPr>
+          <w:rFonts w:ascii="Times New Roman" w:hAnsi="Times New Roman" w:eastAsia="宋体" w:cs="Times New Roman"/>
+          <w:sz w:val="22"/>
+          <w:szCs w:val="24"/>
+        </w:rPr>
         <w:t xml:space="preserve">Please </w:t>
       </w:r>
       <w:r>
         <w:rPr>
-          <w:rFonts w:ascii="Times New Roman" w:hAnsi="Times New Roman"/>
-          <w:sz w:val="22"/>
-          <w:lang w:val="en-US" w:eastAsia="zh-CN"/>
+          <w:rFonts w:ascii="Times New Roman" w:hAnsi="Times New Roman" w:eastAsia="宋体" w:cs="Times New Roman"/>
+          <w:sz w:val="22"/>
+          <w:szCs w:val="24"/>
         </w:rPr>
         <w:t>list</w:t>
       </w:r>
       <w:r>
         <w:rPr>
-          <w:rFonts w:ascii="Times New Roman" w:hAnsi="Times New Roman" w:hint="eastAsia"/>
-          <w:sz w:val="22"/>
-          <w:lang w:val="en-US" w:eastAsia="zh-CN"/>
+          <w:rFonts w:ascii="Times New Roman" w:hAnsi="Times New Roman" w:eastAsia="宋体" w:cs="Times New Roman"/>
+          <w:sz w:val="22"/>
+          <w:szCs w:val="24"/>
         </w:rPr>
         <w:t xml:space="preserve"> </w:t>
       </w:r>
       <w:r>
         <w:rPr>
-          <w:rFonts w:ascii="Times New Roman" w:hAnsi="Times New Roman"/>
-          <w:sz w:val="22"/>
-          <w:lang w:val="en-US" w:eastAsia="zh-CN"/>
+          <w:rFonts w:ascii="Times New Roman" w:hAnsi="Times New Roman" w:eastAsia="宋体" w:cs="Times New Roman"/>
+          <w:sz w:val="22"/>
+          <w:szCs w:val="24"/>
         </w:rPr>
         <w:t>two</w:t>
       </w:r>
       <w:r>
         <w:rPr>
-          <w:rFonts w:ascii="Times New Roman" w:hAnsi="Times New Roman"/>
-          <w:sz w:val="22"/>
-          <w:lang w:val="en-US" w:eastAsia="zh-CN"/>
+          <w:rFonts w:ascii="Times New Roman" w:hAnsi="Times New Roman" w:eastAsia="宋体" w:cs="Times New Roman"/>
+          <w:sz w:val="22"/>
+          <w:szCs w:val="24"/>
         </w:rPr>
         <w:t xml:space="preserve"> advantages of using binary numbers in modern computer systems</w:t>
       </w:r>
       <w:r>
         <w:rPr>
-          <w:rFonts w:ascii="Times New Roman" w:hAnsi="Times New Roman" w:hint="eastAsia"/>
-          <w:sz w:val="22"/>
-          <w:lang w:val="en-US" w:eastAsia="zh-CN"/>
+          <w:rFonts w:ascii="Times New Roman" w:hAnsi="Times New Roman" w:eastAsia="宋体" w:cs="Times New Roman"/>
+          <w:sz w:val="22"/>
+          <w:szCs w:val="24"/>
         </w:rPr>
         <w:t xml:space="preserve">. </w:t>
       </w:r>
     </w:p>
     <w:p>
-      <w:r>
-        <w:rPr>
-          <w:b/>
-          <w:bCs/>
+      <w:pPr>
+        <w:spacing w:after="200"/>
+      </w:pPr>
+      <w:r>
+        <w:rPr>
+          <w:rFonts w:ascii="Cambria" w:hAnsi="Cambria" w:eastAsia="宋体" w:cs="Times New Roman"/>
+          <w:b/>
+          <w:bCs/>
+          <w:sz w:val="24"/>
+          <w:szCs w:val="24"/>
         </w:rPr>
         <w:t>Answer</w:t>
       </w:r>
       <w:r>
+        <w:rPr>
+          <w:rFonts w:ascii="Cambria" w:hAnsi="Cambria" w:eastAsia="宋体" w:cs="Times New Roman"/>
+          <w:sz w:val="24"/>
+          <w:szCs w:val="24"/>
+        </w:rPr>
         <w:t>: Binary states are reliable in electronic circuits and support simple, efficient Boolean logic.</w:t>
       </w:r>
     </w:p>
     <w:p>
-      <w:r>
-        <w:rPr>
-          <w:b/>
-          <w:bCs/>
+      <w:pPr>
+        <w:spacing w:after="200"/>
+      </w:pPr>
+      <w:r>
+        <w:rPr>
+          <w:rFonts w:ascii="Cambria" w:hAnsi="Cambria" w:eastAsia="宋体" w:cs="Times New Roman"/>
+          <w:b/>
+          <w:bCs/>
+          <w:sz w:val="24"/>
+          <w:szCs w:val="24"/>
         </w:rPr>
         <w:t xml:space="preserve">Explanation: </w:t>
       </w:r>
       <w:r>
+        <w:rPr>
+          <w:rFonts w:ascii="Cambria" w:hAnsi="Cambria" w:eastAsia="宋体" w:cs="Times New Roman"/>
+          <w:sz w:val="24"/>
+          <w:szCs w:val="24"/>
+        </w:rPr>
         <w:t>Two voltage states are easy to distinguish despite electrical noise, and Boolean operations map directly to digital circuits.</w:t>
       </w:r>
     </w:p>
-    <w:p/>
+    <w:p>
+      <w:pPr>
+        <w:spacing w:after="200"/>
+      </w:pPr>
+    </w:p>
     <w:p>
       <w:pPr>
         <w:numPr>
@@ -2720,62 +3384,92 @@
         <w:rPr>
           <w:rFonts w:ascii="Times New Roman" w:hAnsi="Times New Roman"/>
           <w:sz w:val="22"/>
-          <w:lang w:eastAsia="zh-CN"/>
-        </w:rPr>
-      </w:pPr>
-      <w:r>
-        <w:rPr>
-          <w:rFonts w:ascii="Times New Roman" w:hAnsi="Times New Roman" w:hint="eastAsia"/>
-          <w:sz w:val="22"/>
-          <w:lang w:val="en-US" w:eastAsia="zh-CN"/>
+        </w:rPr>
+      </w:pPr>
+      <w:r>
+        <w:rPr>
+          <w:rFonts w:ascii="Times New Roman" w:hAnsi="Times New Roman" w:eastAsia="宋体" w:cs="Times New Roman"/>
+          <w:sz w:val="22"/>
+          <w:szCs w:val="24"/>
         </w:rPr>
         <w:t>Please</w:t>
       </w:r>
       <w:r>
         <w:rPr>
-          <w:rFonts w:ascii="Times New Roman" w:hAnsi="Times New Roman"/>
-          <w:sz w:val="22"/>
+          <w:rFonts w:ascii="Times New Roman" w:hAnsi="Times New Roman" w:eastAsia="宋体" w:cs="Times New Roman"/>
+          <w:sz w:val="22"/>
+          <w:szCs w:val="24"/>
         </w:rPr>
         <w:t xml:space="preserve"> describe the differences between arguments and parameters.</w:t>
       </w:r>
       <w:r>
         <w:rPr>
-          <w:rFonts w:ascii="Times New Roman" w:hAnsi="Times New Roman" w:hint="eastAsia"/>
-          <w:sz w:val="22"/>
-          <w:lang w:val="en-US" w:eastAsia="zh-CN"/>
+          <w:rFonts w:ascii="Times New Roman" w:hAnsi="Times New Roman" w:eastAsia="宋体" w:cs="Times New Roman"/>
+          <w:sz w:val="22"/>
+          <w:szCs w:val="24"/>
         </w:rPr>
         <w:t xml:space="preserve"> </w:t>
       </w:r>
     </w:p>
     <w:p>
-      <w:r>
-        <w:rPr>
-          <w:b/>
-          <w:bCs/>
+      <w:pPr>
+        <w:spacing w:after="200"/>
+      </w:pPr>
+      <w:r>
+        <w:rPr>
+          <w:rFonts w:ascii="Cambria" w:hAnsi="Cambria" w:eastAsia="宋体" w:cs="Times New Roman"/>
+          <w:b/>
+          <w:bCs/>
+          <w:sz w:val="24"/>
+          <w:szCs w:val="24"/>
         </w:rPr>
         <w:t>Answer</w:t>
       </w:r>
       <w:r>
+        <w:rPr>
+          <w:rFonts w:ascii="Cambria" w:hAnsi="Cambria" w:eastAsia="宋体" w:cs="Times New Roman"/>
+          <w:sz w:val="24"/>
+          <w:szCs w:val="24"/>
+        </w:rPr>
         <w:t>: Parameters are names in a function definition; arguments are values passed in a function call.</w:t>
       </w:r>
     </w:p>
     <w:p>
-      <w:r>
-        <w:rPr>
-          <w:b/>
-          <w:bCs/>
+      <w:pPr>
+        <w:spacing w:after="200"/>
+      </w:pPr>
+      <w:r>
+        <w:rPr>
+          <w:rFonts w:ascii="Cambria" w:hAnsi="Cambria" w:eastAsia="宋体" w:cs="Times New Roman"/>
+          <w:b/>
+          <w:bCs/>
+          <w:sz w:val="24"/>
+          <w:szCs w:val="24"/>
         </w:rPr>
         <w:t>Explanation</w:t>
       </w:r>
       <w:r>
+        <w:rPr>
+          <w:rFonts w:ascii="Cambria" w:hAnsi="Cambria" w:eastAsia="宋体" w:cs="Times New Roman"/>
+          <w:sz w:val="24"/>
+          <w:szCs w:val="24"/>
+        </w:rPr>
         <w:t xml:space="preserve">: In def f(x), x is a parameter; in </w:t>
       </w:r>
-      <w:proofErr w:type="gramStart"/>
-      <w:r>
+      <w:r>
+        <w:rPr>
+          <w:rFonts w:ascii="Cambria" w:hAnsi="Cambria" w:eastAsia="宋体" w:cs="Times New Roman"/>
+          <w:sz w:val="24"/>
+          <w:szCs w:val="24"/>
+        </w:rPr>
         <w:t>f(</w:t>
       </w:r>
-      <w:proofErr w:type="gramEnd"/>
-      <w:r>
+      <w:r>
+        <w:rPr>
+          <w:rFonts w:ascii="Cambria" w:hAnsi="Cambria" w:eastAsia="宋体" w:cs="Times New Roman"/>
+          <w:sz w:val="24"/>
+          <w:szCs w:val="24"/>
+        </w:rPr>
         <w:t>3), 3 is an argument.</w:t>
       </w:r>
     </w:p>
@@ -2793,9 +3487,9 @@
       </w:pPr>
       <w:r>
         <w:rPr>
-          <w:rFonts w:ascii="Times New Roman" w:hAnsi="Times New Roman"/>
-          <w:sz w:val="22"/>
-          <w:lang w:val="en-US" w:eastAsia="zh-CN"/>
+          <w:rFonts w:ascii="Times New Roman" w:hAnsi="Times New Roman" w:eastAsia="宋体" w:cs="Times New Roman"/>
+          <w:sz w:val="22"/>
+          <w:szCs w:val="24"/>
         </w:rPr>
         <w:t>Will the following be implemented without causing an error? (Yes/No)</w:t>
       </w:r>
@@ -2805,21 +3499,14 @@
         <w:rPr>
           <w:rFonts w:ascii="Times New Roman" w:hAnsi="Times New Roman"/>
           <w:sz w:val="22"/>
-          <w:lang w:val="en-US"/>
-        </w:rPr>
-      </w:pPr>
-      <w:r>
-        <w:rPr>
-          <w:rFonts w:ascii="Times New Roman" w:hAnsi="Times New Roman"/>
-          <w:noProof/>
-          <w:sz w:val="22"/>
-          <w:lang w:val="en-US" w:eastAsia="zh-CN"/>
-        </w:rPr>
+        </w:rPr>
+      </w:pPr>
+      <w:r>
         <w:drawing>
-          <wp:inline distT="0" distB="0" distL="0" distR="0" wp14:anchorId="2905F4F2" wp14:editId="6DC0C28A">
-            <wp:extent cx="2080009" cy="671642"/>
-            <wp:effectExtent l="0" t="0" r="3175" b="1905"/>
-            <wp:docPr id="765867369" name="Picture 1"/>
+          <wp:inline distT="0" distB="0" distL="0" distR="0">
+            <wp:extent cx="2076450" cy="676275"/>
+            <wp:effectExtent l="0" t="0" r="0" b="0"/>
+            <wp:docPr id="100012" name="Picture 100012"/>
             <wp:cNvGraphicFramePr>
               <a:graphicFrameLocks xmlns:a="http://schemas.openxmlformats.org/drawingml/2006/main" noChangeAspect="1"/>
             </wp:cNvGraphicFramePr>
@@ -2827,11 +3514,11 @@
               <a:graphicData uri="http://schemas.openxmlformats.org/drawingml/2006/picture">
                 <pic:pic xmlns:pic="http://schemas.openxmlformats.org/drawingml/2006/picture">
                   <pic:nvPicPr>
-                    <pic:cNvPr id="765867369" name=""/>
+                    <pic:cNvPr id="100012" name="image100012"/>
                     <pic:cNvPicPr/>
                   </pic:nvPicPr>
                   <pic:blipFill>
-                    <a:blip r:embed="rId21"/>
+                    <a:blip r:embed="rId39"/>
                     <a:stretch>
                       <a:fillRect/>
                     </a:stretch>
@@ -2839,7 +3526,7 @@
                   <pic:spPr>
                     <a:xfrm>
                       <a:off x="0" y="0"/>
-                      <a:ext cx="2181791" cy="704508"/>
+                      <a:ext cx="2076450" cy="676275"/>
                     </a:xfrm>
                     <a:prstGeom prst="rect">
                       <a:avLst/>
@@ -2853,108 +3540,112 @@
       </w:r>
     </w:p>
     <w:p>
-      <w:r>
-        <w:rPr>
-          <w:b/>
-          <w:bCs/>
+      <w:pPr>
+        <w:spacing w:after="200"/>
+      </w:pPr>
+      <w:r>
+        <w:rPr>
+          <w:rFonts w:ascii="Cambria" w:hAnsi="Cambria" w:eastAsia="宋体" w:cs="Times New Roman"/>
+          <w:b/>
+          <w:bCs/>
+          <w:sz w:val="24"/>
+          <w:szCs w:val="24"/>
+        </w:rPr>
+        <w:t>Answer: No. It first prints apple, then raises a TypeError at data[1] = 10. The final print(data) is not executed.</w:t>
+      </w:r>
+      <w:r/>
+    </w:p>
+    <w:p>
+      <w:pPr>
+        <w:spacing w:after="200"/>
+      </w:pPr>
+      <w:r>
+        <w:rPr>
+          <w:rFonts w:ascii="Cambria" w:hAnsi="Cambria" w:eastAsia="宋体" w:cs="Times New Roman"/>
+          <w:b/>
+          <w:bCs/>
+          <w:sz w:val="24"/>
+          <w:szCs w:val="24"/>
+        </w:rPr>
+        <w:t>Explanation: data is a tuple. Reading data[0] is valid and print() displays apple without quotation marks. Tuples do not support item assignment, so data[1] = 10 raises TypeError and stops execution before print(data).</w:t>
+      </w:r>
+      <w:r/>
+      <w:r/>
+      <w:r/>
+      <w:r/>
+      <w:r/>
+      <w:r/>
+      <w:r/>
+    </w:p>
+    <w:p>
+      <w:pPr>
+        <w:spacing w:after="200"/>
+      </w:pPr>
+    </w:p>
+    <w:p>
+      <w:pPr>
+        <w:rPr>
+          <w:rFonts w:ascii="Times New Roman" w:hAnsi="Times New Roman"/>
+          <w:sz w:val="22"/>
+        </w:rPr>
+      </w:pPr>
+      <w:r>
+        <w:rPr>
+          <w:rFonts w:ascii="Times New Roman" w:hAnsi="Times New Roman" w:eastAsia="宋体" w:cs="Times New Roman"/>
+          <w:sz w:val="22"/>
+          <w:szCs w:val="24"/>
+        </w:rPr>
+        <w:t>Explain the difference between a list and a tuple in Python. Provide one reason to use a tuple instead of a list.</w:t>
+      </w:r>
+      <w:r>
+        <w:rPr>
+          <w:rFonts w:ascii="Times New Roman" w:hAnsi="Times New Roman" w:eastAsia="宋体" w:cs="Times New Roman"/>
+          <w:sz w:val="22"/>
+          <w:szCs w:val="24"/>
+        </w:rPr>
+        <w:t xml:space="preserve"> </w:t>
+      </w:r>
+    </w:p>
+    <w:p>
+      <w:pPr>
+        <w:spacing w:after="200"/>
+      </w:pPr>
+      <w:r>
+        <w:rPr>
+          <w:rFonts w:ascii="Cambria" w:hAnsi="Cambria" w:eastAsia="宋体" w:cs="Times New Roman"/>
+          <w:b/>
+          <w:bCs/>
+          <w:sz w:val="24"/>
+          <w:szCs w:val="24"/>
         </w:rPr>
         <w:t>Answer</w:t>
       </w:r>
       <w:r>
-        <w:t>: No. The code causes a TypeError.</w:t>
-      </w:r>
-    </w:p>
-    <w:p>
-      <w:r>
-        <w:rPr>
-          <w:b/>
-          <w:bCs/>
-        </w:rPr>
-        <w:t>Explanation</w:t>
-      </w:r>
-      <w:r>
-        <w:t xml:space="preserve">: Tuples are immutable. Reading </w:t>
-      </w:r>
-      <w:proofErr w:type="gramStart"/>
-      <w:r>
-        <w:t>data[</w:t>
-      </w:r>
-      <w:proofErr w:type="gramEnd"/>
-      <w:r>
-        <w:t xml:space="preserve">0] is valid, but assigning a new value to </w:t>
-      </w:r>
-      <w:proofErr w:type="gramStart"/>
-      <w:r>
-        <w:t>data[</w:t>
-      </w:r>
-      <w:proofErr w:type="gramEnd"/>
-      <w:r>
-        <w:t xml:space="preserve">1] raises </w:t>
-      </w:r>
-      <w:proofErr w:type="spellStart"/>
-      <w:r>
-        <w:t>TypeError</w:t>
-      </w:r>
-      <w:proofErr w:type="spellEnd"/>
-      <w:r>
-        <w:t>.</w:t>
-      </w:r>
+        <w:rPr>
+          <w:rFonts w:ascii="Cambria" w:hAnsi="Cambria" w:eastAsia="宋体" w:cs="Times New Roman"/>
+          <w:sz w:val="24"/>
+          <w:szCs w:val="24"/>
+        </w:rPr>
+        <w:t>: A list is mutable; a tuple is immutable. A tuple is useful for fixed data that should not change.</w:t>
+      </w:r>
+    </w:p>
+    <w:p>
+      <w:pPr>
+        <w:spacing w:after="200"/>
+      </w:pPr>
+      <w:r>
+        <w:rPr>
+          <w:rFonts w:ascii="Cambria" w:hAnsi="Cambria" w:eastAsia="宋体" w:cs="Times New Roman"/>
+          <w:b/>
+          <w:bCs/>
+          <w:sz w:val="24"/>
+          <w:szCs w:val="24"/>
+        </w:rPr>
+        <w:t>Explanation: Lists allow item assignment, addition, and removal. A tuple does not allow its stored references to be replaced, added, or removed. If a tuple contains a mutable object such as a list, that object can still be modified; tuple immutability does not make every contained object immutable.</w:t>
+      </w:r>
+      <w:r/>
     </w:p>
     <w:p/>
-    <w:p>
-      <w:pPr>
-        <w:rPr>
-          <w:rFonts w:ascii="Times New Roman" w:hAnsi="Times New Roman"/>
-          <w:sz w:val="22"/>
-        </w:rPr>
-      </w:pPr>
-      <w:r>
-        <w:rPr>
-          <w:rFonts w:ascii="Times New Roman" w:hAnsi="Times New Roman"/>
-          <w:sz w:val="22"/>
-        </w:rPr>
-        <w:t>Explain the difference between a list and a tuple in Python. Provide one reason to use a tuple instead of a list.</w:t>
-      </w:r>
-      <w:r>
-        <w:rPr>
-          <w:rFonts w:ascii="Times New Roman" w:hAnsi="Times New Roman"/>
-          <w:sz w:val="22"/>
-        </w:rPr>
-        <w:t xml:space="preserve"> </w:t>
-      </w:r>
-    </w:p>
-    <w:p>
-      <w:r>
-        <w:rPr>
-          <w:b/>
-          <w:bCs/>
-        </w:rPr>
-        <w:t>Answer</w:t>
-      </w:r>
-      <w:r>
-        <w:t>: A list is mutable; a tuple is immutable. A tuple is useful for fixed data that should not change.</w:t>
-      </w:r>
-    </w:p>
-    <w:p>
-      <w:r>
-        <w:rPr>
-          <w:b/>
-          <w:bCs/>
-        </w:rPr>
-        <w:t>Explanation</w:t>
-      </w:r>
-      <w:r>
-        <w:t>: Lists allow item assignment, while tuple elements cannot be reassigned after creation.</w:t>
-      </w:r>
-    </w:p>
-    <w:p>
-      <w:pPr>
-        <w:rPr>
-          <w:rFonts w:hint="eastAsia"/>
-          <w:lang w:eastAsia="zh-CN"/>
-        </w:rPr>
-      </w:pPr>
-    </w:p>
     <w:p>
       <w:pPr>
         <w:numPr>
@@ -2968,34 +3659,56 @@
       </w:pPr>
       <w:r>
         <w:rPr>
-          <w:rFonts w:ascii="Times New Roman" w:hAnsi="Times New Roman"/>
-          <w:sz w:val="22"/>
-          <w:lang w:val="en-US" w:eastAsia="zh-CN"/>
+          <w:rFonts w:ascii="Times New Roman" w:hAnsi="Times New Roman" w:eastAsia="宋体" w:cs="Times New Roman"/>
+          <w:sz w:val="22"/>
+          <w:szCs w:val="24"/>
         </w:rPr>
         <w:t>What is the purpose of the return keyword in a function? What happens if a function does not have a return statement?</w:t>
       </w:r>
     </w:p>
     <w:p>
-      <w:r>
-        <w:rPr>
-          <w:b/>
-          <w:bCs/>
+      <w:pPr>
+        <w:spacing w:after="200"/>
+      </w:pPr>
+      <w:r>
+        <w:rPr>
+          <w:rFonts w:ascii="Cambria" w:hAnsi="Cambria" w:eastAsia="宋体" w:cs="Times New Roman"/>
+          <w:b/>
+          <w:bCs/>
+          <w:sz w:val="24"/>
+          <w:szCs w:val="24"/>
         </w:rPr>
         <w:t>Answer</w:t>
       </w:r>
       <w:r>
+        <w:rPr>
+          <w:rFonts w:ascii="Cambria" w:hAnsi="Cambria" w:eastAsia="宋体" w:cs="Times New Roman"/>
+          <w:sz w:val="24"/>
+          <w:szCs w:val="24"/>
+        </w:rPr>
         <w:t>: return sends a result to the caller and ends the function. Without an explicit return, the function returns None.</w:t>
       </w:r>
     </w:p>
     <w:p>
-      <w:r>
-        <w:rPr>
-          <w:b/>
-          <w:bCs/>
+      <w:pPr>
+        <w:spacing w:after="200"/>
+      </w:pPr>
+      <w:r>
+        <w:rPr>
+          <w:rFonts w:ascii="Cambria" w:hAnsi="Cambria" w:eastAsia="宋体" w:cs="Times New Roman"/>
+          <w:b/>
+          <w:bCs/>
+          <w:sz w:val="24"/>
+          <w:szCs w:val="24"/>
         </w:rPr>
         <w:t>Explanation</w:t>
       </w:r>
       <w:r>
+        <w:rPr>
+          <w:rFonts w:ascii="Cambria" w:hAnsi="Cambria" w:eastAsia="宋体" w:cs="Times New Roman"/>
+          <w:sz w:val="24"/>
+          <w:szCs w:val="24"/>
+        </w:rPr>
         <w:t>: The caller can use the returned value. Reaching the end without returning a value produces None.</w:t>
       </w:r>
     </w:p>
@@ -3004,59 +3717,61 @@
         <w:rPr>
           <w:rFonts w:ascii="Times New Roman" w:hAnsi="Times New Roman"/>
           <w:sz w:val="22"/>
-          <w:lang w:eastAsia="zh-CN"/>
-        </w:rPr>
-      </w:pPr>
-    </w:p>
-    <w:p>
-      <w:pPr>
-        <w:rPr>
-          <w:rFonts w:ascii="Times New Roman" w:hAnsi="Times New Roman"/>
-          <w:sz w:val="22"/>
-          <w:lang w:eastAsia="zh-CN"/>
-        </w:rPr>
-      </w:pPr>
-    </w:p>
-    <w:p>
-      <w:pPr>
-        <w:rPr>
-          <w:rFonts w:ascii="Times New Roman" w:hAnsi="Times New Roman" w:hint="eastAsia"/>
-          <w:sz w:val="22"/>
-          <w:lang w:eastAsia="zh-CN"/>
-        </w:rPr>
-      </w:pPr>
-    </w:p>
-    <w:p>
-      <w:pPr>
-        <w:rPr>
-          <w:rFonts w:ascii="Times New Roman" w:hAnsi="Times New Roman"/>
-          <w:b/>
-          <w:sz w:val="22"/>
-        </w:rPr>
-      </w:pPr>
-      <w:r>
-        <w:rPr>
-          <w:rFonts w:ascii="Times New Roman" w:hAnsi="Times New Roman"/>
-          <w:b/>
-          <w:sz w:val="22"/>
-        </w:rPr>
+        </w:rPr>
+      </w:pPr>
+    </w:p>
+    <w:p>
+      <w:pPr>
+        <w:rPr>
+          <w:rFonts w:ascii="Times New Roman" w:hAnsi="Times New Roman"/>
+          <w:sz w:val="22"/>
+        </w:rPr>
+      </w:pPr>
+    </w:p>
+    <w:p>
+      <w:pPr>
+        <w:rPr>
+          <w:rFonts w:ascii="Times New Roman" w:hAnsi="Times New Roman"/>
+          <w:sz w:val="22"/>
+        </w:rPr>
+      </w:pPr>
+    </w:p>
+    <w:p>
+      <w:pPr>
+        <w:rPr>
+          <w:rFonts w:ascii="Times New Roman" w:hAnsi="Times New Roman"/>
+          <w:b/>
+          <w:sz w:val="22"/>
+        </w:rPr>
+      </w:pPr>
+      <w:r>
         <w:lastRenderedPageBreak/>
+        <w:rPr>
+          <w:rFonts w:ascii="Times New Roman" w:hAnsi="Times New Roman" w:eastAsia="宋体" w:cs="Times New Roman"/>
+          <w:b/>
+          <w:bCs/>
+          <w:sz w:val="22"/>
+          <w:szCs w:val="24"/>
+        </w:rPr>
         <w:t xml:space="preserve">Question </w:t>
       </w:r>
       <w:r>
         <w:rPr>
-          <w:rFonts w:ascii="Times New Roman" w:hAnsi="Times New Roman" w:hint="eastAsia"/>
-          <w:b/>
-          <w:sz w:val="22"/>
-          <w:lang w:val="en-US" w:eastAsia="zh-CN"/>
+          <w:rFonts w:ascii="Times New Roman" w:hAnsi="Times New Roman" w:eastAsia="宋体" w:cs="Times New Roman"/>
+          <w:b/>
+          <w:bCs/>
+          <w:sz w:val="22"/>
+          <w:szCs w:val="24"/>
         </w:rPr>
         <w:t>3</w:t>
       </w:r>
       <w:r>
         <w:rPr>
-          <w:rFonts w:ascii="Times New Roman" w:hAnsi="Times New Roman"/>
-          <w:b/>
-          <w:sz w:val="22"/>
+          <w:rFonts w:ascii="Times New Roman" w:hAnsi="Times New Roman" w:eastAsia="宋体" w:cs="Times New Roman"/>
+          <w:b/>
+          <w:bCs/>
+          <w:sz w:val="22"/>
+          <w:szCs w:val="24"/>
         </w:rPr>
         <w:t xml:space="preserve">. (10%) </w:t>
       </w:r>
@@ -3066,14 +3781,13 @@
         <w:rPr>
           <w:rFonts w:ascii="Times New Roman" w:hAnsi="Times New Roman"/>
           <w:sz w:val="22"/>
-          <w:lang w:eastAsia="zh-CN"/>
-        </w:rPr>
-      </w:pPr>
-      <w:r>
-        <w:rPr>
-          <w:rFonts w:ascii="Times New Roman" w:hAnsi="Times New Roman"/>
-          <w:sz w:val="22"/>
-          <w:lang w:eastAsia="zh-CN"/>
+        </w:rPr>
+      </w:pPr>
+      <w:r>
+        <w:rPr>
+          <w:rFonts w:ascii="Times New Roman" w:hAnsi="Times New Roman" w:eastAsia="宋体" w:cs="Times New Roman"/>
+          <w:sz w:val="22"/>
+          <w:szCs w:val="24"/>
         </w:rPr>
         <w:t>Write a Python program that plays a number-guessing game with a user. The game should follow these rules:</w:t>
       </w:r>
@@ -3086,68 +3800,67 @@
           <w:numId w:val="3"/>
         </w:numPr>
         <w:spacing w:after="0" w:line="312" w:lineRule="auto"/>
-        <w:ind w:firstLineChars="0"/>
-        <w:rPr>
-          <w:rFonts w:ascii="Times New Roman" w:hAnsi="Times New Roman"/>
-          <w:sz w:val="22"/>
-          <w:lang w:eastAsia="zh-CN"/>
-        </w:rPr>
-      </w:pPr>
-      <w:r>
-        <w:rPr>
-          <w:rFonts w:ascii="Times New Roman" w:hAnsi="Times New Roman"/>
-          <w:sz w:val="22"/>
-          <w:lang w:eastAsia="zh-CN"/>
+        <w:ind w:left="720" w:hanging="360"/>
+        <w:rPr>
+          <w:rFonts w:ascii="Times New Roman" w:hAnsi="Times New Roman"/>
+          <w:sz w:val="22"/>
+        </w:rPr>
+      </w:pPr>
+      <w:r>
+        <w:rPr>
+          <w:rFonts w:ascii="Times New Roman" w:hAnsi="Times New Roman" w:eastAsia="宋体" w:cs="Times New Roman"/>
+          <w:sz w:val="22"/>
+          <w:szCs w:val="24"/>
         </w:rPr>
         <w:t xml:space="preserve">The computer </w:t>
       </w:r>
       <w:r>
         <w:rPr>
-          <w:rFonts w:ascii="Times New Roman" w:hAnsi="Times New Roman"/>
-          <w:sz w:val="22"/>
-          <w:lang w:eastAsia="zh-CN"/>
+          <w:rFonts w:ascii="Times New Roman" w:hAnsi="Times New Roman" w:eastAsia="宋体" w:cs="Times New Roman"/>
+          <w:sz w:val="22"/>
+          <w:szCs w:val="24"/>
         </w:rPr>
         <w:t xml:space="preserve">fixes </w:t>
       </w:r>
       <w:r>
         <w:rPr>
-          <w:rFonts w:ascii="Times New Roman" w:hAnsi="Times New Roman"/>
-          <w:sz w:val="22"/>
-          <w:lang w:eastAsia="zh-CN"/>
+          <w:rFonts w:ascii="Times New Roman" w:hAnsi="Times New Roman" w:eastAsia="宋体" w:cs="Times New Roman"/>
+          <w:sz w:val="22"/>
+          <w:szCs w:val="24"/>
         </w:rPr>
         <w:t xml:space="preserve">a </w:t>
       </w:r>
       <w:r>
         <w:rPr>
-          <w:rFonts w:ascii="Times New Roman" w:hAnsi="Times New Roman"/>
-          <w:b/>
-          <w:bCs/>
-          <w:sz w:val="22"/>
-          <w:lang w:eastAsia="zh-CN"/>
+          <w:rFonts w:ascii="Times New Roman" w:hAnsi="Times New Roman" w:eastAsia="宋体" w:cs="Times New Roman"/>
+          <w:b/>
+          <w:bCs/>
+          <w:sz w:val="22"/>
+          <w:szCs w:val="24"/>
         </w:rPr>
         <w:t>secret random integer</w:t>
       </w:r>
       <w:r>
         <w:rPr>
-          <w:rFonts w:ascii="Times New Roman" w:hAnsi="Times New Roman"/>
-          <w:sz w:val="22"/>
-          <w:lang w:eastAsia="zh-CN"/>
+          <w:rFonts w:ascii="Times New Roman" w:hAnsi="Times New Roman" w:eastAsia="宋体" w:cs="Times New Roman"/>
+          <w:sz w:val="22"/>
+          <w:szCs w:val="24"/>
         </w:rPr>
         <w:t xml:space="preserve"> between 1 and 50</w:t>
       </w:r>
       <w:r>
         <w:rPr>
-          <w:rFonts w:ascii="Times New Roman" w:hAnsi="Times New Roman"/>
-          <w:sz w:val="22"/>
-          <w:lang w:eastAsia="zh-CN"/>
+          <w:rFonts w:ascii="Times New Roman" w:hAnsi="Times New Roman" w:eastAsia="宋体" w:cs="Times New Roman"/>
+          <w:sz w:val="22"/>
+          <w:szCs w:val="24"/>
         </w:rPr>
         <w:t>.</w:t>
       </w:r>
       <w:r>
         <w:rPr>
-          <w:rFonts w:ascii="Times New Roman" w:hAnsi="Times New Roman"/>
-          <w:sz w:val="22"/>
-          <w:lang w:eastAsia="zh-CN"/>
+          <w:rFonts w:ascii="Times New Roman" w:hAnsi="Times New Roman" w:eastAsia="宋体" w:cs="Times New Roman"/>
+          <w:sz w:val="22"/>
+          <w:szCs w:val="24"/>
         </w:rPr>
         <w:t xml:space="preserve"> </w:t>
       </w:r>
@@ -3160,36 +3873,35 @@
           <w:numId w:val="3"/>
         </w:numPr>
         <w:spacing w:after="0" w:line="312" w:lineRule="auto"/>
-        <w:ind w:firstLineChars="0"/>
-        <w:rPr>
-          <w:rFonts w:ascii="Times New Roman" w:hAnsi="Times New Roman"/>
-          <w:sz w:val="22"/>
-          <w:lang w:eastAsia="zh-CN"/>
-        </w:rPr>
-      </w:pPr>
-      <w:r>
-        <w:rPr>
-          <w:rFonts w:ascii="Times New Roman" w:hAnsi="Times New Roman"/>
-          <w:sz w:val="22"/>
-          <w:lang w:eastAsia="zh-CN"/>
+        <w:ind w:left="720" w:hanging="360"/>
+        <w:rPr>
+          <w:rFonts w:ascii="Times New Roman" w:hAnsi="Times New Roman"/>
+          <w:sz w:val="22"/>
+        </w:rPr>
+      </w:pPr>
+      <w:r>
+        <w:rPr>
+          <w:rFonts w:ascii="Times New Roman" w:hAnsi="Times New Roman" w:eastAsia="宋体" w:cs="Times New Roman"/>
+          <w:sz w:val="22"/>
+          <w:szCs w:val="24"/>
         </w:rPr>
         <w:t xml:space="preserve">The user gets a maximum of </w:t>
       </w:r>
       <w:r>
         <w:rPr>
-          <w:rFonts w:ascii="Times New Roman" w:hAnsi="Times New Roman"/>
-          <w:b/>
-          <w:bCs/>
-          <w:sz w:val="22"/>
-          <w:lang w:eastAsia="zh-CN"/>
+          <w:rFonts w:ascii="Times New Roman" w:hAnsi="Times New Roman" w:eastAsia="宋体" w:cs="Times New Roman"/>
+          <w:b/>
+          <w:bCs/>
+          <w:sz w:val="22"/>
+          <w:szCs w:val="24"/>
         </w:rPr>
         <w:t>5</w:t>
       </w:r>
       <w:r>
         <w:rPr>
-          <w:rFonts w:ascii="Times New Roman" w:hAnsi="Times New Roman"/>
-          <w:sz w:val="22"/>
-          <w:lang w:eastAsia="zh-CN"/>
+          <w:rFonts w:ascii="Times New Roman" w:hAnsi="Times New Roman" w:eastAsia="宋体" w:cs="Times New Roman"/>
+          <w:sz w:val="22"/>
+          <w:szCs w:val="24"/>
         </w:rPr>
         <w:t xml:space="preserve"> attempts to guess the number. </w:t>
       </w:r>
@@ -3202,54 +3914,53 @@
           <w:numId w:val="3"/>
         </w:numPr>
         <w:spacing w:after="0" w:line="312" w:lineRule="auto"/>
-        <w:ind w:firstLineChars="0"/>
-        <w:rPr>
-          <w:rFonts w:ascii="Times New Roman" w:hAnsi="Times New Roman"/>
-          <w:sz w:val="22"/>
-          <w:lang w:eastAsia="zh-CN"/>
-        </w:rPr>
-      </w:pPr>
-      <w:r>
-        <w:rPr>
-          <w:rFonts w:ascii="Times New Roman" w:hAnsi="Times New Roman"/>
-          <w:sz w:val="22"/>
-          <w:lang w:eastAsia="zh-CN"/>
+        <w:ind w:left="720" w:hanging="360"/>
+        <w:rPr>
+          <w:rFonts w:ascii="Times New Roman" w:hAnsi="Times New Roman"/>
+          <w:sz w:val="22"/>
+        </w:rPr>
+      </w:pPr>
+      <w:r>
+        <w:rPr>
+          <w:rFonts w:ascii="Times New Roman" w:hAnsi="Times New Roman" w:eastAsia="宋体" w:cs="Times New Roman"/>
+          <w:sz w:val="22"/>
+          <w:szCs w:val="24"/>
         </w:rPr>
         <w:t>After each guess, the program must provide feedback to the user, telling them if their guess was "</w:t>
       </w:r>
       <w:r>
         <w:rPr>
-          <w:rFonts w:ascii="Times New Roman" w:hAnsi="Times New Roman"/>
-          <w:b/>
-          <w:bCs/>
-          <w:sz w:val="22"/>
-          <w:lang w:eastAsia="zh-CN"/>
+          <w:rFonts w:ascii="Times New Roman" w:hAnsi="Times New Roman" w:eastAsia="宋体" w:cs="Times New Roman"/>
+          <w:b/>
+          <w:bCs/>
+          <w:sz w:val="22"/>
+          <w:szCs w:val="24"/>
         </w:rPr>
         <w:t>Too high</w:t>
       </w:r>
       <w:r>
         <w:rPr>
-          <w:rFonts w:ascii="Times New Roman" w:hAnsi="Times New Roman"/>
-          <w:sz w:val="22"/>
-          <w:lang w:eastAsia="zh-CN"/>
+          <w:rFonts w:ascii="Times New Roman" w:hAnsi="Times New Roman" w:eastAsia="宋体" w:cs="Times New Roman"/>
+          <w:sz w:val="22"/>
+          <w:szCs w:val="24"/>
         </w:rPr>
         <w:t>!" or "</w:t>
       </w:r>
       <w:r>
         <w:rPr>
-          <w:rFonts w:ascii="Times New Roman" w:hAnsi="Times New Roman"/>
-          <w:b/>
-          <w:bCs/>
-          <w:sz w:val="22"/>
-          <w:lang w:eastAsia="zh-CN"/>
+          <w:rFonts w:ascii="Times New Roman" w:hAnsi="Times New Roman" w:eastAsia="宋体" w:cs="Times New Roman"/>
+          <w:b/>
+          <w:bCs/>
+          <w:sz w:val="22"/>
+          <w:szCs w:val="24"/>
         </w:rPr>
         <w:t>Too low!</w:t>
       </w:r>
       <w:r>
         <w:rPr>
-          <w:rFonts w:ascii="Times New Roman" w:hAnsi="Times New Roman"/>
-          <w:sz w:val="22"/>
-          <w:lang w:eastAsia="zh-CN"/>
+          <w:rFonts w:ascii="Times New Roman" w:hAnsi="Times New Roman" w:eastAsia="宋体" w:cs="Times New Roman"/>
+          <w:sz w:val="22"/>
+          <w:szCs w:val="24"/>
         </w:rPr>
         <w:t xml:space="preserve">". </w:t>
       </w:r>
@@ -3262,54 +3973,53 @@
           <w:numId w:val="3"/>
         </w:numPr>
         <w:spacing w:after="0" w:line="312" w:lineRule="auto"/>
-        <w:ind w:firstLineChars="0"/>
-        <w:rPr>
-          <w:rFonts w:ascii="Times New Roman" w:hAnsi="Times New Roman"/>
-          <w:sz w:val="22"/>
-          <w:lang w:eastAsia="zh-CN"/>
-        </w:rPr>
-      </w:pPr>
-      <w:r>
-        <w:rPr>
-          <w:rFonts w:ascii="Times New Roman" w:hAnsi="Times New Roman"/>
-          <w:sz w:val="22"/>
-          <w:lang w:eastAsia="zh-CN"/>
+        <w:ind w:left="720" w:hanging="360"/>
+        <w:rPr>
+          <w:rFonts w:ascii="Times New Roman" w:hAnsi="Times New Roman"/>
+          <w:sz w:val="22"/>
+        </w:rPr>
+      </w:pPr>
+      <w:r>
+        <w:rPr>
+          <w:rFonts w:ascii="Times New Roman" w:hAnsi="Times New Roman" w:eastAsia="宋体" w:cs="Times New Roman"/>
+          <w:sz w:val="22"/>
+          <w:szCs w:val="24"/>
         </w:rPr>
         <w:t>If the user guesses correctly, the game ends, and the program prints a success message, like "</w:t>
       </w:r>
       <w:r>
         <w:rPr>
-          <w:rFonts w:ascii="Times New Roman" w:hAnsi="Times New Roman"/>
-          <w:b/>
-          <w:bCs/>
-          <w:sz w:val="22"/>
-          <w:lang w:eastAsia="zh-CN"/>
+          <w:rFonts w:ascii="Times New Roman" w:hAnsi="Times New Roman" w:eastAsia="宋体" w:cs="Times New Roman"/>
+          <w:b/>
+          <w:bCs/>
+          <w:sz w:val="22"/>
+          <w:szCs w:val="24"/>
         </w:rPr>
         <w:t>Correct! You guessed it in [N] attempts</w:t>
       </w:r>
       <w:r>
         <w:rPr>
-          <w:rFonts w:ascii="Times New Roman" w:hAnsi="Times New Roman"/>
-          <w:b/>
-          <w:bCs/>
-          <w:sz w:val="22"/>
-          <w:lang w:eastAsia="zh-CN"/>
+          <w:rFonts w:ascii="Times New Roman" w:hAnsi="Times New Roman" w:eastAsia="宋体" w:cs="Times New Roman"/>
+          <w:b/>
+          <w:bCs/>
+          <w:sz w:val="22"/>
+          <w:szCs w:val="24"/>
         </w:rPr>
         <w:t>.</w:t>
       </w:r>
       <w:r>
         <w:rPr>
-          <w:rFonts w:ascii="Times New Roman" w:hAnsi="Times New Roman"/>
-          <w:sz w:val="22"/>
-          <w:lang w:eastAsia="zh-CN"/>
+          <w:rFonts w:ascii="Times New Roman" w:hAnsi="Times New Roman" w:eastAsia="宋体" w:cs="Times New Roman"/>
+          <w:sz w:val="22"/>
+          <w:szCs w:val="24"/>
         </w:rPr>
         <w:t xml:space="preserve">" </w:t>
       </w:r>
       <w:r>
         <w:rPr>
-          <w:rFonts w:ascii="Times New Roman" w:hAnsi="Times New Roman"/>
-          <w:sz w:val="22"/>
-          <w:lang w:eastAsia="zh-CN"/>
+          <w:rFonts w:ascii="Times New Roman" w:hAnsi="Times New Roman" w:eastAsia="宋体" w:cs="Times New Roman"/>
+          <w:sz w:val="22"/>
+          <w:szCs w:val="24"/>
         </w:rPr>
         <w:t>where N is the total number of attempts.</w:t>
       </w:r>
@@ -3322,52 +4032,51 @@
           <w:numId w:val="3"/>
         </w:numPr>
         <w:spacing w:after="0" w:line="312" w:lineRule="auto"/>
-        <w:ind w:firstLineChars="0"/>
-        <w:rPr>
-          <w:rFonts w:ascii="Times New Roman" w:hAnsi="Times New Roman"/>
-          <w:sz w:val="22"/>
-          <w:lang w:eastAsia="zh-CN"/>
-        </w:rPr>
-      </w:pPr>
-      <w:r>
-        <w:rPr>
-          <w:rFonts w:ascii="Times New Roman" w:hAnsi="Times New Roman"/>
-          <w:sz w:val="22"/>
-          <w:lang w:eastAsia="zh-CN"/>
+        <w:ind w:left="720" w:hanging="360"/>
+        <w:rPr>
+          <w:rFonts w:ascii="Times New Roman" w:hAnsi="Times New Roman"/>
+          <w:sz w:val="22"/>
+        </w:rPr>
+      </w:pPr>
+      <w:r>
+        <w:rPr>
+          <w:rFonts w:ascii="Times New Roman" w:hAnsi="Times New Roman" w:eastAsia="宋体" w:cs="Times New Roman"/>
+          <w:sz w:val="22"/>
+          <w:szCs w:val="24"/>
         </w:rPr>
         <w:t>If the user runs out of attempts, the game ends, and the program should reveal the secret number, printing "</w:t>
       </w:r>
       <w:r>
         <w:rPr>
-          <w:rFonts w:ascii="Times New Roman" w:hAnsi="Times New Roman"/>
-          <w:b/>
-          <w:bCs/>
-          <w:sz w:val="22"/>
-          <w:lang w:eastAsia="zh-CN"/>
+          <w:rFonts w:ascii="Times New Roman" w:hAnsi="Times New Roman" w:eastAsia="宋体" w:cs="Times New Roman"/>
+          <w:b/>
+          <w:bCs/>
+          <w:sz w:val="22"/>
+          <w:szCs w:val="24"/>
         </w:rPr>
         <w:t>Sorry, you've run out of attempts. The secret number was [X].</w:t>
       </w:r>
       <w:r>
         <w:rPr>
-          <w:rFonts w:ascii="Times New Roman" w:hAnsi="Times New Roman"/>
-          <w:sz w:val="22"/>
-          <w:lang w:eastAsia="zh-CN"/>
+          <w:rFonts w:ascii="Times New Roman" w:hAnsi="Times New Roman" w:eastAsia="宋体" w:cs="Times New Roman"/>
+          <w:sz w:val="22"/>
+          <w:szCs w:val="24"/>
         </w:rPr>
         <w:t>"</w:t>
       </w:r>
       <w:r>
         <w:rPr>
-          <w:rFonts w:ascii="Times New Roman" w:hAnsi="Times New Roman"/>
-          <w:sz w:val="22"/>
-          <w:lang w:eastAsia="zh-CN"/>
+          <w:rFonts w:ascii="Times New Roman" w:hAnsi="Times New Roman" w:eastAsia="宋体" w:cs="Times New Roman"/>
+          <w:sz w:val="22"/>
+          <w:szCs w:val="24"/>
         </w:rPr>
         <w:t xml:space="preserve"> where X is the correct </w:t>
       </w:r>
       <w:r>
         <w:rPr>
-          <w:rFonts w:ascii="Times New Roman" w:hAnsi="Times New Roman"/>
-          <w:sz w:val="22"/>
-          <w:lang w:eastAsia="zh-CN"/>
+          <w:rFonts w:ascii="Times New Roman" w:hAnsi="Times New Roman" w:eastAsia="宋体" w:cs="Times New Roman"/>
+          <w:sz w:val="22"/>
+          <w:szCs w:val="24"/>
         </w:rPr>
         <w:t>integer.</w:t>
       </w:r>
@@ -3375,205 +4084,231 @@
     <w:p>
       <w:pPr>
         <w:rPr>
-          <w:rFonts w:ascii="Times New Roman" w:hAnsi="Times New Roman" w:hint="eastAsia"/>
-          <w:sz w:val="22"/>
-          <w:lang w:val="en-US" w:eastAsia="zh-CN"/>
-        </w:rPr>
-      </w:pPr>
-    </w:p>
-    <w:p>
-      <w:pPr>
-        <w:rPr>
-          <w:b/>
-          <w:bCs/>
-        </w:rPr>
-      </w:pPr>
-      <w:r>
-        <w:rPr>
-          <w:b/>
-          <w:bCs/>
+          <w:rFonts w:ascii="Times New Roman" w:hAnsi="Times New Roman"/>
+          <w:sz w:val="22"/>
+        </w:rPr>
+      </w:pPr>
+    </w:p>
+    <w:p>
+      <w:pPr>
+        <w:rPr>
+          <w:b/>
+          <w:bCs/>
+        </w:rPr>
+      </w:pPr>
+      <w:r>
+        <w:rPr>
+          <w:rFonts w:ascii="Cambria" w:hAnsi="Cambria" w:eastAsia="宋体" w:cs="Times New Roman"/>
+          <w:b/>
+          <w:bCs/>
+          <w:sz w:val="24"/>
+          <w:szCs w:val="24"/>
         </w:rPr>
         <w:t>Answer and explanation:</w:t>
       </w:r>
     </w:p>
     <w:p>
-      <w:r>
+      <w:pPr>
+        <w:spacing w:after="200"/>
+      </w:pPr>
+      <w:r>
+        <w:rPr>
+          <w:rFonts w:ascii="Cambria" w:hAnsi="Cambria" w:eastAsia="宋体" w:cs="Times New Roman"/>
+          <w:sz w:val="24"/>
+          <w:szCs w:val="24"/>
+        </w:rPr>
         <w:t>import random</w:t>
       </w:r>
       <w:r>
-        <w:br/>
-        <w:t xml:space="preserve">secret = </w:t>
-      </w:r>
-      <w:proofErr w:type="gramStart"/>
-      <w:r>
-        <w:t>random.randint</w:t>
-      </w:r>
-      <w:proofErr w:type="gramEnd"/>
-      <w:r>
-        <w:t>(1, 50)</w:t>
-      </w:r>
-      <w:r>
-        <w:br/>
-        <w:t xml:space="preserve">for attempt in </w:t>
-      </w:r>
-      <w:proofErr w:type="gramStart"/>
-      <w:r>
-        <w:t>range(</w:t>
-      </w:r>
-      <w:proofErr w:type="gramEnd"/>
-      <w:r>
-        <w:t>1, 6):</w:t>
-      </w:r>
-      <w:r>
-        <w:br/>
-        <w:t xml:space="preserve">    guess = </w:t>
-      </w:r>
-      <w:proofErr w:type="gramStart"/>
-      <w:r>
-        <w:t>int(input(</w:t>
-      </w:r>
-      <w:proofErr w:type="gramEnd"/>
-      <w:r>
-        <w:t>"Guess a number from 1 to 50: "))</w:t>
-      </w:r>
-      <w:r>
-        <w:br/>
+        <w:br w:type="textWrapping"/>
+      </w:r>
+      <w:r>
+        <w:rPr>
+          <w:rFonts w:ascii="Cambria" w:hAnsi="Cambria" w:eastAsia="宋体" w:cs="Times New Roman"/>
+          <w:sz w:val="24"/>
+          <w:szCs w:val="24"/>
+        </w:rPr>
+        <w:t>secret = random.randint(1, 50)</w:t>
+      </w:r>
+      <w:r>
+        <w:br w:type="textWrapping"/>
+      </w:r>
+      <w:r>
+        <w:rPr>
+          <w:rFonts w:ascii="Cambria" w:hAnsi="Cambria" w:eastAsia="宋体" w:cs="Times New Roman"/>
+          <w:sz w:val="24"/>
+          <w:szCs w:val="24"/>
+        </w:rPr>
+        <w:t>for attempt in range(1, 6):</w:t>
+      </w:r>
+      <w:r>
+        <w:br w:type="textWrapping"/>
+      </w:r>
+      <w:r>
+        <w:rPr>
+          <w:rFonts w:ascii="Cambria" w:hAnsi="Cambria" w:eastAsia="宋体" w:cs="Times New Roman"/>
+          <w:sz w:val="24"/>
+          <w:szCs w:val="24"/>
+        </w:rPr>
+        <w:t xml:space="preserve">    guess = int(input("Guess a number from 1 to 50: "))</w:t>
+      </w:r>
+      <w:r>
+        <w:br w:type="textWrapping"/>
+      </w:r>
+      <w:r>
+        <w:rPr>
+          <w:rFonts w:ascii="Cambria" w:hAnsi="Cambria" w:eastAsia="宋体" w:cs="Times New Roman"/>
+          <w:sz w:val="24"/>
+          <w:szCs w:val="24"/>
+        </w:rPr>
         <w:t xml:space="preserve">    if guess == secret:</w:t>
       </w:r>
       <w:r>
-        <w:br/>
-        <w:t xml:space="preserve">        </w:t>
-      </w:r>
-      <w:proofErr w:type="gramStart"/>
-      <w:r>
-        <w:t>print(</w:t>
-      </w:r>
-      <w:proofErr w:type="gramEnd"/>
-      <w:r>
-        <w:t>f"Correct! You guessed it in {attempt} attempts.")</w:t>
-      </w:r>
-      <w:r>
-        <w:br/>
+        <w:br w:type="textWrapping"/>
+      </w:r>
+      <w:r>
+        <w:rPr>
+          <w:rFonts w:ascii="Cambria" w:hAnsi="Cambria" w:eastAsia="宋体" w:cs="Times New Roman"/>
+          <w:sz w:val="24"/>
+          <w:szCs w:val="24"/>
+        </w:rPr>
+        <w:t xml:space="preserve">        print(f"Correct! You guessed it in {attempt} attempts.")</w:t>
+      </w:r>
+      <w:r>
+        <w:br w:type="textWrapping"/>
+      </w:r>
+      <w:r>
+        <w:rPr>
+          <w:rFonts w:ascii="Cambria" w:hAnsi="Cambria" w:eastAsia="宋体" w:cs="Times New Roman"/>
+          <w:sz w:val="24"/>
+          <w:szCs w:val="24"/>
+        </w:rPr>
         <w:t xml:space="preserve">        break</w:t>
       </w:r>
       <w:r>
-        <w:br/>
+        <w:br w:type="textWrapping"/>
+      </w:r>
+      <w:r>
+        <w:rPr>
+          <w:rFonts w:ascii="Cambria" w:hAnsi="Cambria" w:eastAsia="宋体" w:cs="Times New Roman"/>
+          <w:sz w:val="24"/>
+          <w:szCs w:val="24"/>
+        </w:rPr>
         <w:t xml:space="preserve">    elif guess &gt; secret:</w:t>
       </w:r>
       <w:r>
-        <w:br/>
+        <w:br w:type="textWrapping"/>
+      </w:r>
+      <w:r>
+        <w:rPr>
+          <w:rFonts w:ascii="Cambria" w:hAnsi="Cambria" w:eastAsia="宋体" w:cs="Times New Roman"/>
+          <w:sz w:val="24"/>
+          <w:szCs w:val="24"/>
+        </w:rPr>
         <w:t xml:space="preserve">        print("Too high!")</w:t>
       </w:r>
       <w:r>
-        <w:br/>
+        <w:br w:type="textWrapping"/>
+      </w:r>
+      <w:r>
+        <w:rPr>
+          <w:rFonts w:ascii="Cambria" w:hAnsi="Cambria" w:eastAsia="宋体" w:cs="Times New Roman"/>
+          <w:sz w:val="24"/>
+          <w:szCs w:val="24"/>
+        </w:rPr>
         <w:t xml:space="preserve">    else:</w:t>
       </w:r>
       <w:r>
-        <w:br/>
+        <w:br w:type="textWrapping"/>
+      </w:r>
+      <w:r>
+        <w:rPr>
+          <w:rFonts w:ascii="Cambria" w:hAnsi="Cambria" w:eastAsia="宋体" w:cs="Times New Roman"/>
+          <w:sz w:val="24"/>
+          <w:szCs w:val="24"/>
+        </w:rPr>
         <w:t xml:space="preserve">        print("Too low!")</w:t>
       </w:r>
       <w:r>
-        <w:br/>
+        <w:br w:type="textWrapping"/>
+      </w:r>
+      <w:r>
+        <w:rPr>
+          <w:rFonts w:ascii="Cambria" w:hAnsi="Cambria" w:eastAsia="宋体" w:cs="Times New Roman"/>
+          <w:sz w:val="24"/>
+          <w:szCs w:val="24"/>
+        </w:rPr>
         <w:t>else:</w:t>
       </w:r>
       <w:r>
-        <w:br/>
+        <w:br w:type="textWrapping"/>
+      </w:r>
+      <w:r>
+        <w:rPr>
+          <w:rFonts w:ascii="Cambria" w:hAnsi="Cambria" w:eastAsia="宋体" w:cs="Times New Roman"/>
+          <w:sz w:val="24"/>
+          <w:szCs w:val="24"/>
+        </w:rPr>
         <w:t xml:space="preserve">    print(f"Sorry, you've run out of attempts. The secret number was {secret}.")</w:t>
       </w:r>
     </w:p>
     <w:p>
-      <w:r>
+      <w:pPr>
+        <w:spacing w:after="200"/>
+      </w:pPr>
+      <w:r>
+        <w:rPr>
+          <w:rFonts w:ascii="Cambria" w:hAnsi="Cambria" w:eastAsia="宋体" w:cs="Times New Roman"/>
+          <w:sz w:val="24"/>
+          <w:szCs w:val="24"/>
+        </w:rPr>
         <w:t>randint(1, 50) includes both endpoints. The loop allows at most five guesses. It gives high/low feedback, breaks on success, and runs its else clause only if all tries finish without a break.</w:t>
       </w:r>
     </w:p>
-    <w:p>
-      <w:pPr>
-        <w:rPr>
-          <w:lang w:eastAsia="zh-CN"/>
-        </w:rPr>
-      </w:pPr>
-    </w:p>
-    <w:p>
-      <w:pPr>
-        <w:rPr>
-          <w:lang w:eastAsia="zh-CN"/>
-        </w:rPr>
-      </w:pPr>
-    </w:p>
-    <w:p>
-      <w:pPr>
-        <w:rPr>
-          <w:lang w:eastAsia="zh-CN"/>
-        </w:rPr>
-      </w:pPr>
-    </w:p>
-    <w:p>
-      <w:pPr>
-        <w:rPr>
-          <w:lang w:eastAsia="zh-CN"/>
-        </w:rPr>
-      </w:pPr>
-    </w:p>
-    <w:p>
-      <w:pPr>
-        <w:rPr>
-          <w:lang w:eastAsia="zh-CN"/>
-        </w:rPr>
-      </w:pPr>
-    </w:p>
-    <w:p>
-      <w:pPr>
-        <w:rPr>
-          <w:lang w:eastAsia="zh-CN"/>
-        </w:rPr>
-      </w:pPr>
-    </w:p>
-    <w:p>
-      <w:pPr>
-        <w:rPr>
-          <w:lang w:eastAsia="zh-CN"/>
-        </w:rPr>
-      </w:pPr>
-    </w:p>
-    <w:p>
-      <w:pPr>
-        <w:rPr>
-          <w:rFonts w:hint="eastAsia"/>
-          <w:lang w:eastAsia="zh-CN"/>
-        </w:rPr>
-      </w:pPr>
-    </w:p>
-    <w:p>
-      <w:pPr>
-        <w:rPr>
-          <w:rFonts w:ascii="Times New Roman" w:hAnsi="Times New Roman"/>
-          <w:b/>
-          <w:sz w:val="22"/>
-        </w:rPr>
-      </w:pPr>
-      <w:r>
-        <w:rPr>
-          <w:rFonts w:ascii="Times New Roman" w:hAnsi="Times New Roman"/>
-          <w:b/>
-          <w:sz w:val="22"/>
-        </w:rPr>
+    <w:p/>
+    <w:p/>
+    <w:p/>
+    <w:p/>
+    <w:p/>
+    <w:p/>
+    <w:p/>
+    <w:p/>
+    <w:p>
+      <w:pPr>
+        <w:rPr>
+          <w:rFonts w:ascii="Times New Roman" w:hAnsi="Times New Roman"/>
+          <w:b/>
+          <w:sz w:val="22"/>
+        </w:rPr>
+      </w:pPr>
+      <w:r>
         <w:lastRenderedPageBreak/>
+        <w:rPr>
+          <w:rFonts w:ascii="Times New Roman" w:hAnsi="Times New Roman" w:eastAsia="宋体" w:cs="Times New Roman"/>
+          <w:b/>
+          <w:bCs/>
+          <w:sz w:val="22"/>
+          <w:szCs w:val="24"/>
+        </w:rPr>
         <w:t xml:space="preserve">Question </w:t>
       </w:r>
       <w:r>
         <w:rPr>
-          <w:rFonts w:ascii="Times New Roman" w:hAnsi="Times New Roman" w:hint="eastAsia"/>
-          <w:b/>
-          <w:sz w:val="22"/>
-          <w:lang w:val="en-US" w:eastAsia="zh-CN"/>
+          <w:rFonts w:ascii="Times New Roman" w:hAnsi="Times New Roman" w:eastAsia="宋体" w:cs="Times New Roman"/>
+          <w:b/>
+          <w:bCs/>
+          <w:sz w:val="22"/>
+          <w:szCs w:val="24"/>
         </w:rPr>
         <w:t>4</w:t>
       </w:r>
       <w:r>
         <w:rPr>
-          <w:rFonts w:ascii="Times New Roman" w:hAnsi="Times New Roman"/>
-          <w:b/>
-          <w:sz w:val="22"/>
+          <w:rFonts w:ascii="Times New Roman" w:hAnsi="Times New Roman" w:eastAsia="宋体" w:cs="Times New Roman"/>
+          <w:b/>
+          <w:bCs/>
+          <w:sz w:val="22"/>
+          <w:szCs w:val="24"/>
         </w:rPr>
         <w:t xml:space="preserve">. (15%) </w:t>
       </w:r>
@@ -3583,130 +4318,119 @@
         <w:rPr>
           <w:rFonts w:ascii="Times New Roman" w:hAnsi="Times New Roman"/>
           <w:sz w:val="22"/>
-          <w:lang w:val="en-US" w:eastAsia="zh-CN"/>
-        </w:rPr>
-      </w:pPr>
-      <w:r>
-        <w:rPr>
-          <w:rFonts w:ascii="Times New Roman" w:hAnsi="Times New Roman"/>
-          <w:sz w:val="22"/>
-          <w:lang w:val="en-US" w:eastAsia="zh-CN"/>
+        </w:rPr>
+      </w:pPr>
+      <w:r>
+        <w:rPr>
+          <w:rFonts w:ascii="Times New Roman" w:hAnsi="Times New Roman" w:eastAsia="宋体" w:cs="Times New Roman"/>
+          <w:sz w:val="22"/>
+          <w:szCs w:val="24"/>
         </w:rPr>
         <w:t>Please first</w:t>
       </w:r>
       <w:r>
         <w:rPr>
-          <w:rFonts w:ascii="Times New Roman" w:hAnsi="Times New Roman"/>
-          <w:sz w:val="22"/>
-          <w:lang w:val="en-US" w:eastAsia="zh-CN"/>
+          <w:rFonts w:ascii="Times New Roman" w:hAnsi="Times New Roman" w:eastAsia="宋体" w:cs="Times New Roman"/>
+          <w:sz w:val="22"/>
+          <w:szCs w:val="24"/>
         </w:rPr>
         <w:t xml:space="preserve"> explain the usage of the built-in string method </w:t>
       </w:r>
-      <w:proofErr w:type="gramStart"/>
-      <w:r>
-        <w:rPr>
-          <w:rFonts w:ascii="Times New Roman" w:hAnsi="Times New Roman"/>
-          <w:b/>
-          <w:bCs/>
-          <w:sz w:val="22"/>
-          <w:lang w:val="en-US" w:eastAsia="zh-CN"/>
+      <w:r>
+        <w:rPr>
+          <w:rFonts w:ascii="Times New Roman" w:hAnsi="Times New Roman" w:eastAsia="宋体" w:cs="Times New Roman"/>
+          <w:b/>
+          <w:bCs/>
+          <w:sz w:val="22"/>
+          <w:szCs w:val="24"/>
         </w:rPr>
         <w:t>find(</w:t>
       </w:r>
-      <w:proofErr w:type="gramEnd"/>
-      <w:r>
-        <w:rPr>
-          <w:rFonts w:ascii="Times New Roman" w:hAnsi="Times New Roman"/>
-          <w:b/>
-          <w:bCs/>
-          <w:sz w:val="22"/>
-          <w:lang w:val="en-US" w:eastAsia="zh-CN"/>
+      <w:r>
+        <w:rPr>
+          <w:rFonts w:ascii="Times New Roman" w:hAnsi="Times New Roman" w:eastAsia="宋体" w:cs="Times New Roman"/>
+          <w:b/>
+          <w:bCs/>
+          <w:sz w:val="22"/>
+          <w:szCs w:val="24"/>
         </w:rPr>
         <w:t>)</w:t>
       </w:r>
       <w:r>
         <w:rPr>
-          <w:rFonts w:ascii="Times New Roman" w:hAnsi="Times New Roman"/>
-          <w:sz w:val="22"/>
-          <w:lang w:val="en-US" w:eastAsia="zh-CN"/>
+          <w:rFonts w:ascii="Times New Roman" w:hAnsi="Times New Roman" w:eastAsia="宋体" w:cs="Times New Roman"/>
+          <w:sz w:val="22"/>
+          <w:szCs w:val="24"/>
         </w:rPr>
         <w:t xml:space="preserve">. Then, </w:t>
       </w:r>
       <w:r>
         <w:rPr>
-          <w:rFonts w:ascii="Times New Roman" w:hAnsi="Times New Roman"/>
-          <w:sz w:val="22"/>
-          <w:lang w:val="en-US" w:eastAsia="zh-CN"/>
+          <w:rFonts w:ascii="Times New Roman" w:hAnsi="Times New Roman" w:eastAsia="宋体" w:cs="Times New Roman"/>
+          <w:sz w:val="22"/>
+          <w:szCs w:val="24"/>
         </w:rPr>
         <w:t>write</w:t>
       </w:r>
       <w:r>
         <w:rPr>
-          <w:rFonts w:ascii="Times New Roman" w:hAnsi="Times New Roman"/>
-          <w:sz w:val="22"/>
-          <w:lang w:val="en-US" w:eastAsia="zh-CN"/>
+          <w:rFonts w:ascii="Times New Roman" w:hAnsi="Times New Roman" w:eastAsia="宋体" w:cs="Times New Roman"/>
+          <w:sz w:val="22"/>
+          <w:szCs w:val="24"/>
         </w:rPr>
         <w:t xml:space="preserve"> a function </w:t>
       </w:r>
-      <w:proofErr w:type="spellStart"/>
-      <w:proofErr w:type="gramStart"/>
-      <w:r>
-        <w:rPr>
-          <w:rFonts w:ascii="Times New Roman" w:hAnsi="Times New Roman"/>
-          <w:b/>
-          <w:bCs/>
-          <w:sz w:val="22"/>
-          <w:lang w:val="en-US" w:eastAsia="zh-CN"/>
+      <w:r>
+        <w:rPr>
+          <w:rFonts w:ascii="Times New Roman" w:hAnsi="Times New Roman" w:eastAsia="宋体" w:cs="Times New Roman"/>
+          <w:b/>
+          <w:bCs/>
+          <w:sz w:val="22"/>
+          <w:szCs w:val="24"/>
         </w:rPr>
         <w:t>myFind</w:t>
       </w:r>
-      <w:proofErr w:type="spellEnd"/>
-      <w:r>
-        <w:rPr>
-          <w:rFonts w:ascii="Times New Roman" w:hAnsi="Times New Roman"/>
-          <w:sz w:val="22"/>
-          <w:lang w:val="en-US" w:eastAsia="zh-CN"/>
+      <w:r>
+        <w:rPr>
+          <w:rFonts w:ascii="Times New Roman" w:hAnsi="Times New Roman" w:eastAsia="宋体" w:cs="Times New Roman"/>
+          <w:sz w:val="22"/>
+          <w:szCs w:val="24"/>
         </w:rPr>
         <w:t>(</w:t>
       </w:r>
-      <w:proofErr w:type="spellStart"/>
-      <w:proofErr w:type="gramEnd"/>
-      <w:r>
-        <w:rPr>
-          <w:rFonts w:ascii="Times New Roman" w:hAnsi="Times New Roman"/>
+      <w:r>
+        <w:rPr>
+          <w:rFonts w:ascii="Times New Roman" w:hAnsi="Times New Roman" w:eastAsia="宋体" w:cs="Times New Roman"/>
           <w:i/>
           <w:iCs/>
           <w:sz w:val="22"/>
-          <w:lang w:val="en-US" w:eastAsia="zh-CN"/>
+          <w:szCs w:val="24"/>
         </w:rPr>
         <w:t>main_string</w:t>
       </w:r>
-      <w:proofErr w:type="spellEnd"/>
-      <w:r>
-        <w:rPr>
-          <w:rFonts w:ascii="Times New Roman" w:hAnsi="Times New Roman"/>
-          <w:sz w:val="22"/>
-          <w:lang w:val="en-US" w:eastAsia="zh-CN"/>
+      <w:r>
+        <w:rPr>
+          <w:rFonts w:ascii="Times New Roman" w:hAnsi="Times New Roman" w:eastAsia="宋体" w:cs="Times New Roman"/>
+          <w:sz w:val="22"/>
+          <w:szCs w:val="24"/>
         </w:rPr>
         <w:t xml:space="preserve">, </w:t>
       </w:r>
-      <w:proofErr w:type="spellStart"/>
-      <w:r>
-        <w:rPr>
-          <w:rFonts w:ascii="Times New Roman" w:hAnsi="Times New Roman"/>
+      <w:r>
+        <w:rPr>
+          <w:rFonts w:ascii="Times New Roman" w:hAnsi="Times New Roman" w:eastAsia="宋体" w:cs="Times New Roman"/>
           <w:i/>
           <w:iCs/>
           <w:sz w:val="22"/>
-          <w:lang w:val="en-US" w:eastAsia="zh-CN"/>
+          <w:szCs w:val="24"/>
         </w:rPr>
         <w:t>sub_string</w:t>
       </w:r>
-      <w:proofErr w:type="spellEnd"/>
-      <w:r>
-        <w:rPr>
-          <w:rFonts w:ascii="Times New Roman" w:hAnsi="Times New Roman"/>
-          <w:sz w:val="22"/>
-          <w:lang w:val="en-US" w:eastAsia="zh-CN"/>
+      <w:r>
+        <w:rPr>
+          <w:rFonts w:ascii="Times New Roman" w:hAnsi="Times New Roman" w:eastAsia="宋体" w:cs="Times New Roman"/>
+          <w:sz w:val="22"/>
+          <w:szCs w:val="24"/>
         </w:rPr>
         <w:t xml:space="preserve">): </w:t>
       </w:r>
@@ -3719,30 +4443,27 @@
           <w:numId w:val="2"/>
         </w:numPr>
         <w:spacing w:after="120"/>
-        <w:ind w:firstLineChars="0"/>
-        <w:rPr>
-          <w:rFonts w:ascii="Times New Roman" w:hAnsi="Times New Roman"/>
-          <w:sz w:val="22"/>
-          <w:lang w:val="en-US" w:eastAsia="zh-CN"/>
-        </w:rPr>
-      </w:pPr>
-      <w:proofErr w:type="spellStart"/>
-      <w:r>
-        <w:rPr>
-          <w:rFonts w:ascii="Times New Roman" w:hAnsi="Times New Roman"/>
+        <w:ind w:left="720" w:hanging="360"/>
+        <w:rPr>
+          <w:rFonts w:ascii="Times New Roman" w:hAnsi="Times New Roman"/>
+          <w:sz w:val="22"/>
+        </w:rPr>
+      </w:pPr>
+      <w:r>
+        <w:rPr>
+          <w:rFonts w:ascii="Times New Roman" w:hAnsi="Times New Roman" w:eastAsia="宋体" w:cs="Times New Roman"/>
           <w:i/>
           <w:iCs/>
           <w:sz w:val="22"/>
-          <w:lang w:val="en-US" w:eastAsia="zh-CN"/>
+          <w:szCs w:val="24"/>
         </w:rPr>
         <w:t>main_string</w:t>
       </w:r>
-      <w:proofErr w:type="spellEnd"/>
-      <w:r>
-        <w:rPr>
-          <w:rFonts w:ascii="Times New Roman" w:hAnsi="Times New Roman"/>
-          <w:sz w:val="22"/>
-          <w:lang w:val="en-US" w:eastAsia="zh-CN"/>
+      <w:r>
+        <w:rPr>
+          <w:rFonts w:ascii="Times New Roman" w:hAnsi="Times New Roman" w:eastAsia="宋体" w:cs="Times New Roman"/>
+          <w:sz w:val="22"/>
+          <w:szCs w:val="24"/>
         </w:rPr>
         <w:t xml:space="preserve"> is the string to be searched. </w:t>
       </w:r>
@@ -3755,30 +4476,27 @@
           <w:numId w:val="2"/>
         </w:numPr>
         <w:spacing w:after="120"/>
-        <w:ind w:firstLineChars="0"/>
-        <w:rPr>
-          <w:rFonts w:ascii="Times New Roman" w:hAnsi="Times New Roman"/>
-          <w:sz w:val="22"/>
-          <w:lang w:val="en-US" w:eastAsia="zh-CN"/>
-        </w:rPr>
-      </w:pPr>
-      <w:proofErr w:type="spellStart"/>
-      <w:r>
-        <w:rPr>
-          <w:rFonts w:ascii="Times New Roman" w:hAnsi="Times New Roman"/>
+        <w:ind w:left="720" w:hanging="360"/>
+        <w:rPr>
+          <w:rFonts w:ascii="Times New Roman" w:hAnsi="Times New Roman"/>
+          <w:sz w:val="22"/>
+        </w:rPr>
+      </w:pPr>
+      <w:r>
+        <w:rPr>
+          <w:rFonts w:ascii="Times New Roman" w:hAnsi="Times New Roman" w:eastAsia="宋体" w:cs="Times New Roman"/>
           <w:i/>
           <w:iCs/>
           <w:sz w:val="22"/>
-          <w:lang w:val="en-US" w:eastAsia="zh-CN"/>
+          <w:szCs w:val="24"/>
         </w:rPr>
         <w:t>sub_string</w:t>
       </w:r>
-      <w:proofErr w:type="spellEnd"/>
-      <w:r>
-        <w:rPr>
-          <w:rFonts w:ascii="Times New Roman" w:hAnsi="Times New Roman"/>
-          <w:sz w:val="22"/>
-          <w:lang w:val="en-US" w:eastAsia="zh-CN"/>
+      <w:r>
+        <w:rPr>
+          <w:rFonts w:ascii="Times New Roman" w:hAnsi="Times New Roman" w:eastAsia="宋体" w:cs="Times New Roman"/>
+          <w:sz w:val="22"/>
+          <w:szCs w:val="24"/>
         </w:rPr>
         <w:t xml:space="preserve"> is the string to search for. </w:t>
       </w:r>
@@ -3791,86 +4509,81 @@
           <w:numId w:val="2"/>
         </w:numPr>
         <w:spacing w:after="120"/>
-        <w:ind w:firstLineChars="0"/>
-        <w:rPr>
-          <w:rFonts w:ascii="Times New Roman" w:hAnsi="Times New Roman"/>
-          <w:sz w:val="22"/>
-          <w:lang w:val="en-US" w:eastAsia="zh-CN"/>
-        </w:rPr>
-      </w:pPr>
-      <w:r>
-        <w:rPr>
-          <w:rFonts w:ascii="Times New Roman" w:hAnsi="Times New Roman"/>
-          <w:sz w:val="22"/>
-          <w:lang w:val="en-US" w:eastAsia="zh-CN"/>
+        <w:ind w:left="720" w:hanging="360"/>
+        <w:rPr>
+          <w:rFonts w:ascii="Times New Roman" w:hAnsi="Times New Roman"/>
+          <w:sz w:val="22"/>
+        </w:rPr>
+      </w:pPr>
+      <w:r>
+        <w:rPr>
+          <w:rFonts w:ascii="Times New Roman" w:hAnsi="Times New Roman" w:eastAsia="宋体" w:cs="Times New Roman"/>
+          <w:sz w:val="22"/>
+          <w:szCs w:val="24"/>
         </w:rPr>
         <w:t xml:space="preserve">The function should return the </w:t>
       </w:r>
       <w:r>
         <w:rPr>
-          <w:rFonts w:ascii="Times New Roman" w:hAnsi="Times New Roman"/>
-          <w:b/>
-          <w:bCs/>
-          <w:sz w:val="22"/>
-          <w:lang w:val="en-US" w:eastAsia="zh-CN"/>
+          <w:rFonts w:ascii="Times New Roman" w:hAnsi="Times New Roman" w:eastAsia="宋体" w:cs="Times New Roman"/>
+          <w:b/>
+          <w:bCs/>
+          <w:sz w:val="22"/>
+          <w:szCs w:val="24"/>
         </w:rPr>
         <w:t>ending</w:t>
       </w:r>
       <w:r>
         <w:rPr>
-          <w:rFonts w:ascii="Times New Roman" w:hAnsi="Times New Roman"/>
-          <w:b/>
-          <w:bCs/>
-          <w:sz w:val="22"/>
-          <w:lang w:val="en-US" w:eastAsia="zh-CN"/>
+          <w:rFonts w:ascii="Times New Roman" w:hAnsi="Times New Roman" w:eastAsia="宋体" w:cs="Times New Roman"/>
+          <w:b/>
+          <w:bCs/>
+          <w:sz w:val="22"/>
+          <w:szCs w:val="24"/>
         </w:rPr>
         <w:t xml:space="preserve"> index</w:t>
       </w:r>
       <w:r>
         <w:rPr>
-          <w:rFonts w:ascii="Times New Roman" w:hAnsi="Times New Roman"/>
-          <w:sz w:val="22"/>
-          <w:lang w:val="en-US" w:eastAsia="zh-CN"/>
+          <w:rFonts w:ascii="Times New Roman" w:hAnsi="Times New Roman" w:eastAsia="宋体" w:cs="Times New Roman"/>
+          <w:sz w:val="22"/>
+          <w:szCs w:val="24"/>
         </w:rPr>
         <w:t xml:space="preserve"> of the first occurrence of </w:t>
       </w:r>
-      <w:proofErr w:type="spellStart"/>
-      <w:r>
-        <w:rPr>
-          <w:rFonts w:ascii="Times New Roman" w:hAnsi="Times New Roman"/>
+      <w:r>
+        <w:rPr>
+          <w:rFonts w:ascii="Times New Roman" w:hAnsi="Times New Roman" w:eastAsia="宋体" w:cs="Times New Roman"/>
           <w:i/>
           <w:iCs/>
           <w:sz w:val="22"/>
-          <w:lang w:val="en-US" w:eastAsia="zh-CN"/>
+          <w:szCs w:val="24"/>
         </w:rPr>
         <w:t>sub_string</w:t>
       </w:r>
-      <w:proofErr w:type="spellEnd"/>
-      <w:r>
-        <w:rPr>
-          <w:rFonts w:ascii="Times New Roman" w:hAnsi="Times New Roman"/>
-          <w:sz w:val="22"/>
-          <w:lang w:val="en-US" w:eastAsia="zh-CN"/>
+      <w:r>
+        <w:rPr>
+          <w:rFonts w:ascii="Times New Roman" w:hAnsi="Times New Roman" w:eastAsia="宋体" w:cs="Times New Roman"/>
+          <w:sz w:val="22"/>
+          <w:szCs w:val="24"/>
         </w:rPr>
         <w:t xml:space="preserve"> within </w:t>
       </w:r>
-      <w:proofErr w:type="spellStart"/>
-      <w:r>
-        <w:rPr>
-          <w:rFonts w:ascii="Times New Roman" w:hAnsi="Times New Roman"/>
+      <w:r>
+        <w:rPr>
+          <w:rFonts w:ascii="Times New Roman" w:hAnsi="Times New Roman" w:eastAsia="宋体" w:cs="Times New Roman"/>
           <w:i/>
           <w:iCs/>
           <w:sz w:val="22"/>
-          <w:lang w:val="en-US" w:eastAsia="zh-CN"/>
+          <w:szCs w:val="24"/>
         </w:rPr>
         <w:t>main_string</w:t>
       </w:r>
-      <w:proofErr w:type="spellEnd"/>
-      <w:r>
-        <w:rPr>
-          <w:rFonts w:ascii="Times New Roman" w:hAnsi="Times New Roman"/>
-          <w:sz w:val="22"/>
-          <w:lang w:val="en-US" w:eastAsia="zh-CN"/>
+      <w:r>
+        <w:rPr>
+          <w:rFonts w:ascii="Times New Roman" w:hAnsi="Times New Roman" w:eastAsia="宋体" w:cs="Times New Roman"/>
+          <w:sz w:val="22"/>
+          <w:szCs w:val="24"/>
         </w:rPr>
         <w:t xml:space="preserve">. </w:t>
       </w:r>
@@ -3883,38 +4596,35 @@
           <w:numId w:val="2"/>
         </w:numPr>
         <w:spacing w:after="120"/>
-        <w:ind w:firstLineChars="0"/>
-        <w:rPr>
-          <w:rFonts w:ascii="Times New Roman" w:hAnsi="Times New Roman"/>
-          <w:sz w:val="22"/>
-          <w:lang w:val="en-US" w:eastAsia="zh-CN"/>
-        </w:rPr>
-      </w:pPr>
-      <w:r>
-        <w:rPr>
-          <w:rFonts w:ascii="Times New Roman" w:hAnsi="Times New Roman"/>
-          <w:sz w:val="22"/>
-          <w:lang w:val="en-US" w:eastAsia="zh-CN"/>
+        <w:ind w:left="720" w:hanging="360"/>
+        <w:rPr>
+          <w:rFonts w:ascii="Times New Roman" w:hAnsi="Times New Roman"/>
+          <w:sz w:val="22"/>
+        </w:rPr>
+      </w:pPr>
+      <w:r>
+        <w:rPr>
+          <w:rFonts w:ascii="Times New Roman" w:hAnsi="Times New Roman" w:eastAsia="宋体" w:cs="Times New Roman"/>
+          <w:sz w:val="22"/>
+          <w:szCs w:val="24"/>
         </w:rPr>
         <w:t xml:space="preserve">If </w:t>
       </w:r>
-      <w:proofErr w:type="spellStart"/>
-      <w:r>
-        <w:rPr>
-          <w:rFonts w:ascii="Times New Roman" w:hAnsi="Times New Roman"/>
+      <w:r>
+        <w:rPr>
+          <w:rFonts w:ascii="Times New Roman" w:hAnsi="Times New Roman" w:eastAsia="宋体" w:cs="Times New Roman"/>
           <w:i/>
           <w:iCs/>
           <w:sz w:val="22"/>
-          <w:lang w:val="en-US" w:eastAsia="zh-CN"/>
+          <w:szCs w:val="24"/>
         </w:rPr>
         <w:t>sub_string</w:t>
       </w:r>
-      <w:proofErr w:type="spellEnd"/>
-      <w:r>
-        <w:rPr>
-          <w:rFonts w:ascii="Times New Roman" w:hAnsi="Times New Roman"/>
-          <w:sz w:val="22"/>
-          <w:lang w:val="en-US" w:eastAsia="zh-CN"/>
+      <w:r>
+        <w:rPr>
+          <w:rFonts w:ascii="Times New Roman" w:hAnsi="Times New Roman" w:eastAsia="宋体" w:cs="Times New Roman"/>
+          <w:sz w:val="22"/>
+          <w:szCs w:val="24"/>
         </w:rPr>
         <w:t xml:space="preserve"> is not found, the function should return -1. </w:t>
       </w:r>
@@ -3924,50 +4634,45 @@
         <w:rPr>
           <w:rFonts w:ascii="Times New Roman" w:hAnsi="Times New Roman"/>
           <w:sz w:val="22"/>
-          <w:lang w:val="en-US" w:eastAsia="zh-CN"/>
-        </w:rPr>
-      </w:pPr>
-      <w:r>
-        <w:rPr>
-          <w:rFonts w:ascii="Times New Roman" w:hAnsi="Times New Roman"/>
-          <w:sz w:val="22"/>
-          <w:lang w:val="en-US" w:eastAsia="zh-CN"/>
+        </w:rPr>
+      </w:pPr>
+      <w:r>
+        <w:rPr>
+          <w:rFonts w:ascii="Times New Roman" w:hAnsi="Times New Roman" w:eastAsia="宋体" w:cs="Times New Roman"/>
+          <w:sz w:val="22"/>
+          <w:szCs w:val="24"/>
         </w:rPr>
         <w:t xml:space="preserve">You may not use the built-in </w:t>
       </w:r>
-      <w:proofErr w:type="gramStart"/>
-      <w:r>
-        <w:rPr>
-          <w:rFonts w:ascii="Times New Roman" w:hAnsi="Times New Roman"/>
-          <w:sz w:val="22"/>
-          <w:lang w:val="en-US" w:eastAsia="zh-CN"/>
+      <w:r>
+        <w:rPr>
+          <w:rFonts w:ascii="Times New Roman" w:hAnsi="Times New Roman" w:eastAsia="宋体" w:cs="Times New Roman"/>
+          <w:sz w:val="22"/>
+          <w:szCs w:val="24"/>
         </w:rPr>
         <w:t>find(</w:t>
       </w:r>
-      <w:proofErr w:type="gramEnd"/>
-      <w:r>
-        <w:rPr>
-          <w:rFonts w:ascii="Times New Roman" w:hAnsi="Times New Roman"/>
-          <w:sz w:val="22"/>
-          <w:lang w:val="en-US" w:eastAsia="zh-CN"/>
+      <w:r>
+        <w:rPr>
+          <w:rFonts w:ascii="Times New Roman" w:hAnsi="Times New Roman" w:eastAsia="宋体" w:cs="Times New Roman"/>
+          <w:sz w:val="22"/>
+          <w:szCs w:val="24"/>
         </w:rPr>
         <w:t xml:space="preserve">) or </w:t>
       </w:r>
-      <w:proofErr w:type="gramStart"/>
-      <w:r>
-        <w:rPr>
-          <w:rFonts w:ascii="Times New Roman" w:hAnsi="Times New Roman"/>
-          <w:sz w:val="22"/>
-          <w:lang w:val="en-US" w:eastAsia="zh-CN"/>
+      <w:r>
+        <w:rPr>
+          <w:rFonts w:ascii="Times New Roman" w:hAnsi="Times New Roman" w:eastAsia="宋体" w:cs="Times New Roman"/>
+          <w:sz w:val="22"/>
+          <w:szCs w:val="24"/>
         </w:rPr>
         <w:t>index(</w:t>
       </w:r>
-      <w:proofErr w:type="gramEnd"/>
-      <w:r>
-        <w:rPr>
-          <w:rFonts w:ascii="Times New Roman" w:hAnsi="Times New Roman"/>
-          <w:sz w:val="22"/>
-          <w:lang w:val="en-US" w:eastAsia="zh-CN"/>
+      <w:r>
+        <w:rPr>
+          <w:rFonts w:ascii="Times New Roman" w:hAnsi="Times New Roman" w:eastAsia="宋体" w:cs="Times New Roman"/>
+          <w:sz w:val="22"/>
+          <w:szCs w:val="24"/>
         </w:rPr>
         <w:t xml:space="preserve">) methods in your implementation. </w:t>
       </w:r>
@@ -3977,86 +4682,81 @@
         <w:rPr>
           <w:rFonts w:ascii="Times New Roman" w:hAnsi="Times New Roman"/>
           <w:sz w:val="22"/>
-          <w:lang w:val="en-US" w:eastAsia="zh-CN"/>
-        </w:rPr>
-      </w:pPr>
-      <w:r>
-        <w:rPr>
-          <w:rFonts w:ascii="Times New Roman" w:hAnsi="Times New Roman"/>
-          <w:sz w:val="22"/>
-          <w:lang w:val="en-US" w:eastAsia="zh-CN"/>
+        </w:rPr>
+      </w:pPr>
+      <w:r>
+        <w:rPr>
+          <w:rFonts w:ascii="Times New Roman" w:hAnsi="Times New Roman" w:eastAsia="宋体" w:cs="Times New Roman"/>
+          <w:sz w:val="22"/>
+          <w:szCs w:val="24"/>
         </w:rPr>
         <w:t xml:space="preserve">(e.g., if </w:t>
       </w:r>
-      <w:proofErr w:type="spellStart"/>
-      <w:r>
-        <w:rPr>
-          <w:rFonts w:ascii="Times New Roman" w:hAnsi="Times New Roman"/>
+      <w:r>
+        <w:rPr>
+          <w:rFonts w:ascii="Times New Roman" w:hAnsi="Times New Roman" w:eastAsia="宋体" w:cs="Times New Roman"/>
           <w:i/>
           <w:iCs/>
           <w:sz w:val="22"/>
-          <w:lang w:val="en-US" w:eastAsia="zh-CN"/>
+          <w:szCs w:val="24"/>
         </w:rPr>
         <w:t>main_string</w:t>
       </w:r>
-      <w:proofErr w:type="spellEnd"/>
-      <w:r>
-        <w:rPr>
-          <w:rFonts w:ascii="Times New Roman" w:hAnsi="Times New Roman"/>
-          <w:sz w:val="22"/>
-          <w:lang w:val="en-US" w:eastAsia="zh-CN"/>
+      <w:r>
+        <w:rPr>
+          <w:rFonts w:ascii="Times New Roman" w:hAnsi="Times New Roman" w:eastAsia="宋体" w:cs="Times New Roman"/>
+          <w:sz w:val="22"/>
+          <w:szCs w:val="24"/>
         </w:rPr>
         <w:t xml:space="preserve"> is "hello world</w:t>
       </w:r>
       <w:r>
         <w:rPr>
-          <w:rFonts w:ascii="Times New Roman" w:hAnsi="Times New Roman"/>
-          <w:sz w:val="22"/>
-          <w:lang w:val="en-US" w:eastAsia="zh-CN"/>
+          <w:rFonts w:ascii="Times New Roman" w:hAnsi="Times New Roman" w:eastAsia="宋体" w:cs="Times New Roman"/>
+          <w:sz w:val="22"/>
+          <w:szCs w:val="24"/>
         </w:rPr>
         <w:t xml:space="preserve"> csc1001</w:t>
       </w:r>
       <w:r>
         <w:rPr>
-          <w:rFonts w:ascii="Times New Roman" w:hAnsi="Times New Roman"/>
-          <w:sz w:val="22"/>
-          <w:lang w:val="en-US" w:eastAsia="zh-CN"/>
+          <w:rFonts w:ascii="Times New Roman" w:hAnsi="Times New Roman" w:eastAsia="宋体" w:cs="Times New Roman"/>
+          <w:sz w:val="22"/>
+          <w:szCs w:val="24"/>
         </w:rPr>
         <w:t xml:space="preserve">" and </w:t>
       </w:r>
-      <w:proofErr w:type="spellStart"/>
-      <w:r>
-        <w:rPr>
-          <w:rFonts w:ascii="Times New Roman" w:hAnsi="Times New Roman"/>
+      <w:r>
+        <w:rPr>
+          <w:rFonts w:ascii="Times New Roman" w:hAnsi="Times New Roman" w:eastAsia="宋体" w:cs="Times New Roman"/>
           <w:i/>
           <w:iCs/>
           <w:sz w:val="22"/>
-          <w:lang w:val="en-US" w:eastAsia="zh-CN"/>
+          <w:szCs w:val="24"/>
         </w:rPr>
         <w:t>sub_string</w:t>
       </w:r>
-      <w:proofErr w:type="spellEnd"/>
-      <w:r>
-        <w:rPr>
-          <w:rFonts w:ascii="Times New Roman" w:hAnsi="Times New Roman"/>
-          <w:sz w:val="22"/>
-          <w:lang w:val="en-US" w:eastAsia="zh-CN"/>
+      <w:r>
+        <w:rPr>
+          <w:rFonts w:ascii="Times New Roman" w:hAnsi="Times New Roman" w:eastAsia="宋体" w:cs="Times New Roman"/>
+          <w:sz w:val="22"/>
+          <w:szCs w:val="24"/>
         </w:rPr>
         <w:t xml:space="preserve"> is "world", the result should be </w:t>
       </w:r>
       <w:r>
         <w:rPr>
-          <w:rFonts w:ascii="Times New Roman" w:hAnsi="Times New Roman"/>
-          <w:sz w:val="22"/>
-          <w:lang w:val="en-US" w:eastAsia="zh-CN"/>
+          <w:rFonts w:ascii="Times New Roman" w:hAnsi="Times New Roman" w:eastAsia="宋体" w:cs="Times New Roman"/>
+          <w:sz w:val="22"/>
+          <w:szCs w:val="24"/>
         </w:rPr>
         <w:t>10</w:t>
       </w:r>
       <w:r>
         <w:rPr>
-          <w:rFonts w:ascii="Times New Roman" w:hAnsi="Times New Roman"/>
-          <w:sz w:val="22"/>
-          <w:lang w:val="en-US" w:eastAsia="zh-CN"/>
+          <w:rFonts w:ascii="Times New Roman" w:hAnsi="Times New Roman" w:eastAsia="宋体" w:cs="Times New Roman"/>
+          <w:sz w:val="22"/>
+          <w:szCs w:val="24"/>
         </w:rPr>
         <w:t>)</w:t>
       </w:r>
@@ -4064,167 +4764,198 @@
     <w:p>
       <w:pPr>
         <w:rPr>
-          <w:rFonts w:ascii="Times New Roman" w:hAnsi="Times New Roman" w:hint="eastAsia"/>
-          <w:b/>
-          <w:sz w:val="22"/>
-          <w:lang w:eastAsia="zh-CN"/>
-        </w:rPr>
-      </w:pPr>
-    </w:p>
-    <w:p>
-      <w:r>
-        <w:rPr>
-          <w:b/>
-          <w:bCs/>
-        </w:rPr>
-        <w:t>Answer and explanation</w:t>
-      </w:r>
-      <w:r>
-        <w:t>: The built-in find(sub_string) returns the starting index of the first match, or -1 if absent. The example specifies the final matched character's index: world occupies indices 6 through 10, so it returns 10.</w:t>
-      </w:r>
-    </w:p>
-    <w:p>
-      <w:r>
+          <w:rFonts w:ascii="Times New Roman" w:hAnsi="Times New Roman"/>
+          <w:b/>
+          <w:sz w:val="22"/>
+        </w:rPr>
+      </w:pPr>
+    </w:p>
+    <w:p>
+      <w:pPr>
+        <w:spacing w:after="200"/>
+      </w:pPr>
+      <w:r>
+        <w:rPr>
+          <w:rFonts w:ascii="Cambria" w:hAnsi="Cambria" w:eastAsia="宋体" w:cs="Times New Roman"/>
+          <w:b/>
+          <w:bCs/>
+          <w:sz w:val="24"/>
+          <w:szCs w:val="24"/>
+        </w:rPr>
+        <w:t>Answer and explanation: str.find(sub_string[, start[, end]]) returns the zero-based starting index of the first match, or -1 if absent. Optional start and end restrict the search range, with end excluded. The required myFind() instead returns the inclusive ending index: world occupies indices 6 through 10 in the example, so the result is 10. The question does not specify empty-substring behavior; this solution uses -1 because an empty match has no final character. This differs from str.find(""), which returns 0 when no bounds are supplied.</w:t>
+      </w:r>
+      <w:r/>
+    </w:p>
+    <w:p>
+      <w:pPr>
+        <w:spacing w:after="200"/>
+      </w:pPr>
+      <w:r>
+        <w:rPr>
+          <w:rFonts w:ascii="Cambria" w:hAnsi="Cambria" w:eastAsia="宋体" w:cs="Times New Roman"/>
+          <w:sz w:val="24"/>
+          <w:szCs w:val="24"/>
+        </w:rPr>
         <w:t>def myFind(main_string, sub_string):</w:t>
       </w:r>
       <w:r>
-        <w:br/>
+        <w:br w:type="textWrapping"/>
+      </w:r>
+      <w:r>
+        <w:rPr>
+          <w:rFonts w:ascii="Cambria" w:hAnsi="Cambria" w:eastAsia="宋体" w:cs="Times New Roman"/>
+          <w:sz w:val="24"/>
+          <w:szCs w:val="24"/>
+        </w:rPr>
         <w:t xml:space="preserve">    if sub_string == "":</w:t>
       </w:r>
       <w:r>
-        <w:br/>
+        <w:br w:type="textWrapping"/>
+      </w:r>
+      <w:r>
+        <w:rPr>
+          <w:rFonts w:ascii="Cambria" w:hAnsi="Cambria" w:eastAsia="宋体" w:cs="Times New Roman"/>
+          <w:sz w:val="24"/>
+          <w:szCs w:val="24"/>
+        </w:rPr>
         <w:t xml:space="preserve">        return -1</w:t>
       </w:r>
       <w:r>
-        <w:br/>
+        <w:br w:type="textWrapping"/>
+      </w:r>
+      <w:r>
+        <w:rPr>
+          <w:rFonts w:ascii="Cambria" w:hAnsi="Cambria" w:eastAsia="宋体" w:cs="Times New Roman"/>
+          <w:sz w:val="24"/>
+          <w:szCs w:val="24"/>
+        </w:rPr>
         <w:t xml:space="preserve">    for i in range(len(main_string) - len(sub_string) + 1):</w:t>
       </w:r>
       <w:r>
-        <w:br/>
+        <w:br w:type="textWrapping"/>
+      </w:r>
+      <w:r>
+        <w:rPr>
+          <w:rFonts w:ascii="Cambria" w:hAnsi="Cambria" w:eastAsia="宋体" w:cs="Times New Roman"/>
+          <w:sz w:val="24"/>
+          <w:szCs w:val="24"/>
+        </w:rPr>
         <w:t xml:space="preserve">        j = 0</w:t>
       </w:r>
       <w:r>
-        <w:br/>
+        <w:br w:type="textWrapping"/>
+      </w:r>
+      <w:r>
+        <w:rPr>
+          <w:rFonts w:ascii="Cambria" w:hAnsi="Cambria" w:eastAsia="宋体" w:cs="Times New Roman"/>
+          <w:sz w:val="24"/>
+          <w:szCs w:val="24"/>
+        </w:rPr>
         <w:t xml:space="preserve">        while j &lt; len(sub_string) and main_string[i + j] == sub_string[j]:</w:t>
       </w:r>
       <w:r>
-        <w:br/>
+        <w:br w:type="textWrapping"/>
+      </w:r>
+      <w:r>
+        <w:rPr>
+          <w:rFonts w:ascii="Cambria" w:hAnsi="Cambria" w:eastAsia="宋体" w:cs="Times New Roman"/>
+          <w:sz w:val="24"/>
+          <w:szCs w:val="24"/>
+        </w:rPr>
         <w:t xml:space="preserve">            j += 1</w:t>
       </w:r>
       <w:r>
-        <w:br/>
+        <w:br w:type="textWrapping"/>
+      </w:r>
+      <w:r>
+        <w:rPr>
+          <w:rFonts w:ascii="Cambria" w:hAnsi="Cambria" w:eastAsia="宋体" w:cs="Times New Roman"/>
+          <w:sz w:val="24"/>
+          <w:szCs w:val="24"/>
+        </w:rPr>
         <w:t xml:space="preserve">        if j == len(sub_string):</w:t>
       </w:r>
       <w:r>
-        <w:br/>
+        <w:br w:type="textWrapping"/>
+      </w:r>
+      <w:r>
+        <w:rPr>
+          <w:rFonts w:ascii="Cambria" w:hAnsi="Cambria" w:eastAsia="宋体" w:cs="Times New Roman"/>
+          <w:sz w:val="24"/>
+          <w:szCs w:val="24"/>
+        </w:rPr>
         <w:t xml:space="preserve">            return i + len(sub_string) - 1</w:t>
       </w:r>
       <w:r>
-        <w:br/>
+        <w:br w:type="textWrapping"/>
+      </w:r>
+      <w:r>
+        <w:rPr>
+          <w:rFonts w:ascii="Cambria" w:hAnsi="Cambria" w:eastAsia="宋体" w:cs="Times New Roman"/>
+          <w:sz w:val="24"/>
+          <w:szCs w:val="24"/>
+        </w:rPr>
         <w:t xml:space="preserve">    return -1</w:t>
       </w:r>
     </w:p>
     <w:p>
-      <w:r>
-        <w:t>Each possible starting position is checked character by character. A full match returns the index of its last character, matching the example; if none matches, the function returns -1.</w:t>
-      </w:r>
-    </w:p>
-    <w:p>
-      <w:pPr>
-        <w:rPr>
-          <w:lang w:eastAsia="zh-CN"/>
-        </w:rPr>
-      </w:pPr>
-    </w:p>
-    <w:p>
-      <w:pPr>
-        <w:rPr>
-          <w:lang w:eastAsia="zh-CN"/>
-        </w:rPr>
-      </w:pPr>
-    </w:p>
-    <w:p>
-      <w:pPr>
-        <w:rPr>
-          <w:lang w:eastAsia="zh-CN"/>
-        </w:rPr>
-      </w:pPr>
-    </w:p>
-    <w:p>
-      <w:pPr>
-        <w:rPr>
-          <w:lang w:eastAsia="zh-CN"/>
-        </w:rPr>
-      </w:pPr>
-    </w:p>
-    <w:p>
-      <w:pPr>
-        <w:rPr>
-          <w:lang w:eastAsia="zh-CN"/>
-        </w:rPr>
-      </w:pPr>
-    </w:p>
-    <w:p>
-      <w:pPr>
-        <w:rPr>
-          <w:rFonts w:hint="eastAsia"/>
-          <w:lang w:eastAsia="zh-CN"/>
-        </w:rPr>
-      </w:pPr>
-    </w:p>
-    <w:p>
-      <w:pPr>
-        <w:rPr>
-          <w:lang w:eastAsia="zh-CN"/>
-        </w:rPr>
-      </w:pPr>
-    </w:p>
-    <w:p>
-      <w:pPr>
-        <w:rPr>
-          <w:lang w:eastAsia="zh-CN"/>
-        </w:rPr>
-      </w:pPr>
-    </w:p>
-    <w:p>
-      <w:pPr>
-        <w:rPr>
-          <w:rFonts w:hint="eastAsia"/>
-          <w:lang w:eastAsia="zh-CN"/>
-        </w:rPr>
-      </w:pPr>
-    </w:p>
-    <w:p>
-      <w:pPr>
-        <w:rPr>
-          <w:rFonts w:ascii="Times New Roman" w:hAnsi="Times New Roman"/>
-          <w:b/>
-          <w:sz w:val="22"/>
-        </w:rPr>
-      </w:pPr>
-      <w:r>
-        <w:rPr>
-          <w:rFonts w:ascii="Times New Roman" w:hAnsi="Times New Roman"/>
-          <w:b/>
-          <w:sz w:val="22"/>
-        </w:rPr>
+      <w:pPr>
+        <w:spacing w:after="200"/>
+      </w:pPr>
+      <w:r>
+        <w:rPr>
+          <w:rFonts w:ascii="Cambria" w:hAnsi="Cambria" w:eastAsia="宋体" w:cs="Times New Roman"/>
+          <w:sz w:val="24"/>
+          <w:szCs w:val="24"/>
+        </w:rPr>
+        <w:t>Each possible starting position is checked from left to right, character by character. A full match returns i + len(sub_string) - 1, the index of its last character. Returning immediately selects the first occurrence. A substring longer than the main string, or any absent substring, returns -1. The initial empty-substring check applies the convention stated above.</w:t>
+      </w:r>
+    </w:p>
+    <w:p/>
+    <w:p/>
+    <w:p/>
+    <w:p/>
+    <w:p/>
+    <w:p/>
+    <w:p/>
+    <w:p/>
+    <w:p/>
+    <w:p>
+      <w:pPr>
+        <w:rPr>
+          <w:rFonts w:ascii="Times New Roman" w:hAnsi="Times New Roman"/>
+          <w:b/>
+          <w:sz w:val="22"/>
+        </w:rPr>
+      </w:pPr>
+      <w:r>
         <w:lastRenderedPageBreak/>
+        <w:rPr>
+          <w:rFonts w:ascii="Times New Roman" w:hAnsi="Times New Roman" w:eastAsia="宋体" w:cs="Times New Roman"/>
+          <w:b/>
+          <w:bCs/>
+          <w:sz w:val="22"/>
+          <w:szCs w:val="24"/>
+        </w:rPr>
         <w:t xml:space="preserve">Question </w:t>
       </w:r>
       <w:r>
         <w:rPr>
-          <w:rFonts w:ascii="Times New Roman" w:hAnsi="Times New Roman" w:hint="eastAsia"/>
-          <w:b/>
-          <w:sz w:val="22"/>
-          <w:lang w:val="en-US" w:eastAsia="zh-CN"/>
+          <w:rFonts w:ascii="Times New Roman" w:hAnsi="Times New Roman" w:eastAsia="宋体" w:cs="Times New Roman"/>
+          <w:b/>
+          <w:bCs/>
+          <w:sz w:val="22"/>
+          <w:szCs w:val="24"/>
         </w:rPr>
         <w:t>5</w:t>
       </w:r>
       <w:r>
         <w:rPr>
-          <w:rFonts w:ascii="Times New Roman" w:hAnsi="Times New Roman"/>
-          <w:b/>
-          <w:sz w:val="22"/>
+          <w:rFonts w:ascii="Times New Roman" w:hAnsi="Times New Roman" w:eastAsia="宋体" w:cs="Times New Roman"/>
+          <w:b/>
+          <w:bCs/>
+          <w:sz w:val="22"/>
+          <w:szCs w:val="24"/>
         </w:rPr>
         <w:t xml:space="preserve">. (15%) </w:t>
       </w:r>
@@ -4234,53 +4965,47 @@
         <w:rPr>
           <w:rFonts w:ascii="Times New Roman" w:hAnsi="Times New Roman"/>
           <w:sz w:val="22"/>
-          <w:lang w:val="en-US"/>
-        </w:rPr>
-      </w:pPr>
-      <w:r>
-        <w:rPr>
-          <w:rFonts w:ascii="Times New Roman" w:hAnsi="Times New Roman"/>
-          <w:bCs/>
-          <w:sz w:val="22"/>
-          <w:lang w:val="en-US" w:eastAsia="zh-CN"/>
+        </w:rPr>
+      </w:pPr>
+      <w:r>
+        <w:rPr>
+          <w:rFonts w:ascii="Times New Roman" w:hAnsi="Times New Roman" w:eastAsia="宋体" w:cs="Times New Roman"/>
+          <w:sz w:val="22"/>
+          <w:szCs w:val="24"/>
         </w:rPr>
         <w:t xml:space="preserve">You </w:t>
       </w:r>
-      <w:proofErr w:type="gramStart"/>
-      <w:r>
-        <w:rPr>
-          <w:rFonts w:ascii="Times New Roman" w:hAnsi="Times New Roman"/>
-          <w:bCs/>
-          <w:sz w:val="22"/>
-          <w:lang w:val="en-US" w:eastAsia="zh-CN"/>
+      <w:r>
+        <w:rPr>
+          <w:rFonts w:ascii="Times New Roman" w:hAnsi="Times New Roman" w:eastAsia="宋体" w:cs="Times New Roman"/>
+          <w:sz w:val="22"/>
+          <w:szCs w:val="24"/>
         </w:rPr>
         <w:t>are in charge of</w:t>
       </w:r>
-      <w:proofErr w:type="gramEnd"/>
-      <w:r>
-        <w:rPr>
-          <w:rFonts w:ascii="Times New Roman" w:hAnsi="Times New Roman"/>
-          <w:bCs/>
-          <w:sz w:val="22"/>
-          <w:lang w:val="en-US" w:eastAsia="zh-CN"/>
+      <w:r>
+        <w:rPr>
+          <w:rFonts w:ascii="Times New Roman" w:hAnsi="Times New Roman" w:eastAsia="宋体" w:cs="Times New Roman"/>
+          <w:sz w:val="22"/>
+          <w:szCs w:val="24"/>
         </w:rPr>
         <w:t xml:space="preserve"> counting the votes for a class election. You have a file, </w:t>
       </w:r>
       <w:r>
         <w:rPr>
-          <w:rFonts w:ascii="Times New Roman" w:hAnsi="Times New Roman"/>
-          <w:b/>
-          <w:sz w:val="22"/>
-          <w:lang w:val="en-US" w:eastAsia="zh-CN"/>
+          <w:rFonts w:ascii="Times New Roman" w:hAnsi="Times New Roman" w:eastAsia="宋体" w:cs="Times New Roman"/>
+          <w:b/>
+          <w:bCs/>
+          <w:sz w:val="22"/>
+          <w:szCs w:val="24"/>
         </w:rPr>
         <w:t>votes.txt</w:t>
       </w:r>
       <w:r>
         <w:rPr>
-          <w:rFonts w:ascii="Times New Roman" w:hAnsi="Times New Roman"/>
-          <w:bCs/>
-          <w:sz w:val="22"/>
-          <w:lang w:val="en-US" w:eastAsia="zh-CN"/>
+          <w:rFonts w:ascii="Times New Roman" w:hAnsi="Times New Roman" w:eastAsia="宋体" w:cs="Times New Roman"/>
+          <w:sz w:val="22"/>
+          <w:szCs w:val="24"/>
         </w:rPr>
         <w:t>, where every line contains the name of the candidate who received a vote.</w:t>
       </w:r>
@@ -4291,32 +5016,31 @@
         <w:rPr>
           <w:rFonts w:ascii="Times New Roman" w:hAnsi="Times New Roman"/>
           <w:sz w:val="22"/>
-          <w:lang w:val="en-US"/>
-        </w:rPr>
-      </w:pPr>
-      <w:r>
-        <w:rPr>
-          <w:rFonts w:ascii="Times New Roman" w:hAnsi="Times New Roman"/>
-          <w:sz w:val="22"/>
-          <w:lang w:val="en-US"/>
+        </w:rPr>
+      </w:pPr>
+      <w:r>
+        <w:rPr>
+          <w:rFonts w:ascii="Times New Roman" w:hAnsi="Times New Roman" w:eastAsia="宋体" w:cs="Times New Roman"/>
+          <w:sz w:val="22"/>
+          <w:szCs w:val="24"/>
         </w:rPr>
         <w:t xml:space="preserve">Example </w:t>
       </w:r>
       <w:r>
         <w:rPr>
-          <w:rFonts w:ascii="Times New Roman" w:hAnsi="Times New Roman"/>
-          <w:b/>
-          <w:bCs/>
-          <w:sz w:val="22"/>
-          <w:lang w:val="en-US"/>
+          <w:rFonts w:ascii="Times New Roman" w:hAnsi="Times New Roman" w:eastAsia="宋体" w:cs="Times New Roman"/>
+          <w:b/>
+          <w:bCs/>
+          <w:sz w:val="22"/>
+          <w:szCs w:val="24"/>
         </w:rPr>
         <w:t xml:space="preserve">votes.txt </w:t>
       </w:r>
       <w:r>
         <w:rPr>
-          <w:rFonts w:ascii="Times New Roman" w:hAnsi="Times New Roman"/>
-          <w:sz w:val="22"/>
-          <w:lang w:val="en-US"/>
+          <w:rFonts w:ascii="Times New Roman" w:hAnsi="Times New Roman" w:eastAsia="宋体" w:cs="Times New Roman"/>
+          <w:sz w:val="22"/>
+          <w:szCs w:val="24"/>
         </w:rPr>
         <w:t xml:space="preserve">content: </w:t>
       </w:r>
@@ -4329,16 +5053,15 @@
           <w:i/>
           <w:iCs/>
           <w:sz w:val="22"/>
-          <w:lang w:val="en-US"/>
-        </w:rPr>
-      </w:pPr>
-      <w:r>
-        <w:rPr>
-          <w:rFonts w:ascii="Times New Roman" w:hAnsi="Times New Roman"/>
+        </w:rPr>
+      </w:pPr>
+      <w:r>
+        <w:rPr>
+          <w:rFonts w:ascii="Times New Roman" w:hAnsi="Times New Roman" w:eastAsia="宋体" w:cs="Times New Roman"/>
           <w:i/>
           <w:iCs/>
           <w:sz w:val="22"/>
-          <w:lang w:val="en-US"/>
+          <w:szCs w:val="24"/>
         </w:rPr>
         <w:t xml:space="preserve">Alice </w:t>
       </w:r>
@@ -4351,16 +5074,15 @@
           <w:i/>
           <w:iCs/>
           <w:sz w:val="22"/>
-          <w:lang w:val="en-US"/>
-        </w:rPr>
-      </w:pPr>
-      <w:r>
-        <w:rPr>
-          <w:rFonts w:ascii="Times New Roman" w:hAnsi="Times New Roman"/>
+        </w:rPr>
+      </w:pPr>
+      <w:r>
+        <w:rPr>
+          <w:rFonts w:ascii="Times New Roman" w:hAnsi="Times New Roman" w:eastAsia="宋体" w:cs="Times New Roman"/>
           <w:i/>
           <w:iCs/>
           <w:sz w:val="22"/>
-          <w:lang w:val="en-US"/>
+          <w:szCs w:val="24"/>
         </w:rPr>
         <w:t xml:space="preserve">Bob </w:t>
       </w:r>
@@ -4373,16 +5095,15 @@
           <w:i/>
           <w:iCs/>
           <w:sz w:val="22"/>
-          <w:lang w:val="en-US"/>
-        </w:rPr>
-      </w:pPr>
-      <w:r>
-        <w:rPr>
-          <w:rFonts w:ascii="Times New Roman" w:hAnsi="Times New Roman"/>
+        </w:rPr>
+      </w:pPr>
+      <w:r>
+        <w:rPr>
+          <w:rFonts w:ascii="Times New Roman" w:hAnsi="Times New Roman" w:eastAsia="宋体" w:cs="Times New Roman"/>
           <w:i/>
           <w:iCs/>
           <w:sz w:val="22"/>
-          <w:lang w:val="en-US"/>
+          <w:szCs w:val="24"/>
         </w:rPr>
         <w:t>Alice</w:t>
       </w:r>
@@ -4395,16 +5116,15 @@
           <w:i/>
           <w:iCs/>
           <w:sz w:val="22"/>
-          <w:lang w:val="en-US"/>
-        </w:rPr>
-      </w:pPr>
-      <w:r>
-        <w:rPr>
-          <w:rFonts w:ascii="Times New Roman" w:hAnsi="Times New Roman"/>
+        </w:rPr>
+      </w:pPr>
+      <w:r>
+        <w:rPr>
+          <w:rFonts w:ascii="Times New Roman" w:hAnsi="Times New Roman" w:eastAsia="宋体" w:cs="Times New Roman"/>
           <w:i/>
           <w:iCs/>
           <w:sz w:val="22"/>
-          <w:lang w:val="en-US"/>
+          <w:szCs w:val="24"/>
         </w:rPr>
         <w:t>Charlie</w:t>
       </w:r>
@@ -4417,16 +5137,15 @@
           <w:i/>
           <w:iCs/>
           <w:sz w:val="22"/>
-          <w:lang w:val="en-US"/>
-        </w:rPr>
-      </w:pPr>
-      <w:r>
-        <w:rPr>
-          <w:rFonts w:ascii="Times New Roman" w:hAnsi="Times New Roman"/>
+        </w:rPr>
+      </w:pPr>
+      <w:r>
+        <w:rPr>
+          <w:rFonts w:ascii="Times New Roman" w:hAnsi="Times New Roman" w:eastAsia="宋体" w:cs="Times New Roman"/>
           <w:i/>
           <w:iCs/>
           <w:sz w:val="22"/>
-          <w:lang w:val="en-US"/>
+          <w:szCs w:val="24"/>
         </w:rPr>
         <w:t>Alice</w:t>
       </w:r>
@@ -4439,16 +5158,15 @@
           <w:i/>
           <w:iCs/>
           <w:sz w:val="22"/>
-          <w:lang w:val="en-US"/>
-        </w:rPr>
-      </w:pPr>
-      <w:r>
-        <w:rPr>
-          <w:rFonts w:ascii="Times New Roman" w:hAnsi="Times New Roman"/>
+        </w:rPr>
+      </w:pPr>
+      <w:r>
+        <w:rPr>
+          <w:rFonts w:ascii="Times New Roman" w:hAnsi="Times New Roman" w:eastAsia="宋体" w:cs="Times New Roman"/>
           <w:i/>
           <w:iCs/>
           <w:sz w:val="22"/>
-          <w:lang w:val="en-US"/>
+          <w:szCs w:val="24"/>
         </w:rPr>
         <w:t>Bob</w:t>
       </w:r>
@@ -4461,16 +5179,15 @@
           <w:i/>
           <w:iCs/>
           <w:sz w:val="22"/>
-          <w:lang w:val="en-US"/>
-        </w:rPr>
-      </w:pPr>
-      <w:r>
-        <w:rPr>
-          <w:rFonts w:ascii="Times New Roman" w:hAnsi="Times New Roman"/>
+        </w:rPr>
+      </w:pPr>
+      <w:r>
+        <w:rPr>
+          <w:rFonts w:ascii="Times New Roman" w:hAnsi="Times New Roman" w:eastAsia="宋体" w:cs="Times New Roman"/>
           <w:i/>
           <w:iCs/>
           <w:sz w:val="22"/>
-          <w:lang w:val="en-US"/>
+          <w:szCs w:val="24"/>
         </w:rPr>
         <w:t>…</w:t>
       </w:r>
@@ -4484,7 +5201,6 @@
           <w:i/>
           <w:iCs/>
           <w:sz w:val="22"/>
-          <w:lang w:val="en-US"/>
         </w:rPr>
       </w:pPr>
     </w:p>
@@ -4495,22 +5211,21 @@
         <w:rPr>
           <w:rFonts w:ascii="Times New Roman" w:hAnsi="Times New Roman"/>
           <w:sz w:val="22"/>
-          <w:lang w:val="en-US"/>
-        </w:rPr>
-      </w:pPr>
-      <w:r>
-        <w:rPr>
-          <w:rFonts w:ascii="Times New Roman" w:hAnsi="Times New Roman"/>
-          <w:sz w:val="22"/>
-          <w:lang w:val="en-US"/>
+        </w:rPr>
+      </w:pPr>
+      <w:r>
+        <w:rPr>
+          <w:rFonts w:ascii="Times New Roman" w:hAnsi="Times New Roman" w:eastAsia="宋体" w:cs="Times New Roman"/>
+          <w:sz w:val="22"/>
+          <w:szCs w:val="24"/>
         </w:rPr>
         <w:t>Please w</w:t>
       </w:r>
       <w:r>
         <w:rPr>
-          <w:rFonts w:ascii="Times New Roman" w:hAnsi="Times New Roman"/>
-          <w:sz w:val="22"/>
-          <w:lang w:val="en-US"/>
+          <w:rFonts w:ascii="Times New Roman" w:hAnsi="Times New Roman" w:eastAsia="宋体" w:cs="Times New Roman"/>
+          <w:sz w:val="22"/>
+          <w:szCs w:val="24"/>
         </w:rPr>
         <w:t xml:space="preserve">rite a Python program that: </w:t>
       </w:r>
@@ -4522,7 +5237,6 @@
         <w:rPr>
           <w:rFonts w:ascii="Times New Roman" w:hAnsi="Times New Roman"/>
           <w:sz w:val="22"/>
-          <w:lang w:val="en-US"/>
         </w:rPr>
       </w:pPr>
     </w:p>
@@ -4534,35 +5248,35 @@
           <w:numId w:val="4"/>
         </w:numPr>
         <w:spacing w:line="276" w:lineRule="auto"/>
-        <w:rPr>
-          <w:rFonts w:ascii="Times New Roman" w:hAnsi="Times New Roman"/>
-          <w:sz w:val="22"/>
-          <w:lang w:val="en-US"/>
-        </w:rPr>
-      </w:pPr>
-      <w:r>
-        <w:rPr>
-          <w:rFonts w:ascii="Times New Roman" w:hAnsi="Times New Roman"/>
-          <w:sz w:val="22"/>
-          <w:lang w:val="en-US"/>
+        <w:ind w:left="720" w:hanging="360"/>
+        <w:rPr>
+          <w:rFonts w:ascii="Times New Roman" w:hAnsi="Times New Roman"/>
+          <w:sz w:val="22"/>
+        </w:rPr>
+      </w:pPr>
+      <w:r>
+        <w:rPr>
+          <w:rFonts w:ascii="Times New Roman" w:hAnsi="Times New Roman" w:eastAsia="宋体" w:cs="Times New Roman"/>
+          <w:sz w:val="22"/>
+          <w:szCs w:val="24"/>
         </w:rPr>
         <w:t xml:space="preserve">Reads the </w:t>
       </w:r>
       <w:r>
         <w:rPr>
-          <w:rFonts w:ascii="Times New Roman" w:hAnsi="Times New Roman"/>
-          <w:b/>
-          <w:bCs/>
-          <w:sz w:val="22"/>
-          <w:lang w:val="en-US"/>
+          <w:rFonts w:ascii="Times New Roman" w:hAnsi="Times New Roman" w:eastAsia="宋体" w:cs="Times New Roman"/>
+          <w:b/>
+          <w:bCs/>
+          <w:sz w:val="22"/>
+          <w:szCs w:val="24"/>
         </w:rPr>
         <w:t>votes.txt</w:t>
       </w:r>
       <w:r>
         <w:rPr>
-          <w:rFonts w:ascii="Times New Roman" w:hAnsi="Times New Roman"/>
-          <w:sz w:val="22"/>
-          <w:lang w:val="en-US"/>
+          <w:rFonts w:ascii="Times New Roman" w:hAnsi="Times New Roman" w:eastAsia="宋体" w:cs="Times New Roman"/>
+          <w:sz w:val="22"/>
+          <w:szCs w:val="24"/>
         </w:rPr>
         <w:t xml:space="preserve"> file. </w:t>
       </w:r>
@@ -4575,17 +5289,17 @@
           <w:numId w:val="4"/>
         </w:numPr>
         <w:spacing w:line="276" w:lineRule="auto"/>
-        <w:rPr>
-          <w:rFonts w:ascii="Times New Roman" w:hAnsi="Times New Roman"/>
-          <w:sz w:val="22"/>
-          <w:lang w:val="en-US"/>
-        </w:rPr>
-      </w:pPr>
-      <w:r>
-        <w:rPr>
-          <w:rFonts w:ascii="Times New Roman" w:hAnsi="Times New Roman"/>
-          <w:sz w:val="22"/>
-          <w:lang w:val="en-US"/>
+        <w:ind w:left="720" w:hanging="360"/>
+        <w:rPr>
+          <w:rFonts w:ascii="Times New Roman" w:hAnsi="Times New Roman"/>
+          <w:sz w:val="22"/>
+        </w:rPr>
+      </w:pPr>
+      <w:r>
+        <w:rPr>
+          <w:rFonts w:ascii="Times New Roman" w:hAnsi="Times New Roman" w:eastAsia="宋体" w:cs="Times New Roman"/>
+          <w:sz w:val="22"/>
+          <w:szCs w:val="24"/>
         </w:rPr>
         <w:t xml:space="preserve">Counts the total number of votes for each candidate. </w:t>
       </w:r>
@@ -4598,35 +5312,35 @@
           <w:numId w:val="4"/>
         </w:numPr>
         <w:spacing w:line="276" w:lineRule="auto"/>
-        <w:rPr>
-          <w:rFonts w:ascii="Times New Roman" w:hAnsi="Times New Roman"/>
-          <w:sz w:val="22"/>
-          <w:lang w:val="en-US"/>
-        </w:rPr>
-      </w:pPr>
-      <w:r>
-        <w:rPr>
-          <w:rFonts w:ascii="Times New Roman" w:hAnsi="Times New Roman"/>
-          <w:sz w:val="22"/>
-          <w:lang w:val="en-US"/>
+        <w:ind w:left="720" w:hanging="360"/>
+        <w:rPr>
+          <w:rFonts w:ascii="Times New Roman" w:hAnsi="Times New Roman"/>
+          <w:sz w:val="22"/>
+        </w:rPr>
+      </w:pPr>
+      <w:r>
+        <w:rPr>
+          <w:rFonts w:ascii="Times New Roman" w:hAnsi="Times New Roman" w:eastAsia="宋体" w:cs="Times New Roman"/>
+          <w:sz w:val="22"/>
+          <w:szCs w:val="24"/>
         </w:rPr>
         <w:t xml:space="preserve">Creates a new file named </w:t>
       </w:r>
       <w:r>
         <w:rPr>
-          <w:rFonts w:ascii="Times New Roman" w:hAnsi="Times New Roman"/>
-          <w:b/>
-          <w:bCs/>
-          <w:sz w:val="22"/>
-          <w:lang w:val="en-US"/>
+          <w:rFonts w:ascii="Times New Roman" w:hAnsi="Times New Roman" w:eastAsia="宋体" w:cs="Times New Roman"/>
+          <w:b/>
+          <w:bCs/>
+          <w:sz w:val="22"/>
+          <w:szCs w:val="24"/>
         </w:rPr>
         <w:t xml:space="preserve">results.txt </w:t>
       </w:r>
       <w:r>
         <w:rPr>
-          <w:rFonts w:ascii="Times New Roman" w:hAnsi="Times New Roman"/>
-          <w:sz w:val="22"/>
-          <w:lang w:val="en-US"/>
+          <w:rFonts w:ascii="Times New Roman" w:hAnsi="Times New Roman" w:eastAsia="宋体" w:cs="Times New Roman"/>
+          <w:sz w:val="22"/>
+          <w:szCs w:val="24"/>
         </w:rPr>
         <w:t>that lists each candidate and their total vote count, sorted alphabetically by the candidate's name.</w:t>
       </w:r>
@@ -4636,115 +5350,141 @@
         <w:pStyle w:val="ListParagraph1"/>
         <w:ind w:left="0"/>
         <w:rPr>
-          <w:rFonts w:ascii="Times New Roman" w:hAnsi="Times New Roman" w:hint="eastAsia"/>
-          <w:sz w:val="22"/>
-          <w:lang w:val="en-US" w:eastAsia="zh-CN"/>
-        </w:rPr>
-      </w:pPr>
-    </w:p>
-    <w:p>
-      <w:pPr>
-        <w:rPr>
-          <w:b/>
-          <w:bCs/>
-        </w:rPr>
-      </w:pPr>
-      <w:r>
-        <w:rPr>
-          <w:b/>
-          <w:bCs/>
+          <w:rFonts w:ascii="Times New Roman" w:hAnsi="Times New Roman"/>
+          <w:sz w:val="22"/>
+        </w:rPr>
+      </w:pPr>
+    </w:p>
+    <w:p>
+      <w:pPr>
+        <w:rPr>
+          <w:b/>
+          <w:bCs/>
+        </w:rPr>
+      </w:pPr>
+      <w:r>
+        <w:rPr>
+          <w:rFonts w:ascii="Cambria" w:hAnsi="Cambria" w:eastAsia="宋体" w:cs="Times New Roman"/>
+          <w:b/>
+          <w:bCs/>
+          <w:sz w:val="24"/>
+          <w:szCs w:val="24"/>
         </w:rPr>
         <w:t>Answer and explanation:</w:t>
       </w:r>
     </w:p>
     <w:p>
-      <w:r>
+      <w:pPr>
+        <w:spacing w:after="200"/>
+      </w:pPr>
+      <w:r>
+        <w:rPr>
+          <w:rFonts w:ascii="Cambria" w:hAnsi="Cambria" w:eastAsia="宋体" w:cs="Times New Roman"/>
+          <w:sz w:val="24"/>
+          <w:szCs w:val="24"/>
+        </w:rPr>
         <w:t>votes = {}</w:t>
       </w:r>
       <w:r>
-        <w:br/>
-        <w:t xml:space="preserve">with </w:t>
-      </w:r>
-      <w:proofErr w:type="gramStart"/>
-      <w:r>
-        <w:t>open(</w:t>
-      </w:r>
-      <w:proofErr w:type="gramEnd"/>
-      <w:r>
-        <w:t>"votes.txt", "r") as source:</w:t>
-      </w:r>
-      <w:r>
-        <w:br/>
+        <w:br w:type="textWrapping"/>
+      </w:r>
+      <w:r>
+        <w:rPr>
+          <w:rFonts w:ascii="Cambria" w:hAnsi="Cambria" w:eastAsia="宋体" w:cs="Times New Roman"/>
+          <w:sz w:val="24"/>
+          <w:szCs w:val="24"/>
+        </w:rPr>
+        <w:t>with open("votes.txt", "r") as source:</w:t>
+      </w:r>
+      <w:r>
+        <w:br w:type="textWrapping"/>
+      </w:r>
+      <w:r>
+        <w:rPr>
+          <w:rFonts w:ascii="Cambria" w:hAnsi="Cambria" w:eastAsia="宋体" w:cs="Times New Roman"/>
+          <w:sz w:val="24"/>
+          <w:szCs w:val="24"/>
+        </w:rPr>
         <w:t xml:space="preserve">    for line in source:</w:t>
       </w:r>
       <w:r>
-        <w:br/>
-        <w:t xml:space="preserve">        name = </w:t>
-      </w:r>
-      <w:proofErr w:type="gramStart"/>
-      <w:r>
-        <w:t>line.strip</w:t>
-      </w:r>
-      <w:proofErr w:type="gramEnd"/>
-      <w:r>
-        <w:t>()</w:t>
-      </w:r>
-      <w:r>
-        <w:br/>
+        <w:br w:type="textWrapping"/>
+      </w:r>
+      <w:r>
+        <w:rPr>
+          <w:rFonts w:ascii="Cambria" w:hAnsi="Cambria" w:eastAsia="宋体" w:cs="Times New Roman"/>
+          <w:sz w:val="24"/>
+          <w:szCs w:val="24"/>
+        </w:rPr>
+        <w:t xml:space="preserve">        name = line.strip()</w:t>
+      </w:r>
+      <w:r>
+        <w:br w:type="textWrapping"/>
+      </w:r>
+      <w:r>
+        <w:rPr>
+          <w:rFonts w:ascii="Cambria" w:hAnsi="Cambria" w:eastAsia="宋体" w:cs="Times New Roman"/>
+          <w:sz w:val="24"/>
+          <w:szCs w:val="24"/>
+        </w:rPr>
         <w:t xml:space="preserve">        if name:</w:t>
       </w:r>
       <w:r>
-        <w:br/>
-        <w:t xml:space="preserve">            votes[name] = </w:t>
-      </w:r>
-      <w:proofErr w:type="gramStart"/>
-      <w:r>
-        <w:t>votes.get(</w:t>
-      </w:r>
-      <w:proofErr w:type="gramEnd"/>
-      <w:r>
-        <w:t>name, 0) + 1</w:t>
-      </w:r>
-      <w:r>
-        <w:br/>
-        <w:t xml:space="preserve">with </w:t>
-      </w:r>
-      <w:proofErr w:type="gramStart"/>
-      <w:r>
-        <w:t>open(</w:t>
-      </w:r>
-      <w:proofErr w:type="gramEnd"/>
-      <w:r>
-        <w:t>"results.txt", "w") as output:</w:t>
-      </w:r>
-      <w:r>
-        <w:br/>
+        <w:br w:type="textWrapping"/>
+      </w:r>
+      <w:r>
+        <w:rPr>
+          <w:rFonts w:ascii="Cambria" w:hAnsi="Cambria" w:eastAsia="宋体" w:cs="Times New Roman"/>
+          <w:sz w:val="24"/>
+          <w:szCs w:val="24"/>
+        </w:rPr>
+        <w:t xml:space="preserve">            votes[name] = votes.get(name, 0) + 1</w:t>
+      </w:r>
+      <w:r>
+        <w:br w:type="textWrapping"/>
+      </w:r>
+      <w:r>
+        <w:rPr>
+          <w:rFonts w:ascii="Cambria" w:hAnsi="Cambria" w:eastAsia="宋体" w:cs="Times New Roman"/>
+          <w:sz w:val="24"/>
+          <w:szCs w:val="24"/>
+        </w:rPr>
+        <w:t>with open("results.txt", "w") as output:</w:t>
+      </w:r>
+      <w:r>
+        <w:br w:type="textWrapping"/>
+      </w:r>
+      <w:r>
+        <w:rPr>
+          <w:rFonts w:ascii="Cambria" w:hAnsi="Cambria" w:eastAsia="宋体" w:cs="Times New Roman"/>
+          <w:sz w:val="24"/>
+          <w:szCs w:val="24"/>
+        </w:rPr>
         <w:t xml:space="preserve">    for name in sorted(votes):</w:t>
       </w:r>
       <w:r>
-        <w:br/>
-        <w:t xml:space="preserve">        </w:t>
-      </w:r>
-      <w:proofErr w:type="gramStart"/>
-      <w:r>
-        <w:t>output.write</w:t>
-      </w:r>
-      <w:proofErr w:type="gramEnd"/>
-      <w:r>
-        <w:t>(f"{name} {votes[name</w:t>
-      </w:r>
-      <w:proofErr w:type="gramStart"/>
-      <w:r>
-        <w:t>]}\</w:t>
-      </w:r>
-      <w:proofErr w:type="gramEnd"/>
-      <w:r>
-        <w:t>n")</w:t>
-      </w:r>
-    </w:p>
-    <w:p>
-      <w:r>
-        <w:t>strip() removes each line ending. The dictionary tracks vote totals, and sorted(votes) writes candidates alphabetically. The sample results are Alice 3, Bob 2, and Charlie 1.</w:t>
+        <w:br w:type="textWrapping"/>
+      </w:r>
+      <w:r>
+        <w:rPr>
+          <w:rFonts w:ascii="Cambria" w:hAnsi="Cambria" w:eastAsia="宋体" w:cs="Times New Roman"/>
+          <w:sz w:val="24"/>
+          <w:szCs w:val="24"/>
+        </w:rPr>
+        <w:t xml:space="preserve">        output.write(f"{name} {votes[name]}\n")</w:t>
+      </w:r>
+    </w:p>
+    <w:p>
+      <w:pPr>
+        <w:spacing w:after="200"/>
+      </w:pPr>
+      <w:r>
+        <w:rPr>
+          <w:rFonts w:ascii="Cambria" w:hAnsi="Cambria" w:eastAsia="宋体" w:cs="Times New Roman"/>
+          <w:sz w:val="24"/>
+          <w:szCs w:val="24"/>
+        </w:rPr>
+        <w:t>strip() removes leading and trailing whitespace, including the line ending. Empty or whitespace-only lines are skipped. The dictionary tracks vote totals, and sorted(votes) visits candidate names in alphabetical order for the names shown. Each candidate and count is written on its own line. The sample results are Alice 3, Bob 2, and Charlie 1.</w:t>
       </w:r>
     </w:p>
     <w:p>
@@ -4768,8 +5508,11 @@
       </w:pPr>
       <w:r>
         <w:rPr>
-          <w:rFonts w:ascii="Times New Roman" w:hAnsi="Times New Roman"/>
-          <w:b/>
+          <w:rFonts w:ascii="Times New Roman" w:hAnsi="Times New Roman" w:eastAsia="宋体" w:cs="Times New Roman"/>
+          <w:b/>
+          <w:bCs/>
+          <w:sz w:val="24"/>
+          <w:szCs w:val="24"/>
         </w:rPr>
         <w:t>END OF EXAMINATION</w:t>
       </w:r>
@@ -4780,8 +5523,6 @@
       <w:footerReference w:type="default" r:id="rId24"/>
       <w:pgSz w:w="11900" w:h="16840"/>
       <w:pgMar w:top="1560" w:right="1410" w:bottom="1440" w:left="1800" w:header="708" w:footer="708" w:gutter="0"/>
-      <w:pgNumType w:start="1"/>
-      <w:cols w:space="708"/>
     </w:sectPr>
   </w:body>
 </w:document>
@@ -4813,11 +5554,11 @@
 </file>
 
 <file path=word/footer1.xml><?xml version="1.0" encoding="utf-8"?>
-<w:ftr xmlns:wpc="http://schemas.microsoft.com/office/word/2010/wordprocessingCanvas" xmlns:cx="http://schemas.microsoft.com/office/drawing/2014/chartex" xmlns:cx1="http://schemas.microsoft.com/office/drawing/2015/9/8/chartex" xmlns:cx2="http://schemas.microsoft.com/office/drawing/2015/10/21/chartex" xmlns:cx3="http://schemas.microsoft.com/office/drawing/2016/5/9/chartex" xmlns:cx4="http://schemas.microsoft.com/office/drawing/2016/5/10/chartex" xmlns:cx5="http://schemas.microsoft.com/office/drawing/2016/5/11/chartex" xmlns:cx6="http://schemas.microsoft.com/office/drawing/2016/5/12/chartex" xmlns:cx7="http://schemas.microsoft.com/office/drawing/2016/5/13/chartex" xmlns:cx8="http://schemas.microsoft.com/office/drawing/2016/5/14/chartex" xmlns:mc="http://schemas.openxmlformats.org/markup-compatibility/2006" xmlns:aink="http://schemas.microsoft.com/office/drawing/2016/ink" xmlns:am3d="http://schemas.microsoft.com/office/drawing/2017/model3d" xmlns:o="urn:schemas-microsoft-com:office:office" xmlns:oel="http://schemas.microsoft.com/office/2019/extlst" xmlns:r="http://schemas.openxmlformats.org/officeDocument/2006/relationships" xmlns:m="http://schemas.openxmlformats.org/officeDocument/2006/math" xmlns:v="urn:schemas-microsoft-com:vml" xmlns:wp14="http://schemas.microsoft.com/office/word/2010/wordprocessingDrawing" xmlns:wp="http://schemas.openxmlformats.org/drawingml/2006/wordprocessingDrawing" xmlns:w10="urn:schemas-microsoft-com:office:word" xmlns:w="http://schemas.openxmlformats.org/wordprocessingml/2006/main" xmlns:w14="http://schemas.microsoft.com/office/word/2010/wordml" xmlns:w15="http://schemas.microsoft.com/office/word/2012/wordml" xmlns:w16cex="http://schemas.microsoft.com/office/word/2018/wordml/cex" xmlns:w16cid="http://schemas.microsoft.com/office/word/2016/wordml/cid" xmlns:w16="http://schemas.microsoft.com/office/word/2018/wordml" xmlns:w16du="http://schemas.microsoft.com/office/word/2023/wordml/word16du" xmlns:w16sdtdh="http://schemas.microsoft.com/office/word/2020/wordml/sdtdatahash" xmlns:w16sdtfl="http://schemas.microsoft.com/office/word/2024/wordml/sdtformatlock" xmlns:w16se="http://schemas.microsoft.com/office/word/2015/wordml/symex" xmlns:wpg="http://schemas.microsoft.com/office/word/2010/wordprocessingGroup" xmlns:wpi="http://schemas.microsoft.com/office/word/2010/wordprocessingInk" xmlns:wne="http://schemas.microsoft.com/office/word/2006/wordml" xmlns:wps="http://schemas.microsoft.com/office/word/2010/wordprocessingShape" mc:Ignorable="w14 w15 w16se w16cid w16 w16cex w16sdtdh w16sdtfl w16du wp14">
+<w:ftr xmlns:wpc="http://schemas.microsoft.com/office/word/2010/wordprocessingCanvas" xmlns:mc="http://schemas.openxmlformats.org/markup-compatibility/2006" xmlns:o="urn:schemas-microsoft-com:office:office" xmlns:r="http://schemas.openxmlformats.org/officeDocument/2006/relationships" xmlns:m="http://schemas.openxmlformats.org/officeDocument/2006/math" xmlns:v="urn:schemas-microsoft-com:vml" xmlns:wp14="http://schemas.microsoft.com/office/word/2010/wordprocessingDrawing" xmlns:wp="http://schemas.openxmlformats.org/drawingml/2006/wordprocessingDrawing" xmlns:w10="urn:schemas-microsoft-com:office:word" xmlns:w="http://schemas.openxmlformats.org/wordprocessingml/2006/main" xmlns:w14="http://schemas.microsoft.com/office/word/2010/wordml" xmlns:w15="http://schemas.microsoft.com/office/word/2012/wordml" xmlns:w16se="http://schemas.microsoft.com/office/word/2015/wordml/symex" xmlns:w16cid="http://schemas.microsoft.com/office/word/2016/wordml/cid" xmlns:w16="http://schemas.microsoft.com/office/word/2018/wordml" xmlns:w16cex="http://schemas.microsoft.com/office/word/2018/wordml/cex" xmlns:w16sdtdh="http://schemas.microsoft.com/office/word/2020/wordml/sdtdatahash" xmlns:wne="http://schemas.microsoft.com/office/word/2006/wordml" xmlns:wpg="http://schemas.microsoft.com/office/word/2010/wordprocessingGroup" xmlns:wps="http://schemas.microsoft.com/office/word/2010/wordprocessingShape">
   <w:p>
     <w:pPr>
       <w:pStyle w:val="a6"/>
-      <w:framePr w:wrap="around" w:vAnchor="text" w:hAnchor="margin" w:xAlign="right" w:y="1"/>
+      <w:framePr w:hAnchor="margin" w:vAnchor="text" w:y="1" w:xAlign="right" w:wrap="around"/>
       <w:rPr>
         <w:rStyle w:val="ab"/>
       </w:rPr>
@@ -4840,6 +5581,18 @@
       </w:rPr>
       <w:fldChar w:fldCharType="end"/>
     </w:r>
+    <w:r>
+      <w:rPr>
+        <w:rStyle w:val="ab"/>
+      </w:rPr>
+      <w:fldChar w:fldCharType="separate"/>
+    </w:r>
+    <w:r>
+      <w:rPr>
+        <w:rStyle w:val="ab"/>
+      </w:rPr>
+      <w:fldChar w:fldCharType="end"/>
+    </w:r>
   </w:p>
   <w:p>
     <w:pPr>
@@ -4851,7 +5604,7 @@
 </file>
 
 <file path=word/footer2.xml><?xml version="1.0" encoding="utf-8"?>
-<w:ftr xmlns:wpc="http://schemas.microsoft.com/office/word/2010/wordprocessingCanvas" xmlns:cx="http://schemas.microsoft.com/office/drawing/2014/chartex" xmlns:cx1="http://schemas.microsoft.com/office/drawing/2015/9/8/chartex" xmlns:cx2="http://schemas.microsoft.com/office/drawing/2015/10/21/chartex" xmlns:cx3="http://schemas.microsoft.com/office/drawing/2016/5/9/chartex" xmlns:cx4="http://schemas.microsoft.com/office/drawing/2016/5/10/chartex" xmlns:cx5="http://schemas.microsoft.com/office/drawing/2016/5/11/chartex" xmlns:cx6="http://schemas.microsoft.com/office/drawing/2016/5/12/chartex" xmlns:cx7="http://schemas.microsoft.com/office/drawing/2016/5/13/chartex" xmlns:cx8="http://schemas.microsoft.com/office/drawing/2016/5/14/chartex" xmlns:mc="http://schemas.openxmlformats.org/markup-compatibility/2006" xmlns:aink="http://schemas.microsoft.com/office/drawing/2016/ink" xmlns:am3d="http://schemas.microsoft.com/office/drawing/2017/model3d" xmlns:o="urn:schemas-microsoft-com:office:office" xmlns:oel="http://schemas.microsoft.com/office/2019/extlst" xmlns:r="http://schemas.openxmlformats.org/officeDocument/2006/relationships" xmlns:m="http://schemas.openxmlformats.org/officeDocument/2006/math" xmlns:v="urn:schemas-microsoft-com:vml" xmlns:wp14="http://schemas.microsoft.com/office/word/2010/wordprocessingDrawing" xmlns:wp="http://schemas.openxmlformats.org/drawingml/2006/wordprocessingDrawing" xmlns:w10="urn:schemas-microsoft-com:office:word" xmlns:w="http://schemas.openxmlformats.org/wordprocessingml/2006/main" xmlns:w14="http://schemas.microsoft.com/office/word/2010/wordml" xmlns:w15="http://schemas.microsoft.com/office/word/2012/wordml" xmlns:w16cex="http://schemas.microsoft.com/office/word/2018/wordml/cex" xmlns:w16cid="http://schemas.microsoft.com/office/word/2016/wordml/cid" xmlns:w16="http://schemas.microsoft.com/office/word/2018/wordml" xmlns:w16du="http://schemas.microsoft.com/office/word/2023/wordml/word16du" xmlns:w16sdtdh="http://schemas.microsoft.com/office/word/2020/wordml/sdtdatahash" xmlns:w16sdtfl="http://schemas.microsoft.com/office/word/2024/wordml/sdtformatlock" xmlns:w16se="http://schemas.microsoft.com/office/word/2015/wordml/symex" xmlns:wpg="http://schemas.microsoft.com/office/word/2010/wordprocessingGroup" xmlns:wpi="http://schemas.microsoft.com/office/word/2010/wordprocessingInk" xmlns:wne="http://schemas.microsoft.com/office/word/2006/wordml" xmlns:wps="http://schemas.microsoft.com/office/word/2010/wordprocessingShape" mc:Ignorable="w14 w15 w16se w16cid w16 w16cex w16sdtdh w16sdtfl w16du wp14">
+<w:ftr xmlns:wpc="http://schemas.microsoft.com/office/word/2010/wordprocessingCanvas" xmlns:mc="http://schemas.openxmlformats.org/markup-compatibility/2006" xmlns:o="urn:schemas-microsoft-com:office:office" xmlns:r="http://schemas.openxmlformats.org/officeDocument/2006/relationships" xmlns:m="http://schemas.openxmlformats.org/officeDocument/2006/math" xmlns:v="urn:schemas-microsoft-com:vml" xmlns:wp14="http://schemas.microsoft.com/office/word/2010/wordprocessingDrawing" xmlns:wp="http://schemas.openxmlformats.org/drawingml/2006/wordprocessingDrawing" xmlns:w10="urn:schemas-microsoft-com:office:word" xmlns:w="http://schemas.openxmlformats.org/wordprocessingml/2006/main" xmlns:w14="http://schemas.microsoft.com/office/word/2010/wordml" xmlns:w15="http://schemas.microsoft.com/office/word/2012/wordml" xmlns:w16se="http://schemas.microsoft.com/office/word/2015/wordml/symex" xmlns:w16cid="http://schemas.microsoft.com/office/word/2016/wordml/cid" xmlns:w16="http://schemas.microsoft.com/office/word/2018/wordml" xmlns:w16cex="http://schemas.microsoft.com/office/word/2018/wordml/cex" xmlns:w16sdtdh="http://schemas.microsoft.com/office/word/2020/wordml/sdtdatahash" xmlns:wne="http://schemas.microsoft.com/office/word/2006/wordml" xmlns:wpg="http://schemas.microsoft.com/office/word/2010/wordprocessingGroup" xmlns:wps="http://schemas.microsoft.com/office/word/2010/wordprocessingShape">
   <w:p>
     <w:pPr>
       <w:pStyle w:val="a6"/>
@@ -4988,7 +5741,7 @@
 </file>
 
 <file path=word/header1.xml><?xml version="1.0" encoding="utf-8"?>
-<w:hdr xmlns:wpc="http://schemas.microsoft.com/office/word/2010/wordprocessingCanvas" xmlns:cx="http://schemas.microsoft.com/office/drawing/2014/chartex" xmlns:cx1="http://schemas.microsoft.com/office/drawing/2015/9/8/chartex" xmlns:cx2="http://schemas.microsoft.com/office/drawing/2015/10/21/chartex" xmlns:cx3="http://schemas.microsoft.com/office/drawing/2016/5/9/chartex" xmlns:cx4="http://schemas.microsoft.com/office/drawing/2016/5/10/chartex" xmlns:cx5="http://schemas.microsoft.com/office/drawing/2016/5/11/chartex" xmlns:cx6="http://schemas.microsoft.com/office/drawing/2016/5/12/chartex" xmlns:cx7="http://schemas.microsoft.com/office/drawing/2016/5/13/chartex" xmlns:cx8="http://schemas.microsoft.com/office/drawing/2016/5/14/chartex" xmlns:mc="http://schemas.openxmlformats.org/markup-compatibility/2006" xmlns:aink="http://schemas.microsoft.com/office/drawing/2016/ink" xmlns:am3d="http://schemas.microsoft.com/office/drawing/2017/model3d" xmlns:o="urn:schemas-microsoft-com:office:office" xmlns:oel="http://schemas.microsoft.com/office/2019/extlst" xmlns:r="http://schemas.openxmlformats.org/officeDocument/2006/relationships" xmlns:m="http://schemas.openxmlformats.org/officeDocument/2006/math" xmlns:v="urn:schemas-microsoft-com:vml" xmlns:wp14="http://schemas.microsoft.com/office/word/2010/wordprocessingDrawing" xmlns:wp="http://schemas.openxmlformats.org/drawingml/2006/wordprocessingDrawing" xmlns:w10="urn:schemas-microsoft-com:office:word" xmlns:w="http://schemas.openxmlformats.org/wordprocessingml/2006/main" xmlns:w14="http://schemas.microsoft.com/office/word/2010/wordml" xmlns:w15="http://schemas.microsoft.com/office/word/2012/wordml" xmlns:w16cex="http://schemas.microsoft.com/office/word/2018/wordml/cex" xmlns:w16cid="http://schemas.microsoft.com/office/word/2016/wordml/cid" xmlns:w16="http://schemas.microsoft.com/office/word/2018/wordml" xmlns:w16du="http://schemas.microsoft.com/office/word/2023/wordml/word16du" xmlns:w16sdtdh="http://schemas.microsoft.com/office/word/2020/wordml/sdtdatahash" xmlns:w16sdtfl="http://schemas.microsoft.com/office/word/2024/wordml/sdtformatlock" xmlns:w16se="http://schemas.microsoft.com/office/word/2015/wordml/symex" xmlns:wpg="http://schemas.microsoft.com/office/word/2010/wordprocessingGroup" xmlns:wpi="http://schemas.microsoft.com/office/word/2010/wordprocessingInk" xmlns:wne="http://schemas.microsoft.com/office/word/2006/wordml" xmlns:wps="http://schemas.microsoft.com/office/word/2010/wordprocessingShape" mc:Ignorable="w14 w15 w16se w16cid w16 w16cex w16sdtdh w16sdtfl w16du wp14">
+<w:hdr xmlns:wpc="http://schemas.microsoft.com/office/word/2010/wordprocessingCanvas" xmlns:mc="http://schemas.openxmlformats.org/markup-compatibility/2006" xmlns:o="urn:schemas-microsoft-com:office:office" xmlns:r="http://schemas.openxmlformats.org/officeDocument/2006/relationships" xmlns:m="http://schemas.openxmlformats.org/officeDocument/2006/math" xmlns:v="urn:schemas-microsoft-com:vml" xmlns:wp14="http://schemas.microsoft.com/office/word/2010/wordprocessingDrawing" xmlns:wp="http://schemas.openxmlformats.org/drawingml/2006/wordprocessingDrawing" xmlns:w10="urn:schemas-microsoft-com:office:word" xmlns:w="http://schemas.openxmlformats.org/wordprocessingml/2006/main" xmlns:w14="http://schemas.microsoft.com/office/word/2010/wordml" xmlns:w15="http://schemas.microsoft.com/office/word/2012/wordml" xmlns:w16se="http://schemas.microsoft.com/office/word/2015/wordml/symex" xmlns:w16cid="http://schemas.microsoft.com/office/word/2016/wordml/cid" xmlns:w16="http://schemas.microsoft.com/office/word/2018/wordml" xmlns:w16cex="http://schemas.microsoft.com/office/word/2018/wordml/cex" xmlns:w16sdtdh="http://schemas.microsoft.com/office/word/2020/wordml/sdtdatahash" xmlns:wne="http://schemas.microsoft.com/office/word/2006/wordml" xmlns:wpg="http://schemas.microsoft.com/office/word/2010/wordprocessingGroup" xmlns:wps="http://schemas.microsoft.com/office/word/2010/wordprocessingShape">
   <w:p>
     <w:pPr>
       <w:pStyle w:val="a8"/>
@@ -5006,15 +5759,13 @@
       <w:rPr>
         <w:rFonts w:ascii="Arial" w:hAnsi="Arial"/>
         <w:sz w:val="20"/>
-        <w:lang w:eastAsia="zh-CN"/>
       </w:rPr>
       <w:t xml:space="preserve">The </w:t>
     </w:r>
     <w:r>
       <w:rPr>
-        <w:rFonts w:ascii="Arial" w:hAnsi="Arial" w:hint="eastAsia"/>
+        <w:rFonts w:ascii="Arial" w:hAnsi="Arial"/>
         <w:sz w:val="20"/>
-        <w:lang w:eastAsia="zh-CN"/>
       </w:rPr>
       <w:t>Chinese</w:t>
     </w:r>

--- a/CSC1001_Midterm_2025.docx
+++ b/CSC1001_Midterm_2025.docx
@@ -4782,7 +4782,7 @@
           <w:sz w:val="24"/>
           <w:szCs w:val="24"/>
         </w:rPr>
-        <w:t>Answer and explanation: str.find(sub_string[, start[, end]]) returns the zero-based starting index of the first match, or -1 if absent. Optional start and end restrict the search range, with end excluded. The required myFind() instead returns the inclusive ending index: world occupies indices 6 through 10 in the example, so the result is 10. The question does not specify empty-substring behavior; this solution uses -1 because an empty match has no final character. This differs from str.find(""), which returns 0 when no bounds are supplied.</w:t>
+        <w:t>Answer and explanation: str.find(sub_string[, start[, end]]) returns the zero-based starting index of the first occurrence, or -1 if absent. Optional start and end restrict the search range, with end excluded. The required myFind() instead returns the inclusive ending index: world occupies indices 6 through 10 in the example, so it returns 10. This solution returns 0 for an empty sub_string, following the explicit rule in the 2025 Fall paper; the question printed here does not specify this case.</w:t>
       </w:r>
       <w:r/>
     </w:p>
@@ -4797,105 +4797,97 @@
           <w:szCs w:val="24"/>
         </w:rPr>
         <w:t>def myFind(main_string, sub_string):</w:t>
-      </w:r>
-      <w:r>
-        <w:br w:type="textWrapping"/>
-      </w:r>
+        <w:br/>
+        <w:t xml:space="preserve">    if sub_string == "":</w:t>
+        <w:br/>
+        <w:t xml:space="preserve">        return 0</w:t>
+        <w:br/>
+        <w:br/>
+        <w:t xml:space="preserve">    n = len(main_string)</w:t>
+        <w:br/>
+        <w:t xml:space="preserve">    m = len(sub_string)</w:t>
+        <w:br/>
+        <w:br/>
+        <w:t xml:space="preserve">    for i in range(n - m + 1):</w:t>
+        <w:br/>
+        <w:t xml:space="preserve">        if main_string[i:i + m] == sub_string:</w:t>
+        <w:br/>
+        <w:t xml:space="preserve">            return i + m - 1</w:t>
+        <w:br/>
+        <w:br/>
+        <w:t xml:space="preserve">    return -1</w:t>
+      </w:r>
+      <w:r/>
       <w:r>
         <w:rPr>
           <w:rFonts w:ascii="Cambria" w:hAnsi="Cambria" w:eastAsia="宋体" w:cs="Times New Roman"/>
           <w:sz w:val="24"/>
           <w:szCs w:val="24"/>
         </w:rPr>
-        <w:t xml:space="preserve">    if sub_string == "":</w:t>
-      </w:r>
-      <w:r>
-        <w:br w:type="textWrapping"/>
-      </w:r>
+      </w:r>
+      <w:r/>
       <w:r>
         <w:rPr>
           <w:rFonts w:ascii="Cambria" w:hAnsi="Cambria" w:eastAsia="宋体" w:cs="Times New Roman"/>
           <w:sz w:val="24"/>
           <w:szCs w:val="24"/>
         </w:rPr>
-        <w:t xml:space="preserve">        return -1</w:t>
-      </w:r>
-      <w:r>
-        <w:br w:type="textWrapping"/>
-      </w:r>
+      </w:r>
+      <w:r/>
       <w:r>
         <w:rPr>
           <w:rFonts w:ascii="Cambria" w:hAnsi="Cambria" w:eastAsia="宋体" w:cs="Times New Roman"/>
           <w:sz w:val="24"/>
           <w:szCs w:val="24"/>
         </w:rPr>
-        <w:t xml:space="preserve">    for i in range(len(main_string) - len(sub_string) + 1):</w:t>
-      </w:r>
-      <w:r>
-        <w:br w:type="textWrapping"/>
-      </w:r>
+      </w:r>
+      <w:r/>
       <w:r>
         <w:rPr>
           <w:rFonts w:ascii="Cambria" w:hAnsi="Cambria" w:eastAsia="宋体" w:cs="Times New Roman"/>
           <w:sz w:val="24"/>
           <w:szCs w:val="24"/>
         </w:rPr>
-        <w:t xml:space="preserve">        j = 0</w:t>
-      </w:r>
-      <w:r>
-        <w:br w:type="textWrapping"/>
-      </w:r>
+      </w:r>
+      <w:r/>
       <w:r>
         <w:rPr>
           <w:rFonts w:ascii="Cambria" w:hAnsi="Cambria" w:eastAsia="宋体" w:cs="Times New Roman"/>
           <w:sz w:val="24"/>
           <w:szCs w:val="24"/>
         </w:rPr>
-        <w:t xml:space="preserve">        while j &lt; len(sub_string) and main_string[i + j] == sub_string[j]:</w:t>
-      </w:r>
-      <w:r>
-        <w:br w:type="textWrapping"/>
-      </w:r>
+      </w:r>
+      <w:r/>
       <w:r>
         <w:rPr>
           <w:rFonts w:ascii="Cambria" w:hAnsi="Cambria" w:eastAsia="宋体" w:cs="Times New Roman"/>
           <w:sz w:val="24"/>
           <w:szCs w:val="24"/>
         </w:rPr>
-        <w:t xml:space="preserve">            j += 1</w:t>
-      </w:r>
-      <w:r>
-        <w:br w:type="textWrapping"/>
-      </w:r>
+      </w:r>
+      <w:r/>
       <w:r>
         <w:rPr>
           <w:rFonts w:ascii="Cambria" w:hAnsi="Cambria" w:eastAsia="宋体" w:cs="Times New Roman"/>
           <w:sz w:val="24"/>
           <w:szCs w:val="24"/>
         </w:rPr>
-        <w:t xml:space="preserve">        if j == len(sub_string):</w:t>
-      </w:r>
-      <w:r>
-        <w:br w:type="textWrapping"/>
-      </w:r>
+      </w:r>
+      <w:r/>
       <w:r>
         <w:rPr>
           <w:rFonts w:ascii="Cambria" w:hAnsi="Cambria" w:eastAsia="宋体" w:cs="Times New Roman"/>
           <w:sz w:val="24"/>
           <w:szCs w:val="24"/>
         </w:rPr>
-        <w:t xml:space="preserve">            return i + len(sub_string) - 1</w:t>
-      </w:r>
-      <w:r>
-        <w:br w:type="textWrapping"/>
-      </w:r>
+      </w:r>
+      <w:r/>
       <w:r>
         <w:rPr>
           <w:rFonts w:ascii="Cambria" w:hAnsi="Cambria" w:eastAsia="宋体" w:cs="Times New Roman"/>
           <w:sz w:val="24"/>
           <w:szCs w:val="24"/>
         </w:rPr>
-        <w:t xml:space="preserve">    return -1</w:t>
       </w:r>
     </w:p>
     <w:p>
@@ -4908,7 +4900,7 @@
           <w:sz w:val="24"/>
           <w:szCs w:val="24"/>
         </w:rPr>
-        <w:t>Each possible starting position is checked from left to right, character by character. A full match returns i + len(sub_string) - 1, the index of its last character. Returning immediately selects the first occurrence. A substring longer than the main string, or any absent substring, returns -1. The initial empty-substring check applies the convention stated above.</w:t>
+        <w:t>n and m are the lengths of the main string and substring. An empty substring returns 0 immediately. The loop checks possible starting positions from 0 through n - m. The slice main_string[i:i + m] contains m characters because its right endpoint is excluded. If it matches, i + m - 1 is the index of the final matched character. Returning immediately ensures the first occurrence is used. If no match exists, including when the substring is longer than the main string, the function returns -1.</w:t>
       </w:r>
     </w:p>
     <w:p/>
